--- a/moduli/fabbisogno/theme/modelli_programma/A037-MD002 Programma evento residenziale.docx
+++ b/moduli/fabbisogno/theme/modelli_programma/A037-MD002 Programma evento residenziale.docx
@@ -1,6 +1,6 @@
 
 <file path=word/document.xml><?xml version="1.0" encoding="utf-8"?>
-<w:document xmlns:wpc="http://schemas.microsoft.com/office/word/2010/wordprocessingCanvas" xmlns:cx="http://schemas.microsoft.com/office/drawing/2014/chartex" xmlns:cx1="http://schemas.microsoft.com/office/drawing/2015/9/8/chartex" xmlns:cx2="http://schemas.microsoft.com/office/drawing/2015/10/21/chartex" xmlns:cx3="http://schemas.microsoft.com/office/drawing/2016/5/9/chartex" xmlns:cx4="http://schemas.microsoft.com/office/drawing/2016/5/10/chartex" xmlns:cx5="http://schemas.microsoft.com/office/drawing/2016/5/11/chartex" xmlns:cx6="http://schemas.microsoft.com/office/drawing/2016/5/12/chartex" xmlns:cx7="http://schemas.microsoft.com/office/drawing/2016/5/13/chartex" xmlns:cx8="http://schemas.microsoft.com/office/drawing/2016/5/14/chartex" xmlns:mc="http://schemas.openxmlformats.org/markup-compatibility/2006" xmlns:aink="http://schemas.microsoft.com/office/drawing/2016/ink" xmlns:am3d="http://schemas.microsoft.com/office/drawing/2017/model3d" xmlns:o="urn:schemas-microsoft-com:office:office" xmlns:r="http://schemas.openxmlformats.org/officeDocument/2006/relationships" xmlns:m="http://schemas.openxmlformats.org/officeDocument/2006/math" xmlns:v="urn:schemas-microsoft-com:vml" xmlns:wp14="http://schemas.microsoft.com/office/word/2010/wordprocessingDrawing" xmlns:wp="http://schemas.openxmlformats.org/drawingml/2006/wordprocessingDrawing" xmlns:w10="urn:schemas-microsoft-com:office:word" xmlns:w="http://schemas.openxmlformats.org/wordprocessingml/2006/main" xmlns:w14="http://schemas.microsoft.com/office/word/2010/wordml" xmlns:w15="http://schemas.microsoft.com/office/word/2012/wordml" xmlns:w16cid="http://schemas.microsoft.com/office/word/2016/wordml/cid" xmlns:w16se="http://schemas.microsoft.com/office/word/2015/wordml/symex" xmlns:wpg="http://schemas.microsoft.com/office/word/2010/wordprocessingGroup" xmlns:wpi="http://schemas.microsoft.com/office/word/2010/wordprocessingInk" xmlns:wne="http://schemas.microsoft.com/office/word/2006/wordml" xmlns:wps="http://schemas.microsoft.com/office/word/2010/wordprocessingShape" mc:Ignorable="w14 w15 w16se w16cid wp14">
+<w:document xmlns:wpc="http://schemas.microsoft.com/office/word/2010/wordprocessingCanvas" xmlns:cx="http://schemas.microsoft.com/office/drawing/2014/chartex" xmlns:cx1="http://schemas.microsoft.com/office/drawing/2015/9/8/chartex" xmlns:cx2="http://schemas.microsoft.com/office/drawing/2015/10/21/chartex" xmlns:cx3="http://schemas.microsoft.com/office/drawing/2016/5/9/chartex" xmlns:cx4="http://schemas.microsoft.com/office/drawing/2016/5/10/chartex" xmlns:cx5="http://schemas.microsoft.com/office/drawing/2016/5/11/chartex" xmlns:cx6="http://schemas.microsoft.com/office/drawing/2016/5/12/chartex" xmlns:cx7="http://schemas.microsoft.com/office/drawing/2016/5/13/chartex" xmlns:cx8="http://schemas.microsoft.com/office/drawing/2016/5/14/chartex" xmlns:mc="http://schemas.openxmlformats.org/markup-compatibility/2006" xmlns:aink="http://schemas.microsoft.com/office/drawing/2016/ink" xmlns:am3d="http://schemas.microsoft.com/office/drawing/2017/model3d" xmlns:o="urn:schemas-microsoft-com:office:office" xmlns:oel="http://schemas.microsoft.com/office/2019/extlst" xmlns:r="http://schemas.openxmlformats.org/officeDocument/2006/relationships" xmlns:m="http://schemas.openxmlformats.org/officeDocument/2006/math" xmlns:v="urn:schemas-microsoft-com:vml" xmlns:wp14="http://schemas.microsoft.com/office/word/2010/wordprocessingDrawing" xmlns:wp="http://schemas.openxmlformats.org/drawingml/2006/wordprocessingDrawing" xmlns:w10="urn:schemas-microsoft-com:office:word" xmlns:w="http://schemas.openxmlformats.org/wordprocessingml/2006/main" xmlns:w14="http://schemas.microsoft.com/office/word/2010/wordml" xmlns:w15="http://schemas.microsoft.com/office/word/2012/wordml" xmlns:w16cex="http://schemas.microsoft.com/office/word/2018/wordml/cex" xmlns:w16cid="http://schemas.microsoft.com/office/word/2016/wordml/cid" xmlns:w16="http://schemas.microsoft.com/office/word/2018/wordml" xmlns:w16du="http://schemas.microsoft.com/office/word/2023/wordml/word16du" xmlns:w16sdtdh="http://schemas.microsoft.com/office/word/2020/wordml/sdtdatahash" xmlns:w16sdtfl="http://schemas.microsoft.com/office/word/2024/wordml/sdtformatlock" xmlns:w16se="http://schemas.microsoft.com/office/word/2015/wordml/symex" xmlns:wpg="http://schemas.microsoft.com/office/word/2010/wordprocessingGroup" xmlns:wpi="http://schemas.microsoft.com/office/word/2010/wordprocessingInk" xmlns:wne="http://schemas.microsoft.com/office/word/2006/wordml" xmlns:wps="http://schemas.microsoft.com/office/word/2010/wordprocessingShape" mc:Ignorable="w14 w15 w16se w16cid w16 w16cex w16sdtdh w16sdtfl w16du wp14">
   <w:body>
     <w:tbl>
       <w:tblPr>
@@ -642,7 +642,6 @@
         </w:rPr>
         <w:t>${</w:t>
       </w:r>
-      <w:proofErr w:type="spellStart"/>
       <w:r>
         <w:rPr>
           <w:rFonts w:ascii="Century Gothic" w:hAnsi="Century Gothic"/>
@@ -659,7 +658,6 @@
         </w:rPr>
         <w:t>Blended</w:t>
       </w:r>
-      <w:proofErr w:type="spellEnd"/>
       <w:r>
         <w:rPr>
           <w:rFonts w:ascii="Century Gothic" w:hAnsi="Century Gothic"/>
@@ -885,8 +883,8 @@
       <w:tblGrid>
         <w:gridCol w:w="1701"/>
         <w:gridCol w:w="709"/>
-        <w:gridCol w:w="709"/>
-        <w:gridCol w:w="6923"/>
+        <w:gridCol w:w="3436"/>
+        <w:gridCol w:w="4196"/>
       </w:tblGrid>
       <w:tr>
         <w:tc>
@@ -941,7 +939,7 @@
         </w:tc>
         <w:tc>
           <w:tcPr>
-            <w:tcW w:w="709" w:type="dxa"/>
+            <w:tcW w:w="3436" w:type="dxa"/>
           </w:tcPr>
           <w:p>
             <w:pPr>
@@ -966,23 +964,30 @@
                 <w:sz w:val="18"/>
                 <w:szCs w:val="18"/>
               </w:rPr>
-              <w:t>Date:</w:t>
+              <w:t xml:space="preserve">ID Edizione 1      </w:t>
             </w:r>
             <w:r>
               <w:rPr>
                 <w:rFonts w:ascii="Century Gothic" w:hAnsi="Century Gothic" w:cs="Helvetica"/>
-                <w:b/>
                 <w:bCs/>
                 <w:sz w:val="18"/>
                 <w:szCs w:val="18"/>
               </w:rPr>
-              <w:t xml:space="preserve"> </w:t>
+              <w:t>_______________</w:t>
+            </w:r>
+            <w:r>
+              <w:rPr>
+                <w:rFonts w:ascii="Century Gothic" w:hAnsi="Century Gothic" w:cs="Helvetica"/>
+                <w:sz w:val="18"/>
+                <w:szCs w:val="18"/>
+              </w:rPr>
+              <w:t xml:space="preserve">        </w:t>
             </w:r>
           </w:p>
         </w:tc>
         <w:tc>
           <w:tcPr>
-            <w:tcW w:w="6923" w:type="dxa"/>
+            <w:tcW w:w="4196" w:type="dxa"/>
           </w:tcPr>
           <w:p>
             <w:pPr>
@@ -1004,11 +1009,20 @@
             <w:r>
               <w:rPr>
                 <w:rFonts w:ascii="Century Gothic" w:hAnsi="Century Gothic" w:cs="Helvetica"/>
+                <w:sz w:val="18"/>
+                <w:szCs w:val="18"/>
+              </w:rPr>
+              <w:t>Date:</w:t>
+            </w:r>
+            <w:r>
+              <w:rPr>
+                <w:rFonts w:ascii="Century Gothic" w:hAnsi="Century Gothic" w:cs="Helvetica"/>
+                <w:b/>
                 <w:bCs/>
                 <w:sz w:val="18"/>
                 <w:szCs w:val="18"/>
               </w:rPr>
-              <w:t>_________________________________________________________________________</w:t>
+              <w:t xml:space="preserve"> </w:t>
             </w:r>
           </w:p>
         </w:tc>
@@ -1068,7 +1082,7 @@
         </w:tc>
         <w:tc>
           <w:tcPr>
-            <w:tcW w:w="709" w:type="dxa"/>
+            <w:tcW w:w="3436" w:type="dxa"/>
             <w:shd w:val="clear" w:color="auto" w:fill="FFFFFF"/>
           </w:tcPr>
           <w:p>
@@ -1092,13 +1106,30 @@
                 <w:sz w:val="18"/>
                 <w:szCs w:val="18"/>
               </w:rPr>
-              <w:t>Date:</w:t>
+              <w:t xml:space="preserve">ID Edizione […]  </w:t>
+            </w:r>
+            <w:r>
+              <w:rPr>
+                <w:rFonts w:ascii="Century Gothic" w:hAnsi="Century Gothic" w:cs="Helvetica"/>
+                <w:bCs/>
+                <w:sz w:val="18"/>
+                <w:szCs w:val="18"/>
+              </w:rPr>
+              <w:t>_______________</w:t>
+            </w:r>
+            <w:r>
+              <w:rPr>
+                <w:rFonts w:ascii="Century Gothic" w:hAnsi="Century Gothic" w:cs="Helvetica"/>
+                <w:sz w:val="18"/>
+                <w:szCs w:val="18"/>
+              </w:rPr>
+              <w:t xml:space="preserve">        </w:t>
             </w:r>
           </w:p>
         </w:tc>
         <w:tc>
           <w:tcPr>
-            <w:tcW w:w="6923" w:type="dxa"/>
+            <w:tcW w:w="4196" w:type="dxa"/>
             <w:shd w:val="clear" w:color="auto" w:fill="FFFFFF"/>
           </w:tcPr>
           <w:p>
@@ -1120,11 +1151,20 @@
             <w:r>
               <w:rPr>
                 <w:rFonts w:ascii="Century Gothic" w:hAnsi="Century Gothic" w:cs="Helvetica"/>
+                <w:sz w:val="18"/>
+                <w:szCs w:val="18"/>
+              </w:rPr>
+              <w:t>Date:</w:t>
+            </w:r>
+            <w:r>
+              <w:rPr>
+                <w:rFonts w:ascii="Century Gothic" w:hAnsi="Century Gothic" w:cs="Helvetica"/>
+                <w:b/>
                 <w:bCs/>
                 <w:sz w:val="18"/>
                 <w:szCs w:val="18"/>
               </w:rPr>
-              <w:t>_________________________________________________________________________</w:t>
+              <w:t xml:space="preserve"> </w:t>
             </w:r>
           </w:p>
         </w:tc>
@@ -1539,27 +1579,7 @@
           <w:sz w:val="18"/>
           <w:szCs w:val="18"/>
         </w:rPr>
-        <w:t>${</w:t>
-      </w:r>
-      <w:proofErr w:type="spellStart"/>
-      <w:r>
-        <w:rPr>
-          <w:rFonts w:ascii="Century Gothic" w:hAnsi="Century Gothic" w:cs="Arial"/>
-          <w:bCs/>
-          <w:sz w:val="18"/>
-          <w:szCs w:val="18"/>
-        </w:rPr>
-        <w:t>obiettivi_specifici</w:t>
-      </w:r>
-      <w:proofErr w:type="spellEnd"/>
-      <w:r>
-        <w:rPr>
-          <w:rFonts w:ascii="Century Gothic" w:hAnsi="Century Gothic" w:cs="Arial"/>
-          <w:bCs/>
-          <w:sz w:val="18"/>
-          <w:szCs w:val="18"/>
-        </w:rPr>
-        <w:t>}</w:t>
+        <w:t>${obiettivi_specifici}</w:t>
       </w:r>
     </w:p>
     <w:bookmarkEnd w:id="2"/>
@@ -1657,9 +1677,43 @@
           <w:sz w:val="18"/>
           <w:szCs w:val="18"/>
         </w:rPr>
-        <w:t>${</w:t>
-      </w:r>
-      <w:proofErr w:type="spellStart"/>
+        <w:t>${checkBoxObTecnici}</w:t>
+      </w:r>
+      <w:r>
+        <w:rPr>
+          <w:rFonts w:ascii="Century Gothic" w:hAnsi="Century Gothic"/>
+          <w:sz w:val="18"/>
+          <w:szCs w:val="18"/>
+        </w:rPr>
+        <w:t xml:space="preserve"> obiettivi formativi </w:t>
+      </w:r>
+      <w:r>
+        <w:rPr>
+          <w:rFonts w:ascii="Century Gothic" w:hAnsi="Century Gothic"/>
+          <w:b/>
+          <w:sz w:val="18"/>
+          <w:szCs w:val="18"/>
+        </w:rPr>
+        <w:t>tecnico – professionali</w:t>
+      </w:r>
+      <w:r>
+        <w:rPr>
+          <w:rFonts w:ascii="Century Gothic" w:hAnsi="Century Gothic"/>
+          <w:sz w:val="18"/>
+          <w:szCs w:val="18"/>
+        </w:rPr>
+        <w:t xml:space="preserve"> (10, 18, 19, 20, 21, 22, 23, 24, 25, 26, 27, 28, 29, 34, 35, 36, 37 e 38)</w:t>
+      </w:r>
+    </w:p>
+    <w:p>
+      <w:pPr>
+        <w:ind w:right="-144"/>
+        <w:rPr>
+          <w:rFonts w:ascii="Century Gothic" w:hAnsi="Century Gothic"/>
+          <w:sz w:val="18"/>
+          <w:szCs w:val="18"/>
+        </w:rPr>
+      </w:pPr>
       <w:r>
         <w:rPr>
           <w:rFonts w:ascii="Century Gothic" w:hAnsi="Century Gothic" w:cs="Arial"/>
@@ -1667,9 +1721,43 @@
           <w:sz w:val="18"/>
           <w:szCs w:val="18"/>
         </w:rPr>
-        <w:t>checkBoxObTecnici</w:t>
-      </w:r>
-      <w:proofErr w:type="spellEnd"/>
+        <w:t>${checkBoxObProcesso}</w:t>
+      </w:r>
+      <w:r>
+        <w:rPr>
+          <w:rFonts w:ascii="Century Gothic" w:hAnsi="Century Gothic"/>
+          <w:sz w:val="18"/>
+          <w:szCs w:val="18"/>
+        </w:rPr>
+        <w:t xml:space="preserve"> obiettivi formativi </w:t>
+      </w:r>
+      <w:r>
+        <w:rPr>
+          <w:rFonts w:ascii="Century Gothic" w:hAnsi="Century Gothic"/>
+          <w:b/>
+          <w:sz w:val="18"/>
+          <w:szCs w:val="18"/>
+        </w:rPr>
+        <w:t>di processo</w:t>
+      </w:r>
+      <w:r>
+        <w:rPr>
+          <w:rFonts w:ascii="Century Gothic" w:hAnsi="Century Gothic"/>
+          <w:sz w:val="18"/>
+          <w:szCs w:val="18"/>
+        </w:rPr>
+        <w:t xml:space="preserve"> (3, 4, 7, 8, 9, 11, 12, 13, 14, 15, 30 e 32)</w:t>
+      </w:r>
+    </w:p>
+    <w:p>
+      <w:pPr>
+        <w:ind w:right="-144"/>
+        <w:rPr>
+          <w:rFonts w:ascii="Century Gothic" w:hAnsi="Century Gothic"/>
+          <w:sz w:val="18"/>
+          <w:szCs w:val="18"/>
+        </w:rPr>
+      </w:pPr>
       <w:r>
         <w:rPr>
           <w:rFonts w:ascii="Century Gothic" w:hAnsi="Century Gothic" w:cs="Arial"/>
@@ -1677,135 +1765,7 @@
           <w:sz w:val="18"/>
           <w:szCs w:val="18"/>
         </w:rPr>
-        <w:t>}</w:t>
-      </w:r>
-      <w:r>
-        <w:rPr>
-          <w:rFonts w:ascii="Century Gothic" w:hAnsi="Century Gothic"/>
-          <w:sz w:val="18"/>
-          <w:szCs w:val="18"/>
-        </w:rPr>
-        <w:t xml:space="preserve"> obiettivi formativi </w:t>
-      </w:r>
-      <w:r>
-        <w:rPr>
-          <w:rFonts w:ascii="Century Gothic" w:hAnsi="Century Gothic"/>
-          <w:b/>
-          <w:sz w:val="18"/>
-          <w:szCs w:val="18"/>
-        </w:rPr>
-        <w:t>tecnico – professionali</w:t>
-      </w:r>
-      <w:r>
-        <w:rPr>
-          <w:rFonts w:ascii="Century Gothic" w:hAnsi="Century Gothic"/>
-          <w:sz w:val="18"/>
-          <w:szCs w:val="18"/>
-        </w:rPr>
-        <w:t xml:space="preserve"> (10, 18, 19, 20, 21, 22, 23, 24, 25, 26, 27, 28, 29, 34, 35, 36, 37 e 38)</w:t>
-      </w:r>
-    </w:p>
-    <w:p>
-      <w:pPr>
-        <w:ind w:right="-144"/>
-        <w:rPr>
-          <w:rFonts w:ascii="Century Gothic" w:hAnsi="Century Gothic"/>
-          <w:sz w:val="18"/>
-          <w:szCs w:val="18"/>
-        </w:rPr>
-      </w:pPr>
-      <w:r>
-        <w:rPr>
-          <w:rFonts w:ascii="Century Gothic" w:hAnsi="Century Gothic" w:cs="Arial"/>
-          <w:bCs/>
-          <w:sz w:val="18"/>
-          <w:szCs w:val="18"/>
-        </w:rPr>
-        <w:t>${</w:t>
-      </w:r>
-      <w:proofErr w:type="spellStart"/>
-      <w:r>
-        <w:rPr>
-          <w:rFonts w:ascii="Century Gothic" w:hAnsi="Century Gothic" w:cs="Arial"/>
-          <w:bCs/>
-          <w:sz w:val="18"/>
-          <w:szCs w:val="18"/>
-        </w:rPr>
-        <w:t>checkBoxObProcesso</w:t>
-      </w:r>
-      <w:proofErr w:type="spellEnd"/>
-      <w:r>
-        <w:rPr>
-          <w:rFonts w:ascii="Century Gothic" w:hAnsi="Century Gothic" w:cs="Arial"/>
-          <w:bCs/>
-          <w:sz w:val="18"/>
-          <w:szCs w:val="18"/>
-        </w:rPr>
-        <w:t>}</w:t>
-      </w:r>
-      <w:r>
-        <w:rPr>
-          <w:rFonts w:ascii="Century Gothic" w:hAnsi="Century Gothic"/>
-          <w:sz w:val="18"/>
-          <w:szCs w:val="18"/>
-        </w:rPr>
-        <w:t xml:space="preserve"> obiettivi formativi </w:t>
-      </w:r>
-      <w:r>
-        <w:rPr>
-          <w:rFonts w:ascii="Century Gothic" w:hAnsi="Century Gothic"/>
-          <w:b/>
-          <w:sz w:val="18"/>
-          <w:szCs w:val="18"/>
-        </w:rPr>
-        <w:t>di processo</w:t>
-      </w:r>
-      <w:r>
-        <w:rPr>
-          <w:rFonts w:ascii="Century Gothic" w:hAnsi="Century Gothic"/>
-          <w:sz w:val="18"/>
-          <w:szCs w:val="18"/>
-        </w:rPr>
-        <w:t xml:space="preserve"> (3, 4, 7, 8, 9, 11, 12, 13, 14, 15, 30 e 32)</w:t>
-      </w:r>
-    </w:p>
-    <w:p>
-      <w:pPr>
-        <w:ind w:right="-144"/>
-        <w:rPr>
-          <w:rFonts w:ascii="Century Gothic" w:hAnsi="Century Gothic"/>
-          <w:sz w:val="18"/>
-          <w:szCs w:val="18"/>
-        </w:rPr>
-      </w:pPr>
-      <w:r>
-        <w:rPr>
-          <w:rFonts w:ascii="Century Gothic" w:hAnsi="Century Gothic" w:cs="Arial"/>
-          <w:bCs/>
-          <w:sz w:val="18"/>
-          <w:szCs w:val="18"/>
-        </w:rPr>
-        <w:t>${</w:t>
-      </w:r>
-      <w:proofErr w:type="spellStart"/>
-      <w:r>
-        <w:rPr>
-          <w:rFonts w:ascii="Century Gothic" w:hAnsi="Century Gothic" w:cs="Arial"/>
-          <w:bCs/>
-          <w:sz w:val="18"/>
-          <w:szCs w:val="18"/>
-        </w:rPr>
-        <w:t>checkBoxObSistema</w:t>
-      </w:r>
-      <w:proofErr w:type="spellEnd"/>
-      <w:r>
-        <w:rPr>
-          <w:rFonts w:ascii="Century Gothic" w:hAnsi="Century Gothic" w:cs="Arial"/>
-          <w:bCs/>
-          <w:sz w:val="18"/>
-          <w:szCs w:val="18"/>
-        </w:rPr>
-        <w:t xml:space="preserve">} </w:t>
+        <w:t xml:space="preserve">${checkBoxObSistema} </w:t>
       </w:r>
       <w:r>
         <w:rPr>
@@ -1925,27 +1885,7 @@
           <w:sz w:val="18"/>
           <w:szCs w:val="18"/>
         </w:rPr>
-        <w:t>{</w:t>
-      </w:r>
-      <w:proofErr w:type="spellStart"/>
-      <w:r>
-        <w:rPr>
-          <w:rFonts w:ascii="Century Gothic" w:hAnsi="Century Gothic" w:cs="Arial"/>
-          <w:bCs/>
-          <w:sz w:val="18"/>
-          <w:szCs w:val="18"/>
-        </w:rPr>
-        <w:t>n_obiettivo_riferimento</w:t>
-      </w:r>
-      <w:proofErr w:type="spellEnd"/>
-      <w:r>
-        <w:rPr>
-          <w:rFonts w:ascii="Century Gothic" w:hAnsi="Century Gothic" w:cs="Arial"/>
-          <w:bCs/>
-          <w:sz w:val="18"/>
-          <w:szCs w:val="18"/>
-        </w:rPr>
-        <w:t>}</w:t>
+        <w:t>{n_obiettivo_riferimento}</w:t>
       </w:r>
       <w:r>
         <w:rPr>
@@ -1996,27 +1936,7 @@
           <w:sz w:val="18"/>
           <w:szCs w:val="18"/>
         </w:rPr>
-        <w:t>{</w:t>
-      </w:r>
-      <w:proofErr w:type="spellStart"/>
-      <w:r>
-        <w:rPr>
-          <w:rFonts w:ascii="Century Gothic" w:hAnsi="Century Gothic" w:cs="Arial"/>
-          <w:bCs/>
-          <w:sz w:val="18"/>
-          <w:szCs w:val="18"/>
-        </w:rPr>
-        <w:t>desc_obiettivo_riferimento</w:t>
-      </w:r>
-      <w:proofErr w:type="spellEnd"/>
-      <w:r>
-        <w:rPr>
-          <w:rFonts w:ascii="Century Gothic" w:hAnsi="Century Gothic" w:cs="Arial"/>
-          <w:bCs/>
-          <w:sz w:val="18"/>
-          <w:szCs w:val="18"/>
-        </w:rPr>
-        <w:t>}</w:t>
+        <w:t>{desc_obiettivo_riferimento}</w:t>
       </w:r>
       <w:r>
         <w:rPr>
@@ -2053,13 +1973,15 @@
     </w:p>
     <w:p>
       <w:pPr>
-        <w:jc w:val="right"/>
+        <w:ind w:right="-144"/>
         <w:rPr>
           <w:rFonts w:ascii="Century Gothic" w:hAnsi="Century Gothic" w:cs="Arial"/>
           <w:b/>
           <w:bCs/>
-          <w:sz w:val="16"/>
-          <w:szCs w:val="16"/>
+          <w:color w:val="339966"/>
+          <w:sz w:val="18"/>
+          <w:szCs w:val="18"/>
+          <w:u w:val="single"/>
         </w:rPr>
       </w:pPr>
     </w:p>
@@ -2172,23 +2094,34 @@
           <w:sz w:val="18"/>
           <w:szCs w:val="18"/>
         </w:rPr>
-        <w:t xml:space="preserve"> Nuova modalità </w:t>
-      </w:r>
-      <w:r>
-        <w:rPr>
-          <w:rFonts w:ascii="Century Gothic" w:hAnsi="Century Gothic"/>
-          <w:sz w:val="18"/>
-          <w:szCs w:val="18"/>
-        </w:rPr>
-        <w:t>di</w:t>
-      </w:r>
-      <w:r>
-        <w:rPr>
-          <w:rFonts w:ascii="Century Gothic" w:hAnsi="Century Gothic"/>
-          <w:sz w:val="18"/>
-          <w:szCs w:val="18"/>
-        </w:rPr>
-        <w:t xml:space="preserve"> presa in carico dei pazienti cronici e fragili</w:t>
+        <w:t xml:space="preserve"> </w:t>
+      </w:r>
+      <w:r>
+        <w:rPr>
+          <w:rFonts w:ascii="Century Gothic" w:hAnsi="Century Gothic"/>
+          <w:sz w:val="18"/>
+          <w:szCs w:val="18"/>
+        </w:rPr>
+        <w:t>Reti di prossimità: nuove modalità di presa in carico dei pazienti cronici e fragili e azioni a potenziamento della</w:t>
+      </w:r>
+    </w:p>
+    <w:p>
+      <w:pPr>
+        <w:ind w:right="-144"/>
+        <w:jc w:val="both"/>
+        <w:rPr>
+          <w:rFonts w:ascii="Century Gothic" w:hAnsi="Century Gothic"/>
+          <w:sz w:val="18"/>
+          <w:szCs w:val="18"/>
+        </w:rPr>
+      </w:pPr>
+      <w:r>
+        <w:rPr>
+          <w:rFonts w:ascii="Century Gothic" w:hAnsi="Century Gothic"/>
+          <w:sz w:val="18"/>
+          <w:szCs w:val="18"/>
+        </w:rPr>
+        <w:t>medicina generale.</w:t>
       </w:r>
     </w:p>
     <w:p>
@@ -2256,7 +2189,15 @@
           <w:sz w:val="18"/>
           <w:szCs w:val="18"/>
         </w:rPr>
-        <w:t xml:space="preserve"> Sviluppo del SSL attraverso l'implementazione della telemedicina</w:t>
+        <w:t xml:space="preserve"> </w:t>
+      </w:r>
+      <w:r>
+        <w:rPr>
+          <w:rFonts w:ascii="Century Gothic" w:hAnsi="Century Gothic"/>
+          <w:sz w:val="18"/>
+          <w:szCs w:val="18"/>
+        </w:rPr>
+        <w:t>Tutela della salute e sicurezza del lavoratore</w:t>
       </w:r>
     </w:p>
     <w:p>
@@ -2324,12 +2265,39 @@
           <w:sz w:val="18"/>
           <w:szCs w:val="18"/>
         </w:rPr>
-        <w:t xml:space="preserve"> Tutela della salute e sicurezza del lavoratore</w:t>
+        <w:t xml:space="preserve"> </w:t>
+      </w:r>
+      <w:r>
+        <w:rPr>
+          <w:rFonts w:ascii="Century Gothic" w:hAnsi="Century Gothic"/>
+          <w:sz w:val="18"/>
+          <w:szCs w:val="18"/>
+        </w:rPr>
+        <w:t>Approccio one health: promozione di stili di vita e ambienti favorevoli alla salute, prevenzione dei fattori di rischio</w:t>
       </w:r>
     </w:p>
     <w:p>
       <w:pPr>
-        <w:ind w:left="284" w:right="-144" w:hanging="284"/>
+        <w:ind w:right="-144"/>
+        <w:jc w:val="both"/>
+        <w:rPr>
+          <w:rFonts w:ascii="Century Gothic" w:hAnsi="Century Gothic"/>
+          <w:sz w:val="18"/>
+          <w:szCs w:val="18"/>
+        </w:rPr>
+      </w:pPr>
+      <w:r>
+        <w:rPr>
+          <w:rFonts w:ascii="Century Gothic" w:hAnsi="Century Gothic"/>
+          <w:sz w:val="18"/>
+          <w:szCs w:val="18"/>
+        </w:rPr>
+        <w:t>comportamentali delle malattie cronico degenerative e delle dipendenze.</w:t>
+      </w:r>
+    </w:p>
+    <w:p>
+      <w:pPr>
+        <w:ind w:right="-144"/>
         <w:jc w:val="both"/>
         <w:rPr>
           <w:rFonts w:ascii="Century Gothic" w:hAnsi="Century Gothic"/>
@@ -2392,7 +2360,15 @@
           <w:sz w:val="18"/>
           <w:szCs w:val="18"/>
         </w:rPr>
-        <w:t xml:space="preserve"> Promozione di stili di vita e ambienti favorevoli alla salute, prevenzione dei fattori di rischio comportamentali delle malattie cronico degenerative, dipendenze</w:t>
+        <w:t xml:space="preserve"> </w:t>
+      </w:r>
+      <w:r>
+        <w:rPr>
+          <w:rFonts w:ascii="Century Gothic" w:hAnsi="Century Gothic"/>
+          <w:sz w:val="18"/>
+          <w:szCs w:val="18"/>
+        </w:rPr>
+        <w:t>Azioni formative a sostegno delle capacità relazionali.</w:t>
       </w:r>
     </w:p>
     <w:p>
@@ -2460,12 +2436,20 @@
           <w:sz w:val="18"/>
           <w:szCs w:val="18"/>
         </w:rPr>
-        <w:t xml:space="preserve"> Strumenti per la sanità digitale</w:t>
+        <w:t xml:space="preserve"> </w:t>
+      </w:r>
+      <w:r>
+        <w:rPr>
+          <w:rFonts w:ascii="Century Gothic" w:hAnsi="Century Gothic"/>
+          <w:sz w:val="18"/>
+          <w:szCs w:val="18"/>
+        </w:rPr>
+        <w:t>Applicazione ai percorsi formativi ECM-CPD di metodologie per la misurazione delle ricadute organizzative</w:t>
       </w:r>
     </w:p>
     <w:p>
       <w:pPr>
-        <w:ind w:left="284" w:right="-144" w:hanging="284"/>
+        <w:ind w:right="-144"/>
         <w:jc w:val="both"/>
         <w:rPr>
           <w:rFonts w:ascii="Century Gothic" w:hAnsi="Century Gothic"/>
@@ -2536,39 +2520,7 @@
           <w:sz w:val="18"/>
           <w:szCs w:val="18"/>
         </w:rPr>
-        <w:t>Applicazione del Decreto del Ministero della Salute 2 aprile 2015</w:t>
-      </w:r>
-      <w:r>
-        <w:rPr>
-          <w:rFonts w:ascii="Century Gothic" w:hAnsi="Century Gothic"/>
-          <w:sz w:val="18"/>
-          <w:szCs w:val="18"/>
-        </w:rPr>
-        <w:t>,</w:t>
-      </w:r>
-      <w:r>
-        <w:rPr>
-          <w:rFonts w:ascii="Century Gothic" w:hAnsi="Century Gothic"/>
-          <w:sz w:val="18"/>
-          <w:szCs w:val="18"/>
-        </w:rPr>
-        <w:t xml:space="preserve"> n. 70 “Regolamento recante definizione degli </w:t>
-      </w:r>
-      <w:r>
-        <w:rPr>
-          <w:rFonts w:ascii="Century Gothic" w:hAnsi="Century Gothic"/>
-          <w:sz w:val="18"/>
-          <w:szCs w:val="18"/>
-        </w:rPr>
-        <w:t>s</w:t>
-      </w:r>
-      <w:r>
-        <w:rPr>
-          <w:rFonts w:ascii="Century Gothic" w:hAnsi="Century Gothic"/>
-          <w:sz w:val="18"/>
-          <w:szCs w:val="18"/>
-        </w:rPr>
-        <w:t>tandard qualitativi, strutturali, tecnologici e quantitativi relativi all’assistenza ospedaliera"</w:t>
+        <w:t>Nuovi paradigmi dell’area emergenza urgenza per Regione Lombardia.</w:t>
       </w:r>
     </w:p>
     <w:p>
@@ -2606,18 +2558,6 @@
     </w:p>
     <w:p>
       <w:pPr>
-        <w:jc w:val="right"/>
-        <w:rPr>
-          <w:rFonts w:ascii="Century Gothic" w:hAnsi="Century Gothic" w:cs="Arial"/>
-          <w:b/>
-          <w:bCs/>
-          <w:sz w:val="16"/>
-          <w:szCs w:val="16"/>
-        </w:rPr>
-      </w:pPr>
-    </w:p>
-    <w:p>
-      <w:pPr>
         <w:ind w:right="-144"/>
         <w:rPr>
           <w:rFonts w:ascii="Century Gothic" w:hAnsi="Century Gothic" w:cs="Arial"/>
@@ -2637,6 +2577,7 @@
           <w:szCs w:val="18"/>
           <w:u w:val="single"/>
         </w:rPr>
+        <w:lastRenderedPageBreak/>
         <w:t xml:space="preserve">TEMATICA </w:t>
       </w:r>
       <w:r>
@@ -2889,7 +2830,7 @@
           <w:sz w:val="18"/>
           <w:szCs w:val="18"/>
         </w:rPr>
-        <w:t xml:space="preserve"> Responsabilità professionale (associabile obiettivo ECM n. 6)</w:t>
+        <w:t xml:space="preserve"> Gestione delle situazioni che generano violenza nei confronti dell’operatore sanitario (associabile obiettivo ECM n. 20 – 32 – 33)</w:t>
       </w:r>
     </w:p>
     <w:p>
@@ -2957,7 +2898,7 @@
           <w:sz w:val="18"/>
           <w:szCs w:val="18"/>
         </w:rPr>
-        <w:t xml:space="preserve"> Gestione delle situazioni che generano violenza nei confronti dell’operatore sanitario (associabile obiettivo ECM n. 20 – 32 – 33)</w:t>
+        <w:t xml:space="preserve"> Antimicrobico-resistenza (associabile obiettivo ECM n. 20 – 32 – 33)</w:t>
       </w:r>
     </w:p>
     <w:p>
@@ -3025,7 +2966,7 @@
           <w:sz w:val="18"/>
           <w:szCs w:val="18"/>
         </w:rPr>
-        <w:t xml:space="preserve"> Antimicrobico-resistenza (associabile obiettivo ECM n. 20 – 32 – 33)</w:t>
+        <w:t xml:space="preserve"> L’infezione da Coronavirus 2019 nCoV (associabile obiettivo ECM n. 20 – 32 – 33)</w:t>
       </w:r>
     </w:p>
     <w:p>
@@ -3093,7 +3034,7 @@
           <w:sz w:val="18"/>
           <w:szCs w:val="18"/>
         </w:rPr>
-        <w:t xml:space="preserve"> Utilizzo della cannabis terapeutica nelle pratiche di gestione del dolore (associabile obiettivo ECM n. 21)</w:t>
+        <w:t xml:space="preserve"> La medicina di genere (associabile obiettivo ECM n. 20 – 32 – 33)</w:t>
       </w:r>
     </w:p>
     <w:p>
@@ -3161,25 +3102,7 @@
           <w:sz w:val="18"/>
           <w:szCs w:val="18"/>
         </w:rPr>
-        <w:t xml:space="preserve"> L’infezione da Coronavirus 2019 </w:t>
-      </w:r>
-      <w:proofErr w:type="spellStart"/>
-      <w:r>
-        <w:rPr>
-          <w:rFonts w:ascii="Century Gothic" w:hAnsi="Century Gothic"/>
-          <w:sz w:val="18"/>
-          <w:szCs w:val="18"/>
-        </w:rPr>
-        <w:t>nCoV</w:t>
-      </w:r>
-      <w:proofErr w:type="spellEnd"/>
-      <w:r>
-        <w:rPr>
-          <w:rFonts w:ascii="Century Gothic" w:hAnsi="Century Gothic"/>
-          <w:sz w:val="18"/>
-          <w:szCs w:val="18"/>
-        </w:rPr>
-        <w:t xml:space="preserve"> (associabile obiettivo ECM n. 20 – 32 – 33)</w:t>
+        <w:t xml:space="preserve"> Sanità digitale (associabile obiettivo ECM n. 20 – 32 – 33)</w:t>
       </w:r>
     </w:p>
     <w:p>
@@ -3247,93 +3170,13 @@
           <w:sz w:val="18"/>
           <w:szCs w:val="18"/>
         </w:rPr>
-        <w:t xml:space="preserve"> </w:t>
-      </w:r>
-      <w:r>
-        <w:rPr>
-          <w:rFonts w:ascii="Century Gothic" w:hAnsi="Century Gothic"/>
-          <w:sz w:val="18"/>
-        </w:rPr>
-        <w:t>L</w:t>
-      </w:r>
-      <w:r>
-        <w:rPr>
-          <w:rFonts w:ascii="Century Gothic" w:hAnsi="Century Gothic"/>
-          <w:sz w:val="18"/>
-          <w:szCs w:val="18"/>
-        </w:rPr>
-        <w:t>a medicina di genere (associabile obiettivo ECM n. 20 – 32 – 33)</w:t>
+        <w:t xml:space="preserve"> Piano strategico operativo nazionale di preparazione e risposta a una pandemia influenzale (PanFlu 2021 – 2023). Aspetti scientifici, tecnico-operativi, giuridiconormativi e di gestione delle emergenze (associabile obiettivo ECM n. 20)</w:t>
       </w:r>
     </w:p>
     <w:p>
       <w:pPr>
-        <w:jc w:val="right"/>
-        <w:rPr>
-          <w:rFonts w:ascii="Century Gothic" w:hAnsi="Century Gothic" w:cs="Arial"/>
-          <w:b/>
-          <w:bCs/>
-          <w:sz w:val="16"/>
-          <w:szCs w:val="16"/>
-        </w:rPr>
-      </w:pPr>
-    </w:p>
-    <w:p>
-      <w:pPr>
-        <w:jc w:val="right"/>
-        <w:rPr>
-          <w:rFonts w:ascii="Century Gothic" w:hAnsi="Century Gothic" w:cs="Arial"/>
-          <w:b/>
-          <w:bCs/>
-          <w:sz w:val="16"/>
-          <w:szCs w:val="16"/>
-        </w:rPr>
-      </w:pPr>
-    </w:p>
-    <w:p>
-      <w:pPr>
-        <w:rPr>
-          <w:rFonts w:ascii="Century Gothic" w:hAnsi="Century Gothic"/>
-          <w:b/>
-          <w:color w:val="339966"/>
-          <w:sz w:val="18"/>
-          <w:szCs w:val="18"/>
-          <w:u w:val="single"/>
-        </w:rPr>
-      </w:pPr>
-      <w:r>
-        <w:rPr>
-          <w:rFonts w:ascii="Century Gothic" w:hAnsi="Century Gothic"/>
-          <w:b/>
-          <w:color w:val="339966"/>
-          <w:sz w:val="18"/>
-          <w:szCs w:val="18"/>
-          <w:u w:val="single"/>
-        </w:rPr>
-        <w:t xml:space="preserve">METODOLOGIA DIDATTICA </w:t>
-      </w:r>
-      <w:r>
-        <w:rPr>
-          <w:rFonts w:ascii="Century Gothic" w:hAnsi="Century Gothic"/>
-          <w:color w:val="339966"/>
-          <w:sz w:val="18"/>
-          <w:szCs w:val="18"/>
-          <w:u w:val="single"/>
-        </w:rPr>
-        <w:t>(prevalente):</w:t>
-      </w:r>
-    </w:p>
-    <w:p>
-      <w:pPr>
-        <w:ind w:right="-144"/>
-        <w:rPr>
-          <w:rFonts w:ascii="Century Gothic" w:hAnsi="Century Gothic"/>
-          <w:sz w:val="8"/>
-          <w:szCs w:val="8"/>
-        </w:rPr>
-      </w:pPr>
-    </w:p>
-    <w:p>
-      <w:pPr>
+        <w:ind w:left="284" w:right="-144" w:hanging="284"/>
+        <w:jc w:val="both"/>
         <w:rPr>
           <w:rFonts w:ascii="Century Gothic" w:hAnsi="Century Gothic"/>
           <w:sz w:val="18"/>
@@ -3395,11 +3238,13 @@
           <w:sz w:val="18"/>
           <w:szCs w:val="18"/>
         </w:rPr>
-        <w:t xml:space="preserve"> Lezione / Discussione</w:t>
+        <w:t xml:space="preserve"> Regolamento recante la definizione di modelli e standard per lo sviluppo dell’assistenza territoriale nel Servizio sanitario nazionale (associabile obiettivo ECM n. 20 – 32 – 33)</w:t>
       </w:r>
     </w:p>
     <w:p>
       <w:pPr>
+        <w:ind w:left="284" w:right="-144" w:hanging="284"/>
+        <w:jc w:val="both"/>
         <w:rPr>
           <w:rFonts w:ascii="Century Gothic" w:hAnsi="Century Gothic"/>
           <w:sz w:val="18"/>
@@ -3461,11 +3306,13 @@
           <w:sz w:val="18"/>
           <w:szCs w:val="18"/>
         </w:rPr>
-        <w:t xml:space="preserve"> Dimostrazione</w:t>
+        <w:t xml:space="preserve"> Formazione in infezioni ospedaliere (associabile obiettivo ECM n. 20 – 32 – 33)</w:t>
       </w:r>
     </w:p>
     <w:p>
       <w:pPr>
+        <w:ind w:left="284" w:right="-144" w:hanging="284"/>
+        <w:jc w:val="both"/>
         <w:rPr>
           <w:rFonts w:ascii="Century Gothic" w:hAnsi="Century Gothic"/>
           <w:sz w:val="18"/>
@@ -3527,11 +3374,13 @@
           <w:sz w:val="18"/>
           <w:szCs w:val="18"/>
         </w:rPr>
-        <w:t xml:space="preserve"> Lavoro in piccolo gruppo</w:t>
+        <w:t xml:space="preserve"> Health Technology Assessment – HTA (associabile obiettivo ECM n. 20 – 29 – 32 – 33)</w:t>
       </w:r>
     </w:p>
     <w:p>
       <w:pPr>
+        <w:ind w:left="284" w:right="-144" w:hanging="284"/>
+        <w:jc w:val="both"/>
         <w:rPr>
           <w:rFonts w:ascii="Century Gothic" w:hAnsi="Century Gothic"/>
           <w:sz w:val="18"/>
@@ -3593,8 +3442,75 @@
           <w:sz w:val="18"/>
           <w:szCs w:val="18"/>
         </w:rPr>
-        <w:t xml:space="preserve"> Analisi di casi</w:t>
-      </w:r>
+        <w:t>Formazione sull’uso improprio del Fentanyl e di altri oppioidi sintetici (associabile obiettivo ECM n. 20 – 25 – 32 – 33)</w:t>
+      </w:r>
+    </w:p>
+    <w:p>
+      <w:pPr>
+        <w:jc w:val="right"/>
+        <w:rPr>
+          <w:rFonts w:ascii="Century Gothic" w:hAnsi="Century Gothic" w:cs="Arial"/>
+          <w:b/>
+          <w:bCs/>
+          <w:sz w:val="16"/>
+          <w:szCs w:val="16"/>
+        </w:rPr>
+      </w:pPr>
+    </w:p>
+    <w:p>
+      <w:pPr>
+        <w:jc w:val="right"/>
+        <w:rPr>
+          <w:rFonts w:ascii="Century Gothic" w:hAnsi="Century Gothic" w:cs="Arial"/>
+          <w:b/>
+          <w:bCs/>
+          <w:sz w:val="16"/>
+          <w:szCs w:val="16"/>
+        </w:rPr>
+      </w:pPr>
+    </w:p>
+    <w:p>
+      <w:pPr>
+        <w:rPr>
+          <w:rFonts w:ascii="Century Gothic" w:hAnsi="Century Gothic"/>
+          <w:b/>
+          <w:color w:val="339966"/>
+          <w:sz w:val="18"/>
+          <w:szCs w:val="18"/>
+          <w:u w:val="single"/>
+        </w:rPr>
+      </w:pPr>
+      <w:r>
+        <w:rPr>
+          <w:rFonts w:ascii="Century Gothic" w:hAnsi="Century Gothic"/>
+          <w:b/>
+          <w:color w:val="339966"/>
+          <w:sz w:val="18"/>
+          <w:szCs w:val="18"/>
+          <w:u w:val="single"/>
+        </w:rPr>
+        <w:t xml:space="preserve">METODOLOGIA DIDATTICA </w:t>
+      </w:r>
+      <w:r>
+        <w:rPr>
+          <w:rFonts w:ascii="Century Gothic" w:hAnsi="Century Gothic"/>
+          <w:color w:val="339966"/>
+          <w:sz w:val="18"/>
+          <w:szCs w:val="18"/>
+          <w:u w:val="single"/>
+        </w:rPr>
+        <w:t>(prevalente):</w:t>
+      </w:r>
+    </w:p>
+    <w:p>
+      <w:pPr>
+        <w:ind w:right="-144"/>
+        <w:rPr>
+          <w:rFonts w:ascii="Century Gothic" w:hAnsi="Century Gothic"/>
+          <w:sz w:val="8"/>
+          <w:szCs w:val="8"/>
+        </w:rPr>
+      </w:pPr>
     </w:p>
     <w:p>
       <w:pPr>
@@ -3659,36 +3575,8 @@
           <w:sz w:val="18"/>
           <w:szCs w:val="18"/>
         </w:rPr>
-        <w:t xml:space="preserve"> </w:t>
-      </w:r>
-      <w:proofErr w:type="spellStart"/>
-      <w:r>
-        <w:rPr>
-          <w:rFonts w:ascii="Century Gothic" w:hAnsi="Century Gothic"/>
-          <w:sz w:val="18"/>
-          <w:szCs w:val="18"/>
-        </w:rPr>
-        <w:t>Role</w:t>
-      </w:r>
-      <w:proofErr w:type="spellEnd"/>
-      <w:r>
-        <w:rPr>
-          <w:rFonts w:ascii="Century Gothic" w:hAnsi="Century Gothic"/>
-          <w:sz w:val="18"/>
-          <w:szCs w:val="18"/>
-        </w:rPr>
-        <w:t xml:space="preserve"> </w:t>
-      </w:r>
-      <w:proofErr w:type="spellStart"/>
-      <w:r>
-        <w:rPr>
-          <w:rFonts w:ascii="Century Gothic" w:hAnsi="Century Gothic"/>
-          <w:sz w:val="18"/>
-          <w:szCs w:val="18"/>
-        </w:rPr>
-        <w:t>Playing</w:t>
-      </w:r>
-      <w:proofErr w:type="spellEnd"/>
+        <w:t xml:space="preserve"> Lezione / Discussione</w:t>
+      </w:r>
     </w:p>
     <w:p>
       <w:pPr>
@@ -3753,6 +3641,270 @@
           <w:sz w:val="18"/>
           <w:szCs w:val="18"/>
         </w:rPr>
+        <w:t xml:space="preserve"> Dimostrazione</w:t>
+      </w:r>
+    </w:p>
+    <w:p>
+      <w:pPr>
+        <w:rPr>
+          <w:rFonts w:ascii="Century Gothic" w:hAnsi="Century Gothic"/>
+          <w:sz w:val="18"/>
+          <w:szCs w:val="18"/>
+        </w:rPr>
+      </w:pPr>
+      <w:r>
+        <w:rPr>
+          <w:rFonts w:ascii="Century Gothic" w:hAnsi="Century Gothic"/>
+          <w:sz w:val="18"/>
+          <w:szCs w:val="18"/>
+        </w:rPr>
+        <w:fldChar w:fldCharType="begin">
+          <w:ffData>
+            <w:name w:val="Controllo2"/>
+            <w:enabled/>
+            <w:calcOnExit w:val="0"/>
+            <w:checkBox>
+              <w:sizeAuto/>
+              <w:default w:val="0"/>
+            </w:checkBox>
+          </w:ffData>
+        </w:fldChar>
+      </w:r>
+      <w:r>
+        <w:rPr>
+          <w:rFonts w:ascii="Century Gothic" w:hAnsi="Century Gothic"/>
+          <w:sz w:val="18"/>
+          <w:szCs w:val="18"/>
+        </w:rPr>
+        <w:instrText xml:space="preserve"> FORMCHECKBOX </w:instrText>
+      </w:r>
+      <w:r>
+        <w:rPr>
+          <w:rFonts w:ascii="Century Gothic" w:hAnsi="Century Gothic"/>
+          <w:sz w:val="18"/>
+          <w:szCs w:val="18"/>
+        </w:rPr>
+      </w:r>
+      <w:r>
+        <w:rPr>
+          <w:rFonts w:ascii="Century Gothic" w:hAnsi="Century Gothic"/>
+          <w:sz w:val="18"/>
+          <w:szCs w:val="18"/>
+        </w:rPr>
+        <w:fldChar w:fldCharType="separate"/>
+      </w:r>
+      <w:r>
+        <w:rPr>
+          <w:rFonts w:ascii="Century Gothic" w:hAnsi="Century Gothic"/>
+          <w:sz w:val="18"/>
+          <w:szCs w:val="18"/>
+        </w:rPr>
+        <w:fldChar w:fldCharType="end"/>
+      </w:r>
+      <w:r>
+        <w:rPr>
+          <w:rFonts w:ascii="Century Gothic" w:hAnsi="Century Gothic"/>
+          <w:sz w:val="18"/>
+          <w:szCs w:val="18"/>
+        </w:rPr>
+        <w:t xml:space="preserve"> Lavoro in piccolo gruppo</w:t>
+      </w:r>
+    </w:p>
+    <w:p>
+      <w:pPr>
+        <w:rPr>
+          <w:rFonts w:ascii="Century Gothic" w:hAnsi="Century Gothic"/>
+          <w:sz w:val="18"/>
+          <w:szCs w:val="18"/>
+        </w:rPr>
+      </w:pPr>
+      <w:r>
+        <w:rPr>
+          <w:rFonts w:ascii="Century Gothic" w:hAnsi="Century Gothic"/>
+          <w:sz w:val="18"/>
+          <w:szCs w:val="18"/>
+        </w:rPr>
+        <w:fldChar w:fldCharType="begin">
+          <w:ffData>
+            <w:name w:val="Controllo2"/>
+            <w:enabled/>
+            <w:calcOnExit w:val="0"/>
+            <w:checkBox>
+              <w:sizeAuto/>
+              <w:default w:val="0"/>
+            </w:checkBox>
+          </w:ffData>
+        </w:fldChar>
+      </w:r>
+      <w:r>
+        <w:rPr>
+          <w:rFonts w:ascii="Century Gothic" w:hAnsi="Century Gothic"/>
+          <w:sz w:val="18"/>
+          <w:szCs w:val="18"/>
+        </w:rPr>
+        <w:instrText xml:space="preserve"> FORMCHECKBOX </w:instrText>
+      </w:r>
+      <w:r>
+        <w:rPr>
+          <w:rFonts w:ascii="Century Gothic" w:hAnsi="Century Gothic"/>
+          <w:sz w:val="18"/>
+          <w:szCs w:val="18"/>
+        </w:rPr>
+      </w:r>
+      <w:r>
+        <w:rPr>
+          <w:rFonts w:ascii="Century Gothic" w:hAnsi="Century Gothic"/>
+          <w:sz w:val="18"/>
+          <w:szCs w:val="18"/>
+        </w:rPr>
+        <w:fldChar w:fldCharType="separate"/>
+      </w:r>
+      <w:r>
+        <w:rPr>
+          <w:rFonts w:ascii="Century Gothic" w:hAnsi="Century Gothic"/>
+          <w:sz w:val="18"/>
+          <w:szCs w:val="18"/>
+        </w:rPr>
+        <w:fldChar w:fldCharType="end"/>
+      </w:r>
+      <w:r>
+        <w:rPr>
+          <w:rFonts w:ascii="Century Gothic" w:hAnsi="Century Gothic"/>
+          <w:sz w:val="18"/>
+          <w:szCs w:val="18"/>
+        </w:rPr>
+        <w:t xml:space="preserve"> Analisi di casi</w:t>
+      </w:r>
+    </w:p>
+    <w:p>
+      <w:pPr>
+        <w:rPr>
+          <w:rFonts w:ascii="Century Gothic" w:hAnsi="Century Gothic"/>
+          <w:sz w:val="18"/>
+          <w:szCs w:val="18"/>
+        </w:rPr>
+      </w:pPr>
+      <w:r>
+        <w:rPr>
+          <w:rFonts w:ascii="Century Gothic" w:hAnsi="Century Gothic"/>
+          <w:sz w:val="18"/>
+          <w:szCs w:val="18"/>
+        </w:rPr>
+        <w:fldChar w:fldCharType="begin">
+          <w:ffData>
+            <w:name w:val="Controllo2"/>
+            <w:enabled/>
+            <w:calcOnExit w:val="0"/>
+            <w:checkBox>
+              <w:sizeAuto/>
+              <w:default w:val="0"/>
+            </w:checkBox>
+          </w:ffData>
+        </w:fldChar>
+      </w:r>
+      <w:r>
+        <w:rPr>
+          <w:rFonts w:ascii="Century Gothic" w:hAnsi="Century Gothic"/>
+          <w:sz w:val="18"/>
+          <w:szCs w:val="18"/>
+        </w:rPr>
+        <w:instrText xml:space="preserve"> FORMCHECKBOX </w:instrText>
+      </w:r>
+      <w:r>
+        <w:rPr>
+          <w:rFonts w:ascii="Century Gothic" w:hAnsi="Century Gothic"/>
+          <w:sz w:val="18"/>
+          <w:szCs w:val="18"/>
+        </w:rPr>
+      </w:r>
+      <w:r>
+        <w:rPr>
+          <w:rFonts w:ascii="Century Gothic" w:hAnsi="Century Gothic"/>
+          <w:sz w:val="18"/>
+          <w:szCs w:val="18"/>
+        </w:rPr>
+        <w:fldChar w:fldCharType="separate"/>
+      </w:r>
+      <w:r>
+        <w:rPr>
+          <w:rFonts w:ascii="Century Gothic" w:hAnsi="Century Gothic"/>
+          <w:sz w:val="18"/>
+          <w:szCs w:val="18"/>
+        </w:rPr>
+        <w:fldChar w:fldCharType="end"/>
+      </w:r>
+      <w:r>
+        <w:rPr>
+          <w:rFonts w:ascii="Century Gothic" w:hAnsi="Century Gothic"/>
+          <w:sz w:val="18"/>
+          <w:szCs w:val="18"/>
+        </w:rPr>
+        <w:t xml:space="preserve"> Role Playing</w:t>
+      </w:r>
+    </w:p>
+    <w:p>
+      <w:pPr>
+        <w:rPr>
+          <w:rFonts w:ascii="Century Gothic" w:hAnsi="Century Gothic"/>
+          <w:sz w:val="18"/>
+          <w:szCs w:val="18"/>
+        </w:rPr>
+      </w:pPr>
+      <w:r>
+        <w:rPr>
+          <w:rFonts w:ascii="Century Gothic" w:hAnsi="Century Gothic"/>
+          <w:sz w:val="18"/>
+          <w:szCs w:val="18"/>
+        </w:rPr>
+        <w:fldChar w:fldCharType="begin">
+          <w:ffData>
+            <w:name w:val="Controllo2"/>
+            <w:enabled/>
+            <w:calcOnExit w:val="0"/>
+            <w:checkBox>
+              <w:sizeAuto/>
+              <w:default w:val="0"/>
+            </w:checkBox>
+          </w:ffData>
+        </w:fldChar>
+      </w:r>
+      <w:r>
+        <w:rPr>
+          <w:rFonts w:ascii="Century Gothic" w:hAnsi="Century Gothic"/>
+          <w:sz w:val="18"/>
+          <w:szCs w:val="18"/>
+        </w:rPr>
+        <w:instrText xml:space="preserve"> FORMCHECKBOX </w:instrText>
+      </w:r>
+      <w:r>
+        <w:rPr>
+          <w:rFonts w:ascii="Century Gothic" w:hAnsi="Century Gothic"/>
+          <w:sz w:val="18"/>
+          <w:szCs w:val="18"/>
+        </w:rPr>
+      </w:r>
+      <w:r>
+        <w:rPr>
+          <w:rFonts w:ascii="Century Gothic" w:hAnsi="Century Gothic"/>
+          <w:sz w:val="18"/>
+          <w:szCs w:val="18"/>
+        </w:rPr>
+        <w:fldChar w:fldCharType="separate"/>
+      </w:r>
+      <w:r>
+        <w:rPr>
+          <w:rFonts w:ascii="Century Gothic" w:hAnsi="Century Gothic"/>
+          <w:sz w:val="18"/>
+          <w:szCs w:val="18"/>
+        </w:rPr>
+        <w:fldChar w:fldCharType="end"/>
+      </w:r>
+      <w:r>
+        <w:rPr>
+          <w:rFonts w:ascii="Century Gothic" w:hAnsi="Century Gothic"/>
+          <w:sz w:val="18"/>
+          <w:szCs w:val="18"/>
+        </w:rPr>
         <w:t xml:space="preserve"> Journal club</w:t>
       </w:r>
     </w:p>
@@ -3843,9 +3995,17 @@
           <w:szCs w:val="18"/>
           <w:u w:val="single"/>
         </w:rPr>
-        <w:t xml:space="preserve">EVENTO </w:t>
-      </w:r>
-      <w:proofErr w:type="gramStart"/>
+        <w:t>EVENTO SPONSORIZZATO:</w:t>
+      </w:r>
+      <w:r>
+        <w:rPr>
+          <w:rFonts w:ascii="Century Gothic" w:hAnsi="Century Gothic"/>
+          <w:color w:val="339966"/>
+          <w:sz w:val="18"/>
+          <w:szCs w:val="18"/>
+        </w:rPr>
+        <w:t xml:space="preserve"> </w:t>
+      </w:r>
       <w:r>
         <w:rPr>
           <w:rFonts w:ascii="Century Gothic" w:hAnsi="Century Gothic"/>
@@ -3853,30 +4013,9 @@
           <w:color w:val="339966"/>
           <w:sz w:val="18"/>
           <w:szCs w:val="18"/>
-          <w:u w:val="single"/>
-        </w:rPr>
-        <w:t>SPONSORIZZATO:</w:t>
-      </w:r>
-      <w:r>
-        <w:rPr>
-          <w:rFonts w:ascii="Century Gothic" w:hAnsi="Century Gothic"/>
-          <w:color w:val="339966"/>
-          <w:sz w:val="18"/>
-          <w:szCs w:val="18"/>
-        </w:rPr>
-        <w:t xml:space="preserve"> </w:t>
-      </w:r>
-      <w:r>
-        <w:rPr>
-          <w:rFonts w:ascii="Century Gothic" w:hAnsi="Century Gothic"/>
-          <w:b/>
-          <w:color w:val="339966"/>
-          <w:sz w:val="18"/>
-          <w:szCs w:val="18"/>
         </w:rPr>
         <w:t xml:space="preserve">  </w:t>
       </w:r>
-      <w:proofErr w:type="gramEnd"/>
       <w:r>
         <w:rPr>
           <w:rFonts w:ascii="Century Gothic" w:hAnsi="Century Gothic" w:cs="Helvetica"/>
@@ -4595,68 +4734,40 @@
           <w:sz w:val="18"/>
           <w:szCs w:val="18"/>
         </w:rPr>
-        <w:t xml:space="preserve"> ${</w:t>
-      </w:r>
-      <w:proofErr w:type="spellStart"/>
+        <w:t xml:space="preserve"> ${checkBoxQuotaNo} </w:t>
+      </w:r>
+      <w:r>
+        <w:rPr>
+          <w:rFonts w:ascii="Century Gothic" w:hAnsi="Century Gothic"/>
+          <w:sz w:val="18"/>
+          <w:szCs w:val="18"/>
+        </w:rPr>
+        <w:t>SÌ</w:t>
+      </w:r>
+      <w:r>
+        <w:rPr>
+          <w:rFonts w:ascii="Century Gothic" w:hAnsi="Century Gothic"/>
+          <w:sz w:val="18"/>
+          <w:szCs w:val="18"/>
+        </w:rPr>
+        <w:t xml:space="preserve"> </w:t>
+      </w:r>
       <w:r>
         <w:rPr>
           <w:rFonts w:ascii="Century Gothic" w:hAnsi="Century Gothic" w:cs="Helvetica"/>
           <w:sz w:val="18"/>
           <w:szCs w:val="18"/>
         </w:rPr>
-        <w:t>checkBoxQuotaNo</w:t>
-      </w:r>
-      <w:proofErr w:type="spellEnd"/>
+        <w:t>${checkBoxQuota</w:t>
+      </w:r>
       <w:r>
         <w:rPr>
           <w:rFonts w:ascii="Century Gothic" w:hAnsi="Century Gothic" w:cs="Helvetica"/>
           <w:sz w:val="18"/>
           <w:szCs w:val="18"/>
         </w:rPr>
-        <w:t xml:space="preserve">} </w:t>
-      </w:r>
-      <w:r>
-        <w:rPr>
-          <w:rFonts w:ascii="Century Gothic" w:hAnsi="Century Gothic"/>
-          <w:sz w:val="18"/>
-          <w:szCs w:val="18"/>
-        </w:rPr>
-        <w:t>SÌ</w:t>
-      </w:r>
-      <w:r>
-        <w:rPr>
-          <w:rFonts w:ascii="Century Gothic" w:hAnsi="Century Gothic"/>
-          <w:sz w:val="18"/>
-          <w:szCs w:val="18"/>
-        </w:rPr>
-        <w:t xml:space="preserve"> </w:t>
-      </w:r>
-      <w:r>
-        <w:rPr>
-          <w:rFonts w:ascii="Century Gothic" w:hAnsi="Century Gothic" w:cs="Helvetica"/>
-          <w:sz w:val="18"/>
-          <w:szCs w:val="18"/>
-        </w:rPr>
-        <w:t>${</w:t>
-      </w:r>
-      <w:proofErr w:type="spellStart"/>
-      <w:r>
-        <w:rPr>
-          <w:rFonts w:ascii="Century Gothic" w:hAnsi="Century Gothic" w:cs="Helvetica"/>
-          <w:sz w:val="18"/>
-          <w:szCs w:val="18"/>
-        </w:rPr>
-        <w:t>checkBoxQuota</w:t>
-      </w:r>
-      <w:r>
-        <w:rPr>
-          <w:rFonts w:ascii="Century Gothic" w:hAnsi="Century Gothic" w:cs="Helvetica"/>
-          <w:sz w:val="18"/>
-          <w:szCs w:val="18"/>
-        </w:rPr>
         <w:t>Si</w:t>
       </w:r>
-      <w:proofErr w:type="spellEnd"/>
       <w:r>
         <w:rPr>
           <w:rFonts w:ascii="Century Gothic" w:hAnsi="Century Gothic" w:cs="Helvetica"/>
@@ -4688,25 +4799,7 @@
           <w:sz w:val="18"/>
           <w:szCs w:val="18"/>
         </w:rPr>
-        <w:t>${</w:t>
-      </w:r>
-      <w:proofErr w:type="spellStart"/>
-      <w:r>
-        <w:rPr>
-          <w:rFonts w:ascii="Century Gothic" w:hAnsi="Century Gothic" w:cs="Helvetica"/>
-          <w:sz w:val="18"/>
-          <w:szCs w:val="18"/>
-        </w:rPr>
-        <w:t>quotaIscrizione</w:t>
-      </w:r>
-      <w:proofErr w:type="spellEnd"/>
-      <w:r>
-        <w:rPr>
-          <w:rFonts w:ascii="Century Gothic" w:hAnsi="Century Gothic" w:cs="Helvetica"/>
-          <w:sz w:val="18"/>
-          <w:szCs w:val="18"/>
-        </w:rPr>
-        <w:t>}</w:t>
+        <w:t>${quotaIscrizione}</w:t>
       </w:r>
     </w:p>
     <w:p>
@@ -4782,27 +4875,7 @@
           <w:sz w:val="18"/>
           <w:szCs w:val="18"/>
         </w:rPr>
-        <w:t>${</w:t>
-      </w:r>
-      <w:proofErr w:type="spellStart"/>
-      <w:r>
-        <w:rPr>
-          <w:rFonts w:ascii="Century Gothic" w:hAnsi="Century Gothic"/>
-          <w:bCs/>
-          <w:sz w:val="18"/>
-          <w:szCs w:val="18"/>
-        </w:rPr>
-        <w:t>resp_scientifico_cognome_nome</w:t>
-      </w:r>
-      <w:proofErr w:type="spellEnd"/>
-      <w:r>
-        <w:rPr>
-          <w:rFonts w:ascii="Century Gothic" w:hAnsi="Century Gothic"/>
-          <w:bCs/>
-          <w:sz w:val="18"/>
-          <w:szCs w:val="18"/>
-        </w:rPr>
-        <w:t>}</w:t>
+        <w:t>${resp_scientifico_cognome_nome}</w:t>
       </w:r>
       <w:r>
         <w:rPr>
@@ -5042,25 +5115,7 @@
           <w:sz w:val="18"/>
           <w:szCs w:val="18"/>
         </w:rPr>
-        <w:t>${</w:t>
-      </w:r>
-      <w:proofErr w:type="spellStart"/>
-      <w:r>
-        <w:rPr>
-          <w:rFonts w:ascii="Century Gothic" w:hAnsi="Century Gothic"/>
-          <w:sz w:val="18"/>
-          <w:szCs w:val="18"/>
-        </w:rPr>
-        <w:t>segreteria_cognome_nome</w:t>
-      </w:r>
-      <w:proofErr w:type="spellEnd"/>
-      <w:r>
-        <w:rPr>
-          <w:rFonts w:ascii="Century Gothic" w:hAnsi="Century Gothic"/>
-          <w:sz w:val="18"/>
-          <w:szCs w:val="18"/>
-        </w:rPr>
-        <w:t>}</w:t>
+        <w:t>${segreteria_cognome_nome}</w:t>
       </w:r>
       <w:r>
         <w:rPr>
@@ -5094,25 +5149,7 @@
           <w:sz w:val="18"/>
           <w:szCs w:val="18"/>
         </w:rPr>
-        <w:t>${</w:t>
-      </w:r>
-      <w:proofErr w:type="spellStart"/>
-      <w:r>
-        <w:rPr>
-          <w:rFonts w:ascii="Century Gothic" w:hAnsi="Century Gothic"/>
-          <w:sz w:val="18"/>
-          <w:szCs w:val="18"/>
-        </w:rPr>
-        <w:t>segreteria_telefono</w:t>
-      </w:r>
-      <w:proofErr w:type="spellEnd"/>
-      <w:r>
-        <w:rPr>
-          <w:rFonts w:ascii="Century Gothic" w:hAnsi="Century Gothic"/>
-          <w:sz w:val="18"/>
-          <w:szCs w:val="18"/>
-        </w:rPr>
-        <w:t>}</w:t>
+        <w:t>${segreteria_telefono}</w:t>
       </w:r>
       <w:r>
         <w:rPr>
@@ -5154,25 +5191,7 @@
           <w:sz w:val="18"/>
           <w:szCs w:val="18"/>
         </w:rPr>
-        <w:t>${</w:t>
-      </w:r>
-      <w:proofErr w:type="spellStart"/>
-      <w:r>
-        <w:rPr>
-          <w:rFonts w:ascii="Century Gothic" w:hAnsi="Century Gothic"/>
-          <w:sz w:val="18"/>
-          <w:szCs w:val="18"/>
-        </w:rPr>
-        <w:t>segreteria_mail</w:t>
-      </w:r>
-      <w:proofErr w:type="spellEnd"/>
-      <w:r>
-        <w:rPr>
-          <w:rFonts w:ascii="Century Gothic" w:hAnsi="Century Gothic"/>
-          <w:sz w:val="18"/>
-          <w:szCs w:val="18"/>
-        </w:rPr>
-        <w:t>}</w:t>
+        <w:t>${segreteria_mail}</w:t>
       </w:r>
     </w:p>
     <w:p>
@@ -5194,18 +5213,6 @@
         </w:rPr>
         <w:t>www.ats-milano.it</w:t>
       </w:r>
-    </w:p>
-    <w:p>
-      <w:pPr>
-        <w:jc w:val="right"/>
-        <w:rPr>
-          <w:rFonts w:ascii="Century Gothic" w:hAnsi="Century Gothic" w:cs="Arial"/>
-          <w:b/>
-          <w:bCs/>
-          <w:sz w:val="16"/>
-          <w:szCs w:val="16"/>
-        </w:rPr>
-      </w:pPr>
     </w:p>
     <w:p>
       <w:pPr>
@@ -5586,6 +5593,7 @@
                 <w:sz w:val="18"/>
                 <w:szCs w:val="18"/>
               </w:rPr>
+              <w:lastRenderedPageBreak/>
               <w:t>Dalle ___alle ___</w:t>
             </w:r>
           </w:p>
@@ -6962,14 +6970,6 @@
     </w:tbl>
     <w:p>
       <w:pPr>
-        <w:rPr>
-          <w:sz w:val="18"/>
-          <w:szCs w:val="18"/>
-        </w:rPr>
-      </w:pPr>
-    </w:p>
-    <w:p>
-      <w:pPr>
         <w:pStyle w:val="Titolo7"/>
         <w:ind w:right="142"/>
         <w:jc w:val="left"/>
@@ -6983,228 +6983,6 @@
         </w:rPr>
       </w:pPr>
     </w:p>
-    <w:tbl>
-      <w:tblPr>
-        <w:tblW w:w="9848" w:type="dxa"/>
-        <w:tblInd w:w="70" w:type="dxa"/>
-        <w:tblBorders>
-          <w:top w:val="single" w:sz="4" w:space="0" w:color="808080"/>
-          <w:left w:val="single" w:sz="4" w:space="0" w:color="808080"/>
-          <w:bottom w:val="single" w:sz="4" w:space="0" w:color="808080"/>
-          <w:right w:val="single" w:sz="4" w:space="0" w:color="808080"/>
-          <w:insideH w:val="single" w:sz="4" w:space="0" w:color="808080"/>
-          <w:insideV w:val="single" w:sz="4" w:space="0" w:color="808080"/>
-        </w:tblBorders>
-        <w:tblCellMar>
-          <w:left w:w="70" w:type="dxa"/>
-          <w:right w:w="70" w:type="dxa"/>
-        </w:tblCellMar>
-        <w:tblLook w:val="0000" w:firstRow="0" w:lastRow="0" w:firstColumn="0" w:lastColumn="0" w:noHBand="0" w:noVBand="0"/>
-      </w:tblPr>
-      <w:tblGrid>
-        <w:gridCol w:w="1810"/>
-        <w:gridCol w:w="8038"/>
-      </w:tblGrid>
-      <w:tr>
-        <w:trPr>
-          <w:trHeight w:val="1074"/>
-        </w:trPr>
-        <w:tc>
-          <w:tcPr>
-            <w:tcW w:w="1810" w:type="dxa"/>
-            <w:vAlign w:val="center"/>
-          </w:tcPr>
-          <w:p>
-            <w:pPr>
-              <w:ind w:right="-185"/>
-              <w:rPr>
-                <w:rFonts w:ascii="Century Gothic" w:hAnsi="Century Gothic" w:cs="Arial"/>
-                <w:sz w:val="18"/>
-                <w:szCs w:val="18"/>
-              </w:rPr>
-            </w:pPr>
-            <w:bookmarkStart w:id="7" w:name="_Hlk94007359"/>
-            <w:r>
-              <w:rPr>
-                <w:rFonts w:ascii="Century Gothic" w:hAnsi="Century Gothic" w:cs="Arial"/>
-                <w:sz w:val="18"/>
-                <w:szCs w:val="18"/>
-              </w:rPr>
-              <w:t xml:space="preserve">                                     </w:t>
-            </w:r>
-          </w:p>
-        </w:tc>
-        <w:tc>
-          <w:tcPr>
-            <w:tcW w:w="8038" w:type="dxa"/>
-            <w:vAlign w:val="center"/>
-          </w:tcPr>
-          <w:p>
-            <w:pPr>
-              <w:rPr>
-                <w:rFonts w:ascii="Century Gothic" w:hAnsi="Century Gothic" w:cs="Calibri"/>
-                <w:bCs/>
-                <w:smallCaps/>
-                <w:sz w:val="8"/>
-                <w:szCs w:val="8"/>
-              </w:rPr>
-            </w:pPr>
-          </w:p>
-          <w:p>
-            <w:pPr>
-              <w:rPr>
-                <w:rFonts w:ascii="Century Gothic" w:eastAsia="SimSun" w:hAnsi="Century Gothic" w:cs="Calibri"/>
-                <w:sz w:val="18"/>
-                <w:szCs w:val="18"/>
-              </w:rPr>
-            </w:pPr>
-            <w:r>
-              <w:rPr>
-                <w:rFonts w:ascii="Century Gothic" w:hAnsi="Century Gothic" w:cs="Calibri"/>
-                <w:bCs/>
-                <w:smallCaps/>
-                <w:sz w:val="18"/>
-                <w:szCs w:val="18"/>
-              </w:rPr>
-              <w:fldChar w:fldCharType="begin">
-                <w:ffData>
-                  <w:name w:val="Controllo2"/>
-                  <w:enabled/>
-                  <w:calcOnExit w:val="0"/>
-                  <w:checkBox>
-                    <w:sizeAuto/>
-                    <w:default w:val="0"/>
-                  </w:checkBox>
-                </w:ffData>
-              </w:fldChar>
-            </w:r>
-            <w:r>
-              <w:rPr>
-                <w:rFonts w:ascii="Century Gothic" w:hAnsi="Century Gothic" w:cs="Calibri"/>
-                <w:bCs/>
-                <w:smallCaps/>
-                <w:sz w:val="18"/>
-                <w:szCs w:val="18"/>
-              </w:rPr>
-              <w:instrText xml:space="preserve"> FORMCHECKBOX </w:instrText>
-            </w:r>
-            <w:r>
-              <w:rPr>
-                <w:rFonts w:ascii="Century Gothic" w:hAnsi="Century Gothic" w:cs="Calibri"/>
-                <w:bCs/>
-                <w:smallCaps/>
-                <w:sz w:val="18"/>
-                <w:szCs w:val="18"/>
-              </w:rPr>
-            </w:r>
-            <w:r>
-              <w:rPr>
-                <w:rFonts w:ascii="Century Gothic" w:hAnsi="Century Gothic" w:cs="Calibri"/>
-                <w:bCs/>
-                <w:smallCaps/>
-                <w:sz w:val="18"/>
-                <w:szCs w:val="18"/>
-              </w:rPr>
-              <w:fldChar w:fldCharType="separate"/>
-            </w:r>
-            <w:r>
-              <w:rPr>
-                <w:rFonts w:ascii="Century Gothic" w:hAnsi="Century Gothic" w:cs="Calibri"/>
-                <w:bCs/>
-                <w:smallCaps/>
-                <w:sz w:val="18"/>
-                <w:szCs w:val="18"/>
-              </w:rPr>
-              <w:fldChar w:fldCharType="end"/>
-            </w:r>
-            <w:r>
-              <w:rPr>
-                <w:rFonts w:ascii="Century Gothic" w:hAnsi="Century Gothic" w:cs="Calibri"/>
-                <w:bCs/>
-                <w:smallCaps/>
-                <w:sz w:val="18"/>
-                <w:szCs w:val="18"/>
-              </w:rPr>
-              <w:t xml:space="preserve"> </w:t>
-            </w:r>
-            <w:r>
-              <w:rPr>
-                <w:rFonts w:ascii="Century Gothic" w:eastAsia="SimSun" w:hAnsi="Century Gothic" w:cs="Calibri"/>
-                <w:sz w:val="18"/>
-                <w:szCs w:val="18"/>
-              </w:rPr>
-              <w:t>Valutazione ricadute organizzative</w:t>
-            </w:r>
-          </w:p>
-          <w:p>
-            <w:pPr>
-              <w:ind w:left="248"/>
-              <w:rPr>
-                <w:rFonts w:ascii="Century Gothic" w:eastAsia="SimSun" w:hAnsi="Century Gothic" w:cs="Calibri"/>
-                <w:sz w:val="18"/>
-                <w:szCs w:val="18"/>
-              </w:rPr>
-            </w:pPr>
-            <w:r>
-              <w:rPr>
-                <w:rFonts w:ascii="Century Gothic" w:eastAsia="SimSun" w:hAnsi="Century Gothic" w:cs="Calibri"/>
-                <w:sz w:val="18"/>
-                <w:szCs w:val="18"/>
-              </w:rPr>
-              <w:t>Specificare indicatore, modalità e tempi: _______________________________________________</w:t>
-            </w:r>
-            <w:r>
-              <w:rPr>
-                <w:rFonts w:ascii="Century Gothic" w:eastAsia="SimSun" w:hAnsi="Century Gothic" w:cs="Calibri"/>
-                <w:sz w:val="18"/>
-                <w:szCs w:val="18"/>
-              </w:rPr>
-              <w:t>______________________________________</w:t>
-            </w:r>
-          </w:p>
-          <w:p>
-            <w:pPr>
-              <w:ind w:left="248"/>
-              <w:rPr>
-                <w:rFonts w:ascii="Century Gothic" w:hAnsi="Century Gothic" w:cs="Helvetica"/>
-                <w:b/>
-                <w:bCs/>
-                <w:sz w:val="18"/>
-                <w:szCs w:val="18"/>
-              </w:rPr>
-            </w:pPr>
-            <w:r>
-              <w:rPr>
-                <w:rFonts w:ascii="Century Gothic" w:eastAsia="SimSun" w:hAnsi="Century Gothic" w:cs="Calibri"/>
-                <w:sz w:val="18"/>
-                <w:szCs w:val="18"/>
-              </w:rPr>
-              <w:t>_______________________________________________</w:t>
-            </w:r>
-            <w:r>
-              <w:rPr>
-                <w:rFonts w:ascii="Century Gothic" w:eastAsia="SimSun" w:hAnsi="Century Gothic" w:cs="Calibri"/>
-                <w:sz w:val="18"/>
-                <w:szCs w:val="18"/>
-              </w:rPr>
-              <w:t>______________________________________</w:t>
-            </w:r>
-          </w:p>
-          <w:p>
-            <w:pPr>
-              <w:rPr>
-                <w:rFonts w:ascii="Century Gothic" w:hAnsi="Century Gothic" w:cs="Calibri"/>
-                <w:bCs/>
-                <w:smallCaps/>
-                <w:sz w:val="18"/>
-                <w:szCs w:val="18"/>
-              </w:rPr>
-            </w:pPr>
-          </w:p>
-        </w:tc>
-      </w:tr>
-      <w:bookmarkEnd w:id="7"/>
-    </w:tbl>
     <w:p>
       <w:pPr>
         <w:rPr>
@@ -7476,6 +7254,1281 @@
         </w:rPr>
       </w:pPr>
     </w:p>
+    <w:tbl>
+      <w:tblPr>
+        <w:tblW w:w="9907" w:type="dxa"/>
+        <w:tblInd w:w="70" w:type="dxa"/>
+        <w:tblBorders>
+          <w:top w:val="single" w:sz="4" w:space="0" w:color="808080"/>
+          <w:left w:val="single" w:sz="4" w:space="0" w:color="808080"/>
+          <w:bottom w:val="single" w:sz="4" w:space="0" w:color="808080"/>
+          <w:right w:val="single" w:sz="4" w:space="0" w:color="808080"/>
+          <w:insideH w:val="single" w:sz="4" w:space="0" w:color="808080"/>
+          <w:insideV w:val="single" w:sz="4" w:space="0" w:color="808080"/>
+        </w:tblBorders>
+        <w:tblCellMar>
+          <w:left w:w="70" w:type="dxa"/>
+          <w:right w:w="70" w:type="dxa"/>
+        </w:tblCellMar>
+        <w:tblLook w:val="0000" w:firstRow="0" w:lastRow="0" w:firstColumn="0" w:lastColumn="0" w:noHBand="0" w:noVBand="0"/>
+      </w:tblPr>
+      <w:tblGrid>
+        <w:gridCol w:w="9907"/>
+      </w:tblGrid>
+      <w:tr>
+        <w:trPr>
+          <w:trHeight w:val="1088"/>
+        </w:trPr>
+        <w:tc>
+          <w:tcPr>
+            <w:tcW w:w="9907" w:type="dxa"/>
+            <w:vAlign w:val="center"/>
+          </w:tcPr>
+          <w:p>
+            <w:pPr>
+              <w:rPr>
+                <w:rFonts w:ascii="Century Gothic" w:eastAsia="SimSun" w:hAnsi="Century Gothic" w:cs="Calibri"/>
+                <w:sz w:val="18"/>
+                <w:szCs w:val="18"/>
+              </w:rPr>
+            </w:pPr>
+            <w:r>
+              <w:rPr>
+                <w:rFonts w:ascii="Century Gothic" w:hAnsi="Century Gothic" w:cs="Arial"/>
+                <w:b/>
+                <w:bCs/>
+                <w:color w:val="339966"/>
+                <w:sz w:val="18"/>
+                <w:szCs w:val="18"/>
+                <w:u w:val="single"/>
+              </w:rPr>
+              <w:t>VALUTAZIONE RICADUTE</w:t>
+            </w:r>
+            <w:r>
+              <w:rPr>
+                <w:rFonts w:ascii="Century Gothic" w:eastAsia="SimSun" w:hAnsi="Century Gothic" w:cs="Calibri"/>
+                <w:sz w:val="18"/>
+                <w:szCs w:val="18"/>
+              </w:rPr>
+              <w:t xml:space="preserve"> </w:t>
+            </w:r>
+            <w:r>
+              <w:rPr>
+                <w:rFonts w:ascii="Century Gothic" w:hAnsi="Century Gothic"/>
+                <w:sz w:val="18"/>
+                <w:szCs w:val="18"/>
+              </w:rPr>
+              <w:t>SÌ</w:t>
+            </w:r>
+            <w:r>
+              <w:rPr>
+                <w:rFonts w:ascii="Century Gothic" w:hAnsi="Century Gothic" w:cs="Helvetica"/>
+                <w:sz w:val="18"/>
+                <w:szCs w:val="18"/>
+              </w:rPr>
+              <w:t xml:space="preserve">  </w:t>
+            </w:r>
+            <w:r>
+              <w:rPr>
+                <w:rFonts w:ascii="Century Gothic" w:hAnsi="Century Gothic"/>
+                <w:sz w:val="18"/>
+                <w:szCs w:val="18"/>
+              </w:rPr>
+              <w:fldChar w:fldCharType="begin">
+                <w:ffData>
+                  <w:name w:val="Controllo2"/>
+                  <w:enabled/>
+                  <w:calcOnExit w:val="0"/>
+                  <w:checkBox>
+                    <w:sizeAuto/>
+                    <w:default w:val="0"/>
+                  </w:checkBox>
+                </w:ffData>
+              </w:fldChar>
+            </w:r>
+            <w:r>
+              <w:rPr>
+                <w:rFonts w:ascii="Century Gothic" w:hAnsi="Century Gothic"/>
+                <w:sz w:val="18"/>
+                <w:szCs w:val="18"/>
+              </w:rPr>
+              <w:instrText xml:space="preserve"> FORMCHECKBOX </w:instrText>
+            </w:r>
+            <w:r>
+              <w:rPr>
+                <w:rFonts w:ascii="Century Gothic" w:hAnsi="Century Gothic"/>
+                <w:sz w:val="18"/>
+                <w:szCs w:val="18"/>
+              </w:rPr>
+            </w:r>
+            <w:r>
+              <w:rPr>
+                <w:rFonts w:ascii="Century Gothic" w:hAnsi="Century Gothic"/>
+                <w:sz w:val="18"/>
+                <w:szCs w:val="18"/>
+              </w:rPr>
+              <w:fldChar w:fldCharType="separate"/>
+            </w:r>
+            <w:r>
+              <w:rPr>
+                <w:rFonts w:ascii="Century Gothic" w:hAnsi="Century Gothic"/>
+                <w:sz w:val="18"/>
+                <w:szCs w:val="18"/>
+              </w:rPr>
+              <w:fldChar w:fldCharType="end"/>
+            </w:r>
+            <w:r>
+              <w:rPr>
+                <w:rFonts w:ascii="Century Gothic" w:hAnsi="Century Gothic"/>
+                <w:sz w:val="18"/>
+                <w:szCs w:val="18"/>
+              </w:rPr>
+              <w:t xml:space="preserve">      </w:t>
+            </w:r>
+            <w:r>
+              <w:rPr>
+                <w:rFonts w:ascii="Century Gothic" w:hAnsi="Century Gothic" w:cs="Helvetica"/>
+                <w:sz w:val="18"/>
+                <w:szCs w:val="18"/>
+              </w:rPr>
+              <w:t xml:space="preserve">NO  </w:t>
+            </w:r>
+            <w:r>
+              <w:rPr>
+                <w:rFonts w:ascii="Century Gothic" w:hAnsi="Century Gothic"/>
+                <w:sz w:val="18"/>
+                <w:szCs w:val="18"/>
+              </w:rPr>
+              <w:fldChar w:fldCharType="begin">
+                <w:ffData>
+                  <w:name w:val="Controllo2"/>
+                  <w:enabled/>
+                  <w:calcOnExit w:val="0"/>
+                  <w:checkBox>
+                    <w:sizeAuto/>
+                    <w:default w:val="0"/>
+                  </w:checkBox>
+                </w:ffData>
+              </w:fldChar>
+            </w:r>
+            <w:r>
+              <w:rPr>
+                <w:rFonts w:ascii="Century Gothic" w:hAnsi="Century Gothic"/>
+                <w:sz w:val="18"/>
+                <w:szCs w:val="18"/>
+              </w:rPr>
+              <w:instrText xml:space="preserve"> FORMCHECKBOX </w:instrText>
+            </w:r>
+            <w:r>
+              <w:rPr>
+                <w:rFonts w:ascii="Century Gothic" w:hAnsi="Century Gothic"/>
+                <w:sz w:val="18"/>
+                <w:szCs w:val="18"/>
+              </w:rPr>
+            </w:r>
+            <w:r>
+              <w:rPr>
+                <w:rFonts w:ascii="Century Gothic" w:hAnsi="Century Gothic"/>
+                <w:sz w:val="18"/>
+                <w:szCs w:val="18"/>
+              </w:rPr>
+              <w:fldChar w:fldCharType="separate"/>
+            </w:r>
+            <w:r>
+              <w:rPr>
+                <w:rFonts w:ascii="Century Gothic" w:hAnsi="Century Gothic"/>
+                <w:sz w:val="18"/>
+                <w:szCs w:val="18"/>
+              </w:rPr>
+              <w:fldChar w:fldCharType="end"/>
+            </w:r>
+          </w:p>
+          <w:p>
+            <w:pPr>
+              <w:autoSpaceDE w:val="0"/>
+              <w:autoSpaceDN w:val="0"/>
+              <w:adjustRightInd w:val="0"/>
+              <w:rPr>
+                <w:color w:val="000000"/>
+                <w:sz w:val="16"/>
+                <w:szCs w:val="16"/>
+              </w:rPr>
+            </w:pPr>
+          </w:p>
+          <w:p>
+            <w:pPr>
+              <w:autoSpaceDE w:val="0"/>
+              <w:autoSpaceDN w:val="0"/>
+              <w:adjustRightInd w:val="0"/>
+              <w:rPr>
+                <w:rFonts w:ascii="Century Gothic" w:eastAsia="SimSun" w:hAnsi="Century Gothic" w:cs="Calibri"/>
+                <w:sz w:val="18"/>
+                <w:szCs w:val="18"/>
+              </w:rPr>
+            </w:pPr>
+            <w:r>
+              <w:rPr>
+                <w:rFonts w:ascii="Century Gothic" w:hAnsi="Century Gothic" w:cs="Calibri"/>
+                <w:bCs/>
+                <w:smallCaps/>
+                <w:sz w:val="18"/>
+                <w:szCs w:val="18"/>
+              </w:rPr>
+              <w:fldChar w:fldCharType="begin">
+                <w:ffData>
+                  <w:name w:val="Controllo2"/>
+                  <w:enabled/>
+                  <w:calcOnExit w:val="0"/>
+                  <w:checkBox>
+                    <w:sizeAuto/>
+                    <w:default w:val="0"/>
+                  </w:checkBox>
+                </w:ffData>
+              </w:fldChar>
+            </w:r>
+            <w:r>
+              <w:rPr>
+                <w:rFonts w:ascii="Century Gothic" w:hAnsi="Century Gothic" w:cs="Calibri"/>
+                <w:bCs/>
+                <w:smallCaps/>
+                <w:sz w:val="18"/>
+                <w:szCs w:val="18"/>
+              </w:rPr>
+              <w:instrText xml:space="preserve"> FORMCHECKBOX </w:instrText>
+            </w:r>
+            <w:r>
+              <w:rPr>
+                <w:rFonts w:ascii="Century Gothic" w:hAnsi="Century Gothic" w:cs="Calibri"/>
+                <w:bCs/>
+                <w:smallCaps/>
+                <w:sz w:val="18"/>
+                <w:szCs w:val="18"/>
+              </w:rPr>
+            </w:r>
+            <w:r>
+              <w:rPr>
+                <w:rFonts w:ascii="Century Gothic" w:hAnsi="Century Gothic" w:cs="Calibri"/>
+                <w:bCs/>
+                <w:smallCaps/>
+                <w:sz w:val="18"/>
+                <w:szCs w:val="18"/>
+              </w:rPr>
+              <w:fldChar w:fldCharType="separate"/>
+            </w:r>
+            <w:r>
+              <w:rPr>
+                <w:rFonts w:ascii="Century Gothic" w:hAnsi="Century Gothic" w:cs="Calibri"/>
+                <w:bCs/>
+                <w:smallCaps/>
+                <w:sz w:val="18"/>
+                <w:szCs w:val="18"/>
+              </w:rPr>
+              <w:fldChar w:fldCharType="end"/>
+            </w:r>
+            <w:r>
+              <w:rPr>
+                <w:rFonts w:ascii="Century Gothic" w:hAnsi="Century Gothic" w:cs="Calibri"/>
+                <w:bCs/>
+                <w:smallCaps/>
+                <w:sz w:val="18"/>
+                <w:szCs w:val="18"/>
+              </w:rPr>
+              <w:t xml:space="preserve"> </w:t>
+            </w:r>
+            <w:r>
+              <w:rPr>
+                <w:rFonts w:ascii="Century Gothic" w:eastAsia="SimSun" w:hAnsi="Century Gothic" w:cs="Calibri"/>
+                <w:sz w:val="18"/>
+                <w:szCs w:val="18"/>
+              </w:rPr>
+              <w:t>Ricaduta organizzativa:</w:t>
+            </w:r>
+          </w:p>
+          <w:p>
+            <w:pPr>
+              <w:autoSpaceDE w:val="0"/>
+              <w:autoSpaceDN w:val="0"/>
+              <w:adjustRightInd w:val="0"/>
+              <w:ind w:left="701"/>
+              <w:rPr>
+                <w:rFonts w:ascii="Century Gothic" w:eastAsia="SimSun" w:hAnsi="Century Gothic" w:cs="Calibri"/>
+                <w:sz w:val="18"/>
+                <w:szCs w:val="18"/>
+              </w:rPr>
+            </w:pPr>
+            <w:r>
+              <w:rPr>
+                <w:rFonts w:ascii="Century Gothic" w:hAnsi="Century Gothic" w:cs="Calibri"/>
+                <w:bCs/>
+                <w:smallCaps/>
+                <w:sz w:val="18"/>
+                <w:szCs w:val="18"/>
+              </w:rPr>
+              <w:fldChar w:fldCharType="begin">
+                <w:ffData>
+                  <w:name w:val="Controllo2"/>
+                  <w:enabled/>
+                  <w:calcOnExit w:val="0"/>
+                  <w:checkBox>
+                    <w:sizeAuto/>
+                    <w:default w:val="0"/>
+                  </w:checkBox>
+                </w:ffData>
+              </w:fldChar>
+            </w:r>
+            <w:r>
+              <w:rPr>
+                <w:rFonts w:ascii="Century Gothic" w:hAnsi="Century Gothic" w:cs="Calibri"/>
+                <w:bCs/>
+                <w:smallCaps/>
+                <w:sz w:val="18"/>
+                <w:szCs w:val="18"/>
+              </w:rPr>
+              <w:instrText xml:space="preserve"> FORMCHECKBOX </w:instrText>
+            </w:r>
+            <w:r>
+              <w:rPr>
+                <w:rFonts w:ascii="Century Gothic" w:hAnsi="Century Gothic" w:cs="Calibri"/>
+                <w:bCs/>
+                <w:smallCaps/>
+                <w:sz w:val="18"/>
+                <w:szCs w:val="18"/>
+              </w:rPr>
+            </w:r>
+            <w:r>
+              <w:rPr>
+                <w:rFonts w:ascii="Century Gothic" w:hAnsi="Century Gothic" w:cs="Calibri"/>
+                <w:bCs/>
+                <w:smallCaps/>
+                <w:sz w:val="18"/>
+                <w:szCs w:val="18"/>
+              </w:rPr>
+              <w:fldChar w:fldCharType="separate"/>
+            </w:r>
+            <w:r>
+              <w:rPr>
+                <w:rFonts w:ascii="Century Gothic" w:hAnsi="Century Gothic" w:cs="Calibri"/>
+                <w:bCs/>
+                <w:smallCaps/>
+                <w:sz w:val="18"/>
+                <w:szCs w:val="18"/>
+              </w:rPr>
+              <w:fldChar w:fldCharType="end"/>
+            </w:r>
+            <w:r>
+              <w:rPr>
+                <w:rFonts w:ascii="Century Gothic" w:eastAsia="SimSun" w:hAnsi="Century Gothic" w:cs="Calibri"/>
+                <w:sz w:val="18"/>
+                <w:szCs w:val="18"/>
+              </w:rPr>
+              <w:t>Comportamento clinico/assistenziale e/o relazionale osservabile</w:t>
+            </w:r>
+          </w:p>
+          <w:p>
+            <w:pPr>
+              <w:autoSpaceDE w:val="0"/>
+              <w:autoSpaceDN w:val="0"/>
+              <w:adjustRightInd w:val="0"/>
+              <w:ind w:left="701"/>
+              <w:rPr>
+                <w:rFonts w:ascii="Century Gothic" w:eastAsia="SimSun" w:hAnsi="Century Gothic" w:cs="Calibri"/>
+                <w:sz w:val="18"/>
+                <w:szCs w:val="18"/>
+              </w:rPr>
+            </w:pPr>
+            <w:r>
+              <w:rPr>
+                <w:rFonts w:ascii="Century Gothic" w:hAnsi="Century Gothic" w:cs="Calibri"/>
+                <w:bCs/>
+                <w:smallCaps/>
+                <w:sz w:val="18"/>
+                <w:szCs w:val="18"/>
+              </w:rPr>
+              <w:fldChar w:fldCharType="begin">
+                <w:ffData>
+                  <w:name w:val="Controllo2"/>
+                  <w:enabled/>
+                  <w:calcOnExit w:val="0"/>
+                  <w:checkBox>
+                    <w:sizeAuto/>
+                    <w:default w:val="0"/>
+                  </w:checkBox>
+                </w:ffData>
+              </w:fldChar>
+            </w:r>
+            <w:r>
+              <w:rPr>
+                <w:rFonts w:ascii="Century Gothic" w:hAnsi="Century Gothic" w:cs="Calibri"/>
+                <w:bCs/>
+                <w:smallCaps/>
+                <w:sz w:val="18"/>
+                <w:szCs w:val="18"/>
+              </w:rPr>
+              <w:instrText xml:space="preserve"> FORMCHECKBOX </w:instrText>
+            </w:r>
+            <w:r>
+              <w:rPr>
+                <w:rFonts w:ascii="Century Gothic" w:hAnsi="Century Gothic" w:cs="Calibri"/>
+                <w:bCs/>
+                <w:smallCaps/>
+                <w:sz w:val="18"/>
+                <w:szCs w:val="18"/>
+              </w:rPr>
+            </w:r>
+            <w:r>
+              <w:rPr>
+                <w:rFonts w:ascii="Century Gothic" w:hAnsi="Century Gothic" w:cs="Calibri"/>
+                <w:bCs/>
+                <w:smallCaps/>
+                <w:sz w:val="18"/>
+                <w:szCs w:val="18"/>
+              </w:rPr>
+              <w:fldChar w:fldCharType="separate"/>
+            </w:r>
+            <w:r>
+              <w:rPr>
+                <w:rFonts w:ascii="Century Gothic" w:hAnsi="Century Gothic" w:cs="Calibri"/>
+                <w:bCs/>
+                <w:smallCaps/>
+                <w:sz w:val="18"/>
+                <w:szCs w:val="18"/>
+              </w:rPr>
+              <w:fldChar w:fldCharType="end"/>
+            </w:r>
+            <w:r>
+              <w:rPr>
+                <w:rFonts w:ascii="Century Gothic" w:eastAsia="SimSun" w:hAnsi="Century Gothic" w:cs="Calibri"/>
+                <w:sz w:val="18"/>
+                <w:szCs w:val="18"/>
+              </w:rPr>
+              <w:t>Comportamento organizzativo di team osservabile</w:t>
+            </w:r>
+          </w:p>
+          <w:p>
+            <w:pPr>
+              <w:autoSpaceDE w:val="0"/>
+              <w:autoSpaceDN w:val="0"/>
+              <w:adjustRightInd w:val="0"/>
+              <w:ind w:left="984" w:hanging="283"/>
+              <w:rPr>
+                <w:rFonts w:ascii="Century Gothic" w:hAnsi="Century Gothic" w:cs="Calibri"/>
+                <w:bCs/>
+                <w:smallCaps/>
+                <w:sz w:val="18"/>
+                <w:szCs w:val="18"/>
+              </w:rPr>
+            </w:pPr>
+            <w:r>
+              <w:rPr>
+                <w:rFonts w:ascii="Century Gothic" w:hAnsi="Century Gothic" w:cs="Calibri"/>
+                <w:bCs/>
+                <w:smallCaps/>
+                <w:sz w:val="18"/>
+                <w:szCs w:val="18"/>
+              </w:rPr>
+              <w:fldChar w:fldCharType="begin">
+                <w:ffData>
+                  <w:name w:val="Controllo2"/>
+                  <w:enabled/>
+                  <w:calcOnExit w:val="0"/>
+                  <w:checkBox>
+                    <w:sizeAuto/>
+                    <w:default w:val="0"/>
+                  </w:checkBox>
+                </w:ffData>
+              </w:fldChar>
+            </w:r>
+            <w:r>
+              <w:rPr>
+                <w:rFonts w:ascii="Century Gothic" w:hAnsi="Century Gothic" w:cs="Calibri"/>
+                <w:bCs/>
+                <w:smallCaps/>
+                <w:sz w:val="18"/>
+                <w:szCs w:val="18"/>
+              </w:rPr>
+              <w:instrText xml:space="preserve"> FORMCHECKBOX </w:instrText>
+            </w:r>
+            <w:r>
+              <w:rPr>
+                <w:rFonts w:ascii="Century Gothic" w:hAnsi="Century Gothic" w:cs="Calibri"/>
+                <w:bCs/>
+                <w:smallCaps/>
+                <w:sz w:val="18"/>
+                <w:szCs w:val="18"/>
+              </w:rPr>
+            </w:r>
+            <w:r>
+              <w:rPr>
+                <w:rFonts w:ascii="Century Gothic" w:hAnsi="Century Gothic" w:cs="Calibri"/>
+                <w:bCs/>
+                <w:smallCaps/>
+                <w:sz w:val="18"/>
+                <w:szCs w:val="18"/>
+              </w:rPr>
+              <w:fldChar w:fldCharType="separate"/>
+            </w:r>
+            <w:r>
+              <w:rPr>
+                <w:rFonts w:ascii="Century Gothic" w:hAnsi="Century Gothic" w:cs="Calibri"/>
+                <w:bCs/>
+                <w:smallCaps/>
+                <w:sz w:val="18"/>
+                <w:szCs w:val="18"/>
+              </w:rPr>
+              <w:fldChar w:fldCharType="end"/>
+            </w:r>
+            <w:r>
+              <w:rPr>
+                <w:rFonts w:ascii="Century Gothic" w:hAnsi="Century Gothic" w:cs="Calibri"/>
+                <w:bCs/>
+                <w:smallCaps/>
+                <w:sz w:val="18"/>
+                <w:szCs w:val="18"/>
+              </w:rPr>
+              <w:t>I</w:t>
+            </w:r>
+            <w:r>
+              <w:rPr>
+                <w:rFonts w:ascii="Century Gothic" w:eastAsia="SimSun" w:hAnsi="Century Gothic" w:cs="Calibri"/>
+                <w:sz w:val="18"/>
+                <w:szCs w:val="18"/>
+              </w:rPr>
+              <w:t>mplementazione di protocolli e procedure cogenti previsti da normativa interna o esterna all’azienda</w:t>
+            </w:r>
+          </w:p>
+          <w:p>
+            <w:pPr>
+              <w:autoSpaceDE w:val="0"/>
+              <w:autoSpaceDN w:val="0"/>
+              <w:adjustRightInd w:val="0"/>
+              <w:ind w:left="984" w:hanging="283"/>
+              <w:rPr>
+                <w:rFonts w:ascii="Century Gothic" w:eastAsia="SimSun" w:hAnsi="Century Gothic" w:cs="Calibri"/>
+                <w:sz w:val="18"/>
+                <w:szCs w:val="18"/>
+              </w:rPr>
+            </w:pPr>
+            <w:r>
+              <w:rPr>
+                <w:rFonts w:ascii="Century Gothic" w:hAnsi="Century Gothic" w:cs="Calibri"/>
+                <w:bCs/>
+                <w:smallCaps/>
+                <w:sz w:val="18"/>
+                <w:szCs w:val="18"/>
+              </w:rPr>
+              <w:fldChar w:fldCharType="begin">
+                <w:ffData>
+                  <w:name w:val="Controllo2"/>
+                  <w:enabled/>
+                  <w:calcOnExit w:val="0"/>
+                  <w:checkBox>
+                    <w:sizeAuto/>
+                    <w:default w:val="0"/>
+                  </w:checkBox>
+                </w:ffData>
+              </w:fldChar>
+            </w:r>
+            <w:r>
+              <w:rPr>
+                <w:rFonts w:ascii="Century Gothic" w:hAnsi="Century Gothic" w:cs="Calibri"/>
+                <w:bCs/>
+                <w:smallCaps/>
+                <w:sz w:val="18"/>
+                <w:szCs w:val="18"/>
+              </w:rPr>
+              <w:instrText xml:space="preserve"> FORMCHECKBOX </w:instrText>
+            </w:r>
+            <w:r>
+              <w:rPr>
+                <w:rFonts w:ascii="Century Gothic" w:hAnsi="Century Gothic" w:cs="Calibri"/>
+                <w:bCs/>
+                <w:smallCaps/>
+                <w:sz w:val="18"/>
+                <w:szCs w:val="18"/>
+              </w:rPr>
+            </w:r>
+            <w:r>
+              <w:rPr>
+                <w:rFonts w:ascii="Century Gothic" w:hAnsi="Century Gothic" w:cs="Calibri"/>
+                <w:bCs/>
+                <w:smallCaps/>
+                <w:sz w:val="18"/>
+                <w:szCs w:val="18"/>
+              </w:rPr>
+              <w:fldChar w:fldCharType="separate"/>
+            </w:r>
+            <w:r>
+              <w:rPr>
+                <w:rFonts w:ascii="Century Gothic" w:hAnsi="Century Gothic" w:cs="Calibri"/>
+                <w:bCs/>
+                <w:smallCaps/>
+                <w:sz w:val="18"/>
+                <w:szCs w:val="18"/>
+              </w:rPr>
+              <w:fldChar w:fldCharType="end"/>
+            </w:r>
+            <w:r>
+              <w:rPr>
+                <w:rFonts w:ascii="Century Gothic" w:eastAsia="SimSun" w:hAnsi="Century Gothic" w:cs="Calibri"/>
+                <w:sz w:val="18"/>
+                <w:szCs w:val="18"/>
+              </w:rPr>
+              <w:t>Riduzione di effetti indesiderati in fase di progettazione</w:t>
+            </w:r>
+          </w:p>
+          <w:p>
+            <w:pPr>
+              <w:autoSpaceDE w:val="0"/>
+              <w:autoSpaceDN w:val="0"/>
+              <w:adjustRightInd w:val="0"/>
+              <w:ind w:left="984" w:hanging="283"/>
+              <w:rPr>
+                <w:rFonts w:ascii="Century Gothic" w:eastAsia="SimSun" w:hAnsi="Century Gothic" w:cs="Calibri"/>
+                <w:sz w:val="18"/>
+                <w:szCs w:val="18"/>
+              </w:rPr>
+            </w:pPr>
+            <w:r>
+              <w:rPr>
+                <w:rFonts w:ascii="Century Gothic" w:eastAsia="SimSun" w:hAnsi="Century Gothic" w:cs="Calibri"/>
+                <w:sz w:val="18"/>
+                <w:szCs w:val="18"/>
+              </w:rPr>
+              <w:fldChar w:fldCharType="begin">
+                <w:ffData>
+                  <w:name w:val="Controllo2"/>
+                  <w:enabled/>
+                  <w:calcOnExit w:val="0"/>
+                  <w:checkBox>
+                    <w:sizeAuto/>
+                    <w:default w:val="0"/>
+                  </w:checkBox>
+                </w:ffData>
+              </w:fldChar>
+            </w:r>
+            <w:r>
+              <w:rPr>
+                <w:rFonts w:ascii="Century Gothic" w:eastAsia="SimSun" w:hAnsi="Century Gothic" w:cs="Calibri"/>
+                <w:sz w:val="18"/>
+                <w:szCs w:val="18"/>
+              </w:rPr>
+              <w:instrText xml:space="preserve"> FORMCHECKBOX </w:instrText>
+            </w:r>
+            <w:r>
+              <w:rPr>
+                <w:rFonts w:ascii="Century Gothic" w:eastAsia="SimSun" w:hAnsi="Century Gothic" w:cs="Calibri"/>
+                <w:sz w:val="18"/>
+                <w:szCs w:val="18"/>
+              </w:rPr>
+            </w:r>
+            <w:r>
+              <w:rPr>
+                <w:rFonts w:ascii="Century Gothic" w:eastAsia="SimSun" w:hAnsi="Century Gothic" w:cs="Calibri"/>
+                <w:sz w:val="18"/>
+                <w:szCs w:val="18"/>
+              </w:rPr>
+              <w:fldChar w:fldCharType="separate"/>
+            </w:r>
+            <w:r>
+              <w:rPr>
+                <w:rFonts w:ascii="Century Gothic" w:eastAsia="SimSun" w:hAnsi="Century Gothic" w:cs="Calibri"/>
+                <w:sz w:val="18"/>
+                <w:szCs w:val="18"/>
+              </w:rPr>
+              <w:fldChar w:fldCharType="end"/>
+            </w:r>
+            <w:r>
+              <w:rPr>
+                <w:rFonts w:ascii="Century Gothic" w:eastAsia="SimSun" w:hAnsi="Century Gothic" w:cs="Calibri"/>
+                <w:sz w:val="18"/>
+                <w:szCs w:val="18"/>
+              </w:rPr>
+              <w:t>Verifica di episodi positivi e auspicati in fase di progettazione</w:t>
+            </w:r>
+          </w:p>
+          <w:p>
+            <w:pPr>
+              <w:autoSpaceDE w:val="0"/>
+              <w:autoSpaceDN w:val="0"/>
+              <w:adjustRightInd w:val="0"/>
+              <w:ind w:left="984" w:hanging="283"/>
+              <w:rPr>
+                <w:rFonts w:ascii="Century Gothic" w:eastAsia="SimSun" w:hAnsi="Century Gothic" w:cs="Calibri"/>
+                <w:sz w:val="18"/>
+                <w:szCs w:val="18"/>
+              </w:rPr>
+            </w:pPr>
+            <w:r>
+              <w:rPr>
+                <w:rFonts w:ascii="Century Gothic" w:eastAsia="SimSun" w:hAnsi="Century Gothic" w:cs="Calibri"/>
+                <w:sz w:val="18"/>
+                <w:szCs w:val="18"/>
+              </w:rPr>
+              <w:fldChar w:fldCharType="begin">
+                <w:ffData>
+                  <w:name w:val="Controllo2"/>
+                  <w:enabled/>
+                  <w:calcOnExit w:val="0"/>
+                  <w:checkBox>
+                    <w:sizeAuto/>
+                    <w:default w:val="0"/>
+                  </w:checkBox>
+                </w:ffData>
+              </w:fldChar>
+            </w:r>
+            <w:r>
+              <w:rPr>
+                <w:rFonts w:ascii="Century Gothic" w:eastAsia="SimSun" w:hAnsi="Century Gothic" w:cs="Calibri"/>
+                <w:sz w:val="18"/>
+                <w:szCs w:val="18"/>
+              </w:rPr>
+              <w:instrText xml:space="preserve"> FORMCHECKBOX </w:instrText>
+            </w:r>
+            <w:r>
+              <w:rPr>
+                <w:rFonts w:ascii="Century Gothic" w:eastAsia="SimSun" w:hAnsi="Century Gothic" w:cs="Calibri"/>
+                <w:sz w:val="18"/>
+                <w:szCs w:val="18"/>
+              </w:rPr>
+            </w:r>
+            <w:r>
+              <w:rPr>
+                <w:rFonts w:ascii="Century Gothic" w:eastAsia="SimSun" w:hAnsi="Century Gothic" w:cs="Calibri"/>
+                <w:sz w:val="18"/>
+                <w:szCs w:val="18"/>
+              </w:rPr>
+              <w:fldChar w:fldCharType="separate"/>
+            </w:r>
+            <w:r>
+              <w:rPr>
+                <w:rFonts w:ascii="Century Gothic" w:eastAsia="SimSun" w:hAnsi="Century Gothic" w:cs="Calibri"/>
+                <w:sz w:val="18"/>
+                <w:szCs w:val="18"/>
+              </w:rPr>
+              <w:fldChar w:fldCharType="end"/>
+            </w:r>
+            <w:r>
+              <w:rPr>
+                <w:rFonts w:ascii="Century Gothic" w:eastAsia="SimSun" w:hAnsi="Century Gothic" w:cs="Calibri"/>
+                <w:sz w:val="18"/>
+                <w:szCs w:val="18"/>
+              </w:rPr>
+              <w:t>Altro: ______________________________________________________</w:t>
+            </w:r>
+          </w:p>
+          <w:p>
+            <w:pPr>
+              <w:autoSpaceDE w:val="0"/>
+              <w:autoSpaceDN w:val="0"/>
+              <w:adjustRightInd w:val="0"/>
+              <w:ind w:left="984" w:hanging="283"/>
+              <w:rPr>
+                <w:rFonts w:ascii="Century Gothic" w:eastAsia="SimSun" w:hAnsi="Century Gothic" w:cs="Calibri"/>
+                <w:sz w:val="18"/>
+                <w:szCs w:val="18"/>
+              </w:rPr>
+            </w:pPr>
+          </w:p>
+          <w:p>
+            <w:pPr>
+              <w:pStyle w:val="Default"/>
+              <w:rPr>
+                <w:rFonts w:ascii="Century Gothic" w:eastAsia="SimSun" w:hAnsi="Century Gothic" w:cs="Calibri"/>
+                <w:sz w:val="18"/>
+                <w:szCs w:val="18"/>
+              </w:rPr>
+            </w:pPr>
+            <w:r>
+              <w:rPr>
+                <w:rFonts w:ascii="Century Gothic" w:hAnsi="Century Gothic" w:cs="Calibri"/>
+                <w:bCs/>
+                <w:smallCaps/>
+                <w:sz w:val="18"/>
+                <w:szCs w:val="18"/>
+              </w:rPr>
+              <w:fldChar w:fldCharType="begin">
+                <w:ffData>
+                  <w:name w:val="Controllo2"/>
+                  <w:enabled/>
+                  <w:calcOnExit w:val="0"/>
+                  <w:checkBox>
+                    <w:sizeAuto/>
+                    <w:default w:val="0"/>
+                  </w:checkBox>
+                </w:ffData>
+              </w:fldChar>
+            </w:r>
+            <w:r>
+              <w:rPr>
+                <w:rFonts w:ascii="Century Gothic" w:hAnsi="Century Gothic" w:cs="Calibri"/>
+                <w:bCs/>
+                <w:smallCaps/>
+                <w:sz w:val="18"/>
+                <w:szCs w:val="18"/>
+              </w:rPr>
+              <w:instrText xml:space="preserve"> FORMCHECKBOX </w:instrText>
+            </w:r>
+            <w:r>
+              <w:rPr>
+                <w:rFonts w:ascii="Century Gothic" w:hAnsi="Century Gothic" w:cs="Calibri"/>
+                <w:bCs/>
+                <w:smallCaps/>
+                <w:sz w:val="18"/>
+                <w:szCs w:val="18"/>
+              </w:rPr>
+            </w:r>
+            <w:r>
+              <w:rPr>
+                <w:rFonts w:ascii="Century Gothic" w:hAnsi="Century Gothic" w:cs="Calibri"/>
+                <w:bCs/>
+                <w:smallCaps/>
+                <w:sz w:val="18"/>
+                <w:szCs w:val="18"/>
+              </w:rPr>
+              <w:fldChar w:fldCharType="separate"/>
+            </w:r>
+            <w:r>
+              <w:rPr>
+                <w:rFonts w:ascii="Century Gothic" w:hAnsi="Century Gothic" w:cs="Calibri"/>
+                <w:bCs/>
+                <w:smallCaps/>
+                <w:sz w:val="18"/>
+                <w:szCs w:val="18"/>
+              </w:rPr>
+              <w:fldChar w:fldCharType="end"/>
+            </w:r>
+            <w:r>
+              <w:rPr>
+                <w:rFonts w:ascii="Century Gothic" w:hAnsi="Century Gothic" w:cs="Calibri"/>
+                <w:bCs/>
+                <w:smallCaps/>
+                <w:sz w:val="18"/>
+                <w:szCs w:val="18"/>
+              </w:rPr>
+              <w:t xml:space="preserve"> </w:t>
+            </w:r>
+            <w:r>
+              <w:rPr>
+                <w:rFonts w:ascii="Century Gothic" w:eastAsia="SimSun" w:hAnsi="Century Gothic" w:cs="Calibri"/>
+                <w:color w:val="auto"/>
+                <w:sz w:val="18"/>
+                <w:szCs w:val="18"/>
+              </w:rPr>
+              <w:t xml:space="preserve">Ricaduta misurabile in termini </w:t>
+            </w:r>
+            <w:r>
+              <w:rPr>
+                <w:rFonts w:ascii="Century Gothic" w:eastAsia="SimSun" w:hAnsi="Century Gothic" w:cs="Calibri"/>
+                <w:b/>
+                <w:color w:val="auto"/>
+                <w:sz w:val="18"/>
+                <w:szCs w:val="18"/>
+              </w:rPr>
+              <w:t>quantitativi</w:t>
+            </w:r>
+            <w:r>
+              <w:t xml:space="preserve"> </w:t>
+            </w:r>
+            <w:r>
+              <w:rPr>
+                <w:rFonts w:ascii="Century Gothic" w:eastAsia="SimSun" w:hAnsi="Century Gothic" w:cs="Calibri"/>
+                <w:sz w:val="18"/>
+                <w:szCs w:val="18"/>
+              </w:rPr>
+              <w:t>specificare:</w:t>
+            </w:r>
+          </w:p>
+          <w:p>
+            <w:pPr>
+              <w:pStyle w:val="Default"/>
+              <w:numPr>
+                <w:ilvl w:val="0"/>
+                <w:numId w:val="39"/>
+              </w:numPr>
+              <w:ind w:left="918" w:hanging="142"/>
+              <w:rPr>
+                <w:rFonts w:ascii="Century Gothic" w:eastAsia="SimSun" w:hAnsi="Century Gothic" w:cs="Calibri"/>
+                <w:sz w:val="18"/>
+                <w:szCs w:val="18"/>
+              </w:rPr>
+            </w:pPr>
+            <w:r>
+              <w:rPr>
+                <w:rFonts w:ascii="Century Gothic" w:eastAsia="SimSun" w:hAnsi="Century Gothic" w:cs="Calibri"/>
+                <w:sz w:val="18"/>
+                <w:szCs w:val="18"/>
+              </w:rPr>
+              <w:t>Indicatore (cambiamento atteso rispetto agli obiettivi): __________________________________________________________________________________</w:t>
+            </w:r>
+          </w:p>
+          <w:p>
+            <w:pPr>
+              <w:pStyle w:val="Default"/>
+              <w:numPr>
+                <w:ilvl w:val="0"/>
+                <w:numId w:val="39"/>
+              </w:numPr>
+              <w:ind w:left="918" w:hanging="142"/>
+              <w:rPr>
+                <w:rFonts w:ascii="Century Gothic" w:eastAsia="SimSun" w:hAnsi="Century Gothic" w:cs="Calibri"/>
+                <w:sz w:val="18"/>
+                <w:szCs w:val="18"/>
+              </w:rPr>
+            </w:pPr>
+            <w:r>
+              <w:rPr>
+                <w:rFonts w:ascii="Century Gothic" w:eastAsia="SimSun" w:hAnsi="Century Gothic" w:cs="Calibri"/>
+                <w:sz w:val="18"/>
+                <w:szCs w:val="18"/>
+              </w:rPr>
+              <w:t>modalità (come e cosa verifico il cambiamento):</w:t>
+            </w:r>
+          </w:p>
+          <w:p>
+            <w:pPr>
+              <w:pStyle w:val="Default"/>
+              <w:ind w:left="918"/>
+              <w:rPr>
+                <w:rFonts w:ascii="Century Gothic" w:eastAsia="SimSun" w:hAnsi="Century Gothic" w:cs="Calibri"/>
+                <w:sz w:val="18"/>
+                <w:szCs w:val="18"/>
+              </w:rPr>
+            </w:pPr>
+            <w:r>
+              <w:rPr>
+                <w:rFonts w:ascii="Century Gothic" w:eastAsia="SimSun" w:hAnsi="Century Gothic" w:cs="Calibri"/>
+                <w:sz w:val="18"/>
+                <w:szCs w:val="18"/>
+              </w:rPr>
+              <w:t>__________________________________________________________________________________</w:t>
+            </w:r>
+          </w:p>
+          <w:p>
+            <w:pPr>
+              <w:pStyle w:val="Default"/>
+              <w:numPr>
+                <w:ilvl w:val="0"/>
+                <w:numId w:val="39"/>
+              </w:numPr>
+              <w:ind w:left="918" w:hanging="142"/>
+              <w:rPr>
+                <w:rFonts w:ascii="Century Gothic" w:eastAsia="SimSun" w:hAnsi="Century Gothic" w:cs="Calibri"/>
+                <w:sz w:val="18"/>
+                <w:szCs w:val="18"/>
+              </w:rPr>
+            </w:pPr>
+            <w:r>
+              <w:rPr>
+                <w:rFonts w:ascii="Century Gothic" w:eastAsia="SimSun" w:hAnsi="Century Gothic" w:cs="Calibri"/>
+                <w:sz w:val="18"/>
+                <w:szCs w:val="18"/>
+              </w:rPr>
+              <w:t>tempistiche (quando verifico):</w:t>
+            </w:r>
+          </w:p>
+          <w:p>
+            <w:pPr>
+              <w:pStyle w:val="Default"/>
+              <w:ind w:left="918"/>
+              <w:rPr>
+                <w:rFonts w:ascii="Century Gothic" w:eastAsia="SimSun" w:hAnsi="Century Gothic" w:cs="Calibri"/>
+                <w:sz w:val="18"/>
+                <w:szCs w:val="18"/>
+              </w:rPr>
+            </w:pPr>
+            <w:r>
+              <w:rPr>
+                <w:rFonts w:ascii="Century Gothic" w:eastAsia="SimSun" w:hAnsi="Century Gothic" w:cs="Calibri"/>
+                <w:sz w:val="18"/>
+                <w:szCs w:val="18"/>
+              </w:rPr>
+              <w:t>__________________________________________________________________________________</w:t>
+            </w:r>
+          </w:p>
+          <w:p>
+            <w:pPr>
+              <w:autoSpaceDE w:val="0"/>
+              <w:autoSpaceDN w:val="0"/>
+              <w:adjustRightInd w:val="0"/>
+              <w:rPr>
+                <w:color w:val="000000"/>
+                <w:sz w:val="16"/>
+                <w:szCs w:val="16"/>
+              </w:rPr>
+            </w:pPr>
+          </w:p>
+          <w:p>
+            <w:pPr>
+              <w:pStyle w:val="Default"/>
+              <w:ind w:left="209" w:hanging="209"/>
+              <w:rPr>
+                <w:rFonts w:ascii="Century Gothic" w:eastAsia="SimSun" w:hAnsi="Century Gothic" w:cs="Calibri"/>
+                <w:i/>
+                <w:color w:val="auto"/>
+                <w:sz w:val="18"/>
+                <w:szCs w:val="18"/>
+              </w:rPr>
+            </w:pPr>
+            <w:r>
+              <w:rPr>
+                <w:rFonts w:ascii="Century Gothic" w:hAnsi="Century Gothic" w:cs="Calibri"/>
+                <w:bCs/>
+                <w:smallCaps/>
+                <w:sz w:val="18"/>
+                <w:szCs w:val="18"/>
+              </w:rPr>
+              <w:fldChar w:fldCharType="begin">
+                <w:ffData>
+                  <w:name w:val="Controllo2"/>
+                  <w:enabled/>
+                  <w:calcOnExit w:val="0"/>
+                  <w:checkBox>
+                    <w:sizeAuto/>
+                    <w:default w:val="0"/>
+                  </w:checkBox>
+                </w:ffData>
+              </w:fldChar>
+            </w:r>
+            <w:r>
+              <w:rPr>
+                <w:rFonts w:ascii="Century Gothic" w:hAnsi="Century Gothic" w:cs="Calibri"/>
+                <w:bCs/>
+                <w:smallCaps/>
+                <w:sz w:val="18"/>
+                <w:szCs w:val="18"/>
+              </w:rPr>
+              <w:instrText xml:space="preserve"> FORMCHECKBOX </w:instrText>
+            </w:r>
+            <w:r>
+              <w:rPr>
+                <w:rFonts w:ascii="Century Gothic" w:hAnsi="Century Gothic" w:cs="Calibri"/>
+                <w:bCs/>
+                <w:smallCaps/>
+                <w:sz w:val="18"/>
+                <w:szCs w:val="18"/>
+              </w:rPr>
+            </w:r>
+            <w:r>
+              <w:rPr>
+                <w:rFonts w:ascii="Century Gothic" w:hAnsi="Century Gothic" w:cs="Calibri"/>
+                <w:bCs/>
+                <w:smallCaps/>
+                <w:sz w:val="18"/>
+                <w:szCs w:val="18"/>
+              </w:rPr>
+              <w:fldChar w:fldCharType="separate"/>
+            </w:r>
+            <w:r>
+              <w:rPr>
+                <w:rFonts w:ascii="Century Gothic" w:hAnsi="Century Gothic" w:cs="Calibri"/>
+                <w:bCs/>
+                <w:smallCaps/>
+                <w:sz w:val="18"/>
+                <w:szCs w:val="18"/>
+              </w:rPr>
+              <w:fldChar w:fldCharType="end"/>
+            </w:r>
+            <w:r>
+              <w:rPr>
+                <w:rFonts w:ascii="Century Gothic" w:hAnsi="Century Gothic" w:cs="Calibri"/>
+                <w:bCs/>
+                <w:smallCaps/>
+                <w:sz w:val="18"/>
+                <w:szCs w:val="18"/>
+              </w:rPr>
+              <w:t xml:space="preserve"> </w:t>
+            </w:r>
+            <w:r>
+              <w:rPr>
+                <w:rFonts w:ascii="Century Gothic" w:eastAsia="SimSun" w:hAnsi="Century Gothic" w:cs="Calibri"/>
+                <w:color w:val="auto"/>
+                <w:sz w:val="18"/>
+                <w:szCs w:val="18"/>
+              </w:rPr>
+              <w:t xml:space="preserve">Ricaduta misurabile in termini </w:t>
+            </w:r>
+            <w:r>
+              <w:rPr>
+                <w:rFonts w:ascii="Century Gothic" w:eastAsia="SimSun" w:hAnsi="Century Gothic" w:cs="Calibri"/>
+                <w:b/>
+                <w:color w:val="auto"/>
+                <w:sz w:val="18"/>
+                <w:szCs w:val="18"/>
+              </w:rPr>
+              <w:t>qualitativi</w:t>
+            </w:r>
+            <w:r>
+              <w:rPr>
+                <w:rFonts w:ascii="Century Gothic" w:eastAsia="SimSun" w:hAnsi="Century Gothic" w:cs="Calibri"/>
+                <w:color w:val="auto"/>
+                <w:sz w:val="18"/>
+                <w:szCs w:val="18"/>
+              </w:rPr>
+              <w:t xml:space="preserve"> (</w:t>
+            </w:r>
+            <w:r>
+              <w:rPr>
+                <w:rFonts w:ascii="Century Gothic" w:eastAsia="SimSun" w:hAnsi="Century Gothic" w:cs="Calibri"/>
+                <w:sz w:val="18"/>
+                <w:szCs w:val="18"/>
+              </w:rPr>
+              <w:t xml:space="preserve">specificare indicatore, modalità e tempistiche) e compilando il modulo </w:t>
+            </w:r>
+            <w:r>
+              <w:rPr>
+                <w:rFonts w:ascii="Century Gothic" w:eastAsia="SimSun" w:hAnsi="Century Gothic" w:cs="Calibri"/>
+                <w:i/>
+                <w:sz w:val="18"/>
+                <w:szCs w:val="18"/>
+              </w:rPr>
+              <w:t>MD03 Q</w:t>
+            </w:r>
+            <w:r>
+              <w:rPr>
+                <w:rFonts w:ascii="Century Gothic" w:eastAsia="SimSun" w:hAnsi="Century Gothic" w:cs="Calibri"/>
+                <w:i/>
+                <w:color w:val="auto"/>
+                <w:sz w:val="18"/>
+                <w:szCs w:val="18"/>
+              </w:rPr>
+              <w:t>uestionario di valutazione della ricaduta</w:t>
+            </w:r>
+          </w:p>
+          <w:p>
+            <w:pPr>
+              <w:pStyle w:val="Default"/>
+              <w:numPr>
+                <w:ilvl w:val="0"/>
+                <w:numId w:val="39"/>
+              </w:numPr>
+              <w:ind w:left="918" w:hanging="142"/>
+              <w:rPr>
+                <w:rFonts w:ascii="Century Gothic" w:eastAsia="SimSun" w:hAnsi="Century Gothic" w:cs="Calibri"/>
+                <w:sz w:val="18"/>
+                <w:szCs w:val="18"/>
+              </w:rPr>
+            </w:pPr>
+            <w:r>
+              <w:rPr>
+                <w:rFonts w:ascii="Century Gothic" w:eastAsia="SimSun" w:hAnsi="Century Gothic" w:cs="Calibri"/>
+                <w:sz w:val="18"/>
+                <w:szCs w:val="18"/>
+              </w:rPr>
+              <w:t>Indicatore (cambiamento atteso rispetto agli obiettivi): __________________________________________________________________________________</w:t>
+            </w:r>
+          </w:p>
+          <w:p>
+            <w:pPr>
+              <w:pStyle w:val="Default"/>
+              <w:numPr>
+                <w:ilvl w:val="0"/>
+                <w:numId w:val="39"/>
+              </w:numPr>
+              <w:ind w:left="918" w:hanging="142"/>
+              <w:rPr>
+                <w:rFonts w:ascii="Century Gothic" w:eastAsia="SimSun" w:hAnsi="Century Gothic" w:cs="Calibri"/>
+                <w:sz w:val="18"/>
+                <w:szCs w:val="18"/>
+              </w:rPr>
+            </w:pPr>
+            <w:r>
+              <w:rPr>
+                <w:rFonts w:ascii="Century Gothic" w:eastAsia="SimSun" w:hAnsi="Century Gothic" w:cs="Calibri"/>
+                <w:sz w:val="18"/>
+                <w:szCs w:val="18"/>
+              </w:rPr>
+              <w:t>modalità (come e cosa verifico il cambiamento):</w:t>
+            </w:r>
+          </w:p>
+          <w:p>
+            <w:pPr>
+              <w:pStyle w:val="Default"/>
+              <w:ind w:left="918"/>
+              <w:rPr>
+                <w:rFonts w:ascii="Century Gothic" w:eastAsia="SimSun" w:hAnsi="Century Gothic" w:cs="Calibri"/>
+                <w:sz w:val="18"/>
+                <w:szCs w:val="18"/>
+              </w:rPr>
+            </w:pPr>
+            <w:r>
+              <w:rPr>
+                <w:rFonts w:ascii="Century Gothic" w:eastAsia="SimSun" w:hAnsi="Century Gothic" w:cs="Calibri"/>
+                <w:sz w:val="18"/>
+                <w:szCs w:val="18"/>
+              </w:rPr>
+              <w:t>__________________________________________________________________________________</w:t>
+            </w:r>
+          </w:p>
+          <w:p>
+            <w:pPr>
+              <w:pStyle w:val="Default"/>
+              <w:numPr>
+                <w:ilvl w:val="0"/>
+                <w:numId w:val="39"/>
+              </w:numPr>
+              <w:ind w:left="918" w:hanging="142"/>
+              <w:rPr>
+                <w:rFonts w:ascii="Century Gothic" w:eastAsia="SimSun" w:hAnsi="Century Gothic" w:cs="Calibri"/>
+                <w:sz w:val="18"/>
+                <w:szCs w:val="18"/>
+              </w:rPr>
+            </w:pPr>
+            <w:r>
+              <w:rPr>
+                <w:rFonts w:ascii="Century Gothic" w:eastAsia="SimSun" w:hAnsi="Century Gothic" w:cs="Calibri"/>
+                <w:sz w:val="18"/>
+                <w:szCs w:val="18"/>
+              </w:rPr>
+              <w:t>tempistiche (quando verifico):</w:t>
+            </w:r>
+          </w:p>
+          <w:p>
+            <w:pPr>
+              <w:pStyle w:val="Default"/>
+              <w:ind w:left="918"/>
+              <w:rPr>
+                <w:rFonts w:ascii="Century Gothic" w:eastAsia="SimSun" w:hAnsi="Century Gothic" w:cs="Calibri"/>
+                <w:sz w:val="18"/>
+                <w:szCs w:val="18"/>
+              </w:rPr>
+            </w:pPr>
+            <w:r>
+              <w:rPr>
+                <w:rFonts w:ascii="Century Gothic" w:eastAsia="SimSun" w:hAnsi="Century Gothic" w:cs="Calibri"/>
+                <w:sz w:val="18"/>
+                <w:szCs w:val="18"/>
+              </w:rPr>
+              <w:t xml:space="preserve">__________________________________________________________________________________  </w:t>
+            </w:r>
+          </w:p>
+          <w:p>
+            <w:pPr>
+              <w:rPr>
+                <w:rFonts w:ascii="Century Gothic" w:hAnsi="Century Gothic" w:cs="Calibri"/>
+                <w:bCs/>
+                <w:smallCaps/>
+                <w:sz w:val="18"/>
+                <w:szCs w:val="18"/>
+              </w:rPr>
+            </w:pPr>
+          </w:p>
+        </w:tc>
+      </w:tr>
+    </w:tbl>
+    <w:p>
+      <w:pPr>
+        <w:rPr>
+          <w:rFonts w:eastAsia="SimSun"/>
+        </w:rPr>
+      </w:pPr>
+    </w:p>
+    <w:p>
+      <w:pPr>
+        <w:rPr>
+          <w:rFonts w:eastAsia="SimSun"/>
+        </w:rPr>
+      </w:pPr>
+    </w:p>
     <w:p>
       <w:pPr>
         <w:rPr>
@@ -7502,7 +8555,6 @@
         </w:rPr>
         <w:t>${</w:t>
       </w:r>
-      <w:proofErr w:type="spellStart"/>
       <w:r>
         <w:rPr>
           <w:rFonts w:ascii="Century Gothic" w:hAnsi="Century Gothic" w:cs="Arial"/>
@@ -7512,7 +8564,6 @@
         </w:rPr>
         <w:t>n_ore</w:t>
       </w:r>
-      <w:proofErr w:type="spellEnd"/>
       <w:r>
         <w:rPr>
           <w:rFonts w:ascii="Century Gothic" w:hAnsi="Century Gothic" w:cs="Arial"/>
@@ -7616,7 +8667,7 @@
           <w:u w:val="single"/>
         </w:rPr>
       </w:pPr>
-      <w:bookmarkStart w:id="8" w:name="_Hlk94004675"/>
+      <w:bookmarkStart w:id="7" w:name="_Hlk94004675"/>
       <w:r>
         <w:rPr>
           <w:rFonts w:ascii="Century Gothic" w:hAnsi="Century Gothic"/>
@@ -7944,8 +8995,6 @@
         </w:rPr>
         <w:t>2</w:t>
       </w:r>
-      <w:bookmarkStart w:id="9" w:name="_GoBack"/>
-      <w:bookmarkEnd w:id="9"/>
       <w:r>
         <w:rPr>
           <w:rFonts w:ascii="Century Gothic" w:eastAsia="SimSun" w:hAnsi="Century Gothic" w:cs="Calibri"/>
@@ -8336,7 +9385,7 @@
         </w:rPr>
         <w:t xml:space="preserve"> (ove previsto</w:t>
       </w:r>
-      <w:bookmarkEnd w:id="8"/>
+      <w:bookmarkEnd w:id="7"/>
       <w:r>
         <w:rPr>
           <w:rFonts w:ascii="Century Gothic" w:eastAsia="SimSun" w:hAnsi="Century Gothic" w:cs="Calibri"/>
@@ -8348,7 +9397,7 @@
     </w:p>
     <w:p>
       <w:pPr>
-        <w:ind w:left="720" w:right="-144"/>
+        <w:ind w:right="-144"/>
         <w:jc w:val="both"/>
         <w:rPr>
           <w:rFonts w:ascii="Century Gothic" w:eastAsia="SimSun" w:hAnsi="Century Gothic" w:cs="Calibri"/>
@@ -8359,7 +9408,151 @@
     </w:p>
     <w:p>
       <w:pPr>
+        <w:ind w:right="-144"/>
+        <w:jc w:val="both"/>
+        <w:rPr>
+          <w:rFonts w:ascii="Century Gothic" w:eastAsia="SimSun" w:hAnsi="Century Gothic" w:cs="Calibri"/>
+          <w:sz w:val="18"/>
+          <w:szCs w:val="18"/>
+        </w:rPr>
+      </w:pPr>
+      <w:r>
+        <w:rPr>
+          <w:rFonts w:ascii="Century Gothic" w:eastAsia="SimSun" w:hAnsi="Century Gothic" w:cs="Calibri"/>
+          <w:sz w:val="18"/>
+          <w:szCs w:val="18"/>
+        </w:rPr>
+        <w:t>È stato richiesto il riconoscimento dei crediti formativi validi ai fini della formazione continua degli assistenti sociali</w:t>
+      </w:r>
+    </w:p>
+    <w:p>
+      <w:pPr>
         <w:jc w:val="right"/>
+        <w:rPr>
+          <w:rFonts w:ascii="Century Gothic" w:hAnsi="Century Gothic"/>
+          <w:sz w:val="18"/>
+          <w:szCs w:val="18"/>
+        </w:rPr>
+      </w:pPr>
+      <w:r>
+        <w:rPr>
+          <w:rFonts w:ascii="Century Gothic" w:hAnsi="Century Gothic" w:cs="Helvetica"/>
+          <w:sz w:val="18"/>
+          <w:szCs w:val="18"/>
+        </w:rPr>
+        <w:t xml:space="preserve">NO  </w:t>
+      </w:r>
+      <w:r>
+        <w:rPr>
+          <w:rFonts w:ascii="Century Gothic" w:hAnsi="Century Gothic"/>
+          <w:sz w:val="18"/>
+          <w:szCs w:val="18"/>
+        </w:rPr>
+        <w:fldChar w:fldCharType="begin">
+          <w:ffData>
+            <w:name w:val="Controllo2"/>
+            <w:enabled/>
+            <w:calcOnExit w:val="0"/>
+            <w:checkBox>
+              <w:sizeAuto/>
+              <w:default w:val="0"/>
+            </w:checkBox>
+          </w:ffData>
+        </w:fldChar>
+      </w:r>
+      <w:r>
+        <w:rPr>
+          <w:rFonts w:ascii="Century Gothic" w:hAnsi="Century Gothic"/>
+          <w:sz w:val="18"/>
+          <w:szCs w:val="18"/>
+        </w:rPr>
+        <w:instrText xml:space="preserve"> FORMCHECKBOX </w:instrText>
+      </w:r>
+      <w:r>
+        <w:rPr>
+          <w:rFonts w:ascii="Century Gothic" w:hAnsi="Century Gothic"/>
+          <w:sz w:val="18"/>
+          <w:szCs w:val="18"/>
+        </w:rPr>
+      </w:r>
+      <w:r>
+        <w:rPr>
+          <w:rFonts w:ascii="Century Gothic" w:hAnsi="Century Gothic"/>
+          <w:sz w:val="18"/>
+          <w:szCs w:val="18"/>
+        </w:rPr>
+        <w:fldChar w:fldCharType="separate"/>
+      </w:r>
+      <w:r>
+        <w:rPr>
+          <w:rFonts w:ascii="Century Gothic" w:hAnsi="Century Gothic"/>
+          <w:sz w:val="18"/>
+          <w:szCs w:val="18"/>
+        </w:rPr>
+        <w:fldChar w:fldCharType="end"/>
+      </w:r>
+      <w:r>
+        <w:rPr>
+          <w:rFonts w:ascii="Century Gothic" w:hAnsi="Century Gothic"/>
+          <w:sz w:val="18"/>
+          <w:szCs w:val="18"/>
+        </w:rPr>
+        <w:t xml:space="preserve">       SÌ </w:t>
+      </w:r>
+      <w:r>
+        <w:rPr>
+          <w:rFonts w:ascii="Century Gothic" w:hAnsi="Century Gothic"/>
+          <w:sz w:val="18"/>
+          <w:szCs w:val="18"/>
+        </w:rPr>
+        <w:fldChar w:fldCharType="begin">
+          <w:ffData>
+            <w:name w:val="Controllo2"/>
+            <w:enabled/>
+            <w:calcOnExit w:val="0"/>
+            <w:checkBox>
+              <w:sizeAuto/>
+              <w:default w:val="0"/>
+            </w:checkBox>
+          </w:ffData>
+        </w:fldChar>
+      </w:r>
+      <w:r>
+        <w:rPr>
+          <w:rFonts w:ascii="Century Gothic" w:hAnsi="Century Gothic"/>
+          <w:sz w:val="18"/>
+          <w:szCs w:val="18"/>
+        </w:rPr>
+        <w:instrText xml:space="preserve"> FORMCHECKBOX </w:instrText>
+      </w:r>
+      <w:r>
+        <w:rPr>
+          <w:rFonts w:ascii="Century Gothic" w:hAnsi="Century Gothic"/>
+          <w:sz w:val="18"/>
+          <w:szCs w:val="18"/>
+        </w:rPr>
+      </w:r>
+      <w:r>
+        <w:rPr>
+          <w:rFonts w:ascii="Century Gothic" w:hAnsi="Century Gothic"/>
+          <w:sz w:val="18"/>
+          <w:szCs w:val="18"/>
+        </w:rPr>
+        <w:fldChar w:fldCharType="separate"/>
+      </w:r>
+      <w:r>
+        <w:rPr>
+          <w:rFonts w:ascii="Century Gothic" w:hAnsi="Century Gothic"/>
+          <w:sz w:val="18"/>
+          <w:szCs w:val="18"/>
+        </w:rPr>
+        <w:fldChar w:fldCharType="end"/>
+      </w:r>
+    </w:p>
+    <w:p>
+      <w:pPr>
+        <w:ind w:right="-144"/>
+        <w:jc w:val="both"/>
         <w:rPr>
           <w:rFonts w:ascii="Century Gothic" w:hAnsi="Century Gothic" w:cs="Arial"/>
           <w:b/>
@@ -8368,6 +9561,31 @@
           <w:szCs w:val="16"/>
         </w:rPr>
       </w:pPr>
+      <w:r>
+        <w:rPr>
+          <w:rFonts w:ascii="Century Gothic" w:eastAsia="SimSun" w:hAnsi="Century Gothic" w:cs="Calibri"/>
+          <w:sz w:val="18"/>
+          <w:szCs w:val="18"/>
+        </w:rPr>
+        <w:t>(</w:t>
+      </w:r>
+      <w:r>
+        <w:rPr>
+          <w:rFonts w:ascii="Century Gothic" w:eastAsia="SimSun" w:hAnsi="Century Gothic" w:cs="Calibri"/>
+          <w:b/>
+          <w:sz w:val="18"/>
+          <w:szCs w:val="18"/>
+        </w:rPr>
+        <w:t>La richiesta di accreditamento al CROAS Lombardia va presentata almeno 30 giorni prima della realizzazione dell’iniziativa formativa</w:t>
+      </w:r>
+      <w:r>
+        <w:rPr>
+          <w:rFonts w:ascii="Century Gothic" w:eastAsia="SimSun" w:hAnsi="Century Gothic" w:cs="Calibri"/>
+          <w:sz w:val="18"/>
+          <w:szCs w:val="18"/>
+        </w:rPr>
+        <w:t>)</w:t>
+      </w:r>
     </w:p>
     <w:p>
       <w:pPr>
@@ -8811,7 +10029,6 @@
           <w:szCs w:val="18"/>
           <w:u w:val="single"/>
         </w:rPr>
-        <w:lastRenderedPageBreak/>
         <w:t>COSTI:</w:t>
       </w:r>
     </w:p>
@@ -8844,9 +10061,62 @@
           <w:sz w:val="18"/>
           <w:szCs w:val="18"/>
         </w:rPr>
-        <w:t xml:space="preserve">Evento con </w:t>
-      </w:r>
-      <w:proofErr w:type="gramStart"/>
+        <w:t>Evento con oneri:</w:t>
+      </w:r>
+      <w:r>
+        <w:rPr>
+          <w:rFonts w:ascii="Century Gothic" w:hAnsi="Century Gothic" w:cs="Helvetica"/>
+          <w:color w:val="4472C4"/>
+          <w:sz w:val="18"/>
+          <w:szCs w:val="18"/>
+        </w:rPr>
+        <w:t xml:space="preserve"> </w:t>
+      </w:r>
+      <w:r>
+        <w:rPr>
+          <w:rFonts w:ascii="Century Gothic" w:hAnsi="Century Gothic" w:cs="Helvetica"/>
+          <w:color w:val="4472C4"/>
+          <w:sz w:val="18"/>
+          <w:szCs w:val="18"/>
+        </w:rPr>
+        <w:t xml:space="preserve">  </w:t>
+      </w:r>
+      <w:r>
+        <w:rPr>
+          <w:rFonts w:ascii="Century Gothic" w:hAnsi="Century Gothic" w:cs="Helvetica"/>
+          <w:color w:val="4472C4"/>
+          <w:sz w:val="18"/>
+          <w:szCs w:val="18"/>
+        </w:rPr>
+        <w:t xml:space="preserve">NO </w:t>
+      </w:r>
+      <w:r>
+        <w:rPr>
+          <w:rFonts w:ascii="Century Gothic" w:hAnsi="Century Gothic"/>
+          <w:color w:val="4472C4"/>
+          <w:sz w:val="18"/>
+          <w:szCs w:val="18"/>
+        </w:rPr>
+        <w:t xml:space="preserve">${checkBoxOneriNo} </w:t>
+      </w:r>
+      <w:r>
+        <w:rPr>
+          <w:rFonts w:ascii="Century Gothic" w:hAnsi="Century Gothic"/>
+          <w:color w:val="4472C4"/>
+          <w:sz w:val="18"/>
+          <w:szCs w:val="18"/>
+        </w:rPr>
+        <w:t xml:space="preserve">  </w:t>
+      </w:r>
+      <w:r>
+        <w:rPr>
+          <w:rFonts w:ascii="Century Gothic" w:hAnsi="Century Gothic"/>
+          <w:color w:val="4472C4"/>
+          <w:sz w:val="18"/>
+          <w:szCs w:val="18"/>
+        </w:rPr>
+        <w:t xml:space="preserve">SÌ ${checkBoxOneriSi}  </w:t>
+      </w:r>
       <w:r>
         <w:rPr>
           <w:rFonts w:ascii="Century Gothic" w:hAnsi="Century Gothic" w:cs="Arial"/>
@@ -8855,102 +10125,7 @@
           <w:sz w:val="18"/>
           <w:szCs w:val="18"/>
         </w:rPr>
-        <w:t>oneri:</w:t>
-      </w:r>
-      <w:r>
-        <w:rPr>
-          <w:rFonts w:ascii="Century Gothic" w:hAnsi="Century Gothic" w:cs="Helvetica"/>
-          <w:color w:val="4472C4"/>
-          <w:sz w:val="18"/>
-          <w:szCs w:val="18"/>
-        </w:rPr>
-        <w:t xml:space="preserve"> </w:t>
-      </w:r>
-      <w:r>
-        <w:rPr>
-          <w:rFonts w:ascii="Century Gothic" w:hAnsi="Century Gothic" w:cs="Helvetica"/>
-          <w:color w:val="4472C4"/>
-          <w:sz w:val="18"/>
-          <w:szCs w:val="18"/>
-        </w:rPr>
-        <w:t xml:space="preserve">  </w:t>
-      </w:r>
-      <w:proofErr w:type="gramEnd"/>
-      <w:r>
-        <w:rPr>
-          <w:rFonts w:ascii="Century Gothic" w:hAnsi="Century Gothic" w:cs="Helvetica"/>
-          <w:color w:val="4472C4"/>
-          <w:sz w:val="18"/>
-          <w:szCs w:val="18"/>
-        </w:rPr>
-        <w:t xml:space="preserve">NO </w:t>
-      </w:r>
-      <w:r>
-        <w:rPr>
-          <w:rFonts w:ascii="Century Gothic" w:hAnsi="Century Gothic"/>
-          <w:color w:val="4472C4"/>
-          <w:sz w:val="18"/>
-          <w:szCs w:val="18"/>
-        </w:rPr>
-        <w:t>${</w:t>
-      </w:r>
-      <w:proofErr w:type="spellStart"/>
-      <w:r>
-        <w:rPr>
-          <w:rFonts w:ascii="Century Gothic" w:hAnsi="Century Gothic"/>
-          <w:color w:val="4472C4"/>
-          <w:sz w:val="18"/>
-          <w:szCs w:val="18"/>
-        </w:rPr>
-        <w:t>checkBoxOneriNo</w:t>
-      </w:r>
-      <w:proofErr w:type="spellEnd"/>
-      <w:r>
-        <w:rPr>
-          <w:rFonts w:ascii="Century Gothic" w:hAnsi="Century Gothic"/>
-          <w:color w:val="4472C4"/>
-          <w:sz w:val="18"/>
-          <w:szCs w:val="18"/>
-        </w:rPr>
-        <w:t xml:space="preserve">} </w:t>
-      </w:r>
-      <w:r>
-        <w:rPr>
-          <w:rFonts w:ascii="Century Gothic" w:hAnsi="Century Gothic"/>
-          <w:color w:val="4472C4"/>
-          <w:sz w:val="18"/>
-          <w:szCs w:val="18"/>
-        </w:rPr>
-        <w:t xml:space="preserve">  </w:t>
-      </w:r>
-      <w:r>
-        <w:rPr>
-          <w:rFonts w:ascii="Century Gothic" w:hAnsi="Century Gothic"/>
-          <w:color w:val="4472C4"/>
-          <w:sz w:val="18"/>
-          <w:szCs w:val="18"/>
-        </w:rPr>
-        <w:t>SÌ ${</w:t>
-      </w:r>
-      <w:proofErr w:type="spellStart"/>
-      <w:r>
-        <w:rPr>
-          <w:rFonts w:ascii="Century Gothic" w:hAnsi="Century Gothic"/>
-          <w:color w:val="4472C4"/>
-          <w:sz w:val="18"/>
-          <w:szCs w:val="18"/>
-        </w:rPr>
-        <w:t>checkBoxOneriSi</w:t>
-      </w:r>
-      <w:proofErr w:type="spellEnd"/>
-      <w:r>
-        <w:rPr>
-          <w:rFonts w:ascii="Century Gothic" w:hAnsi="Century Gothic"/>
-          <w:color w:val="4472C4"/>
-          <w:sz w:val="18"/>
-          <w:szCs w:val="18"/>
-        </w:rPr>
-        <w:t xml:space="preserve">}  </w:t>
+        <w:t xml:space="preserve">   pari a Euro ${</w:t>
       </w:r>
       <w:r>
         <w:rPr>
@@ -8960,20 +10135,8 @@
           <w:sz w:val="18"/>
           <w:szCs w:val="18"/>
         </w:rPr>
-        <w:t xml:space="preserve">   pari a Euro ${</w:t>
-      </w:r>
-      <w:proofErr w:type="spellStart"/>
-      <w:r>
-        <w:rPr>
-          <w:rFonts w:ascii="Century Gothic" w:hAnsi="Century Gothic" w:cs="Arial"/>
-          <w:bCs/>
-          <w:color w:val="4472C4"/>
-          <w:sz w:val="18"/>
-          <w:szCs w:val="18"/>
-        </w:rPr>
         <w:t>costiEdizione</w:t>
       </w:r>
-      <w:proofErr w:type="spellEnd"/>
       <w:r>
         <w:rPr>
           <w:rFonts w:ascii="Century Gothic" w:hAnsi="Century Gothic" w:cs="Arial"/>
@@ -9335,20 +10498,8 @@
                 <w:sz w:val="20"/>
                 <w:szCs w:val="20"/>
               </w:rPr>
-              <w:t xml:space="preserve">Firma del Responsabile </w:t>
-            </w:r>
-            <w:proofErr w:type="spellStart"/>
-            <w:r>
-              <w:rPr>
-                <w:rFonts w:ascii="Century Gothic" w:hAnsi="Century Gothic"/>
-                <w:b/>
-                <w:color w:val="4F81BD" w:themeColor="accent1"/>
-                <w:sz w:val="20"/>
-                <w:szCs w:val="20"/>
-              </w:rPr>
-              <w:t>CdR</w:t>
-            </w:r>
-            <w:proofErr w:type="spellEnd"/>
+              <w:t>Firma del Responsabile CdR</w:t>
+            </w:r>
           </w:p>
           <w:p>
             <w:pPr>
@@ -9506,8 +10657,12 @@
       </w:pPr>
     </w:p>
     <w:sectPr>
-      <w:headerReference w:type="default" r:id="rId13"/>
-      <w:footerReference w:type="default" r:id="rId14"/>
+      <w:headerReference w:type="even" r:id="rId13"/>
+      <w:headerReference w:type="default" r:id="rId14"/>
+      <w:footerReference w:type="even" r:id="rId15"/>
+      <w:footerReference w:type="default" r:id="rId16"/>
+      <w:headerReference w:type="first" r:id="rId17"/>
+      <w:footerReference w:type="first" r:id="rId18"/>
       <w:pgSz w:w="11906" w:h="16838"/>
       <w:pgMar w:top="755" w:right="707" w:bottom="567" w:left="1134" w:header="454" w:footer="283" w:gutter="0"/>
       <w:cols w:space="708"/>
@@ -9517,14 +10672,8 @@
 </w:document>
 </file>
 
-<file path=word/commentsExtensible.xml><?xml version="1.0" encoding="utf-8"?>
-<w16cex:commentsExtensible xmlns:wpc="http://schemas.microsoft.com/office/word/2010/wordprocessingCanvas" xmlns:cx="http://schemas.microsoft.com/office/drawing/2014/chartex" xmlns:cx1="http://schemas.microsoft.com/office/drawing/2015/9/8/chartex" xmlns:cx2="http://schemas.microsoft.com/office/drawing/2015/10/21/chartex" xmlns:cx3="http://schemas.microsoft.com/office/drawing/2016/5/9/chartex" xmlns:cx4="http://schemas.microsoft.com/office/drawing/2016/5/10/chartex" xmlns:cx5="http://schemas.microsoft.com/office/drawing/2016/5/11/chartex" xmlns:cx6="http://schemas.microsoft.com/office/drawing/2016/5/12/chartex" xmlns:cx7="http://schemas.microsoft.com/office/drawing/2016/5/13/chartex" xmlns:cx8="http://schemas.microsoft.com/office/drawing/2016/5/14/chartex" xmlns:mc="http://schemas.openxmlformats.org/markup-compatibility/2006" xmlns:aink="http://schemas.microsoft.com/office/drawing/2016/ink" xmlns:am3d="http://schemas.microsoft.com/office/drawing/2017/model3d" xmlns:o="urn:schemas-microsoft-com:office:office" xmlns:r="http://schemas.openxmlformats.org/officeDocument/2006/relationships" xmlns:m="http://schemas.openxmlformats.org/officeDocument/2006/math" xmlns:v="urn:schemas-microsoft-com:vml" xmlns:wp14="http://schemas.microsoft.com/office/word/2010/wordprocessingDrawing" xmlns:wp="http://schemas.openxmlformats.org/drawingml/2006/wordprocessingDrawing" xmlns:w10="urn:schemas-microsoft-com:office:word" xmlns:w="http://schemas.openxmlformats.org/wordprocessingml/2006/main" xmlns:w14="http://schemas.microsoft.com/office/word/2010/wordml" xmlns:w15="http://schemas.microsoft.com/office/word/2012/wordml" xmlns:w16cex="http://schemas.microsoft.com/office/word/2018/wordml/cex" xmlns:w16cid="http://schemas.microsoft.com/office/word/2016/wordml/cid" xmlns:w16="http://schemas.microsoft.com/office/word/2018/wordml" xmlns:w16sdtdh="http://schemas.microsoft.com/office/word/2020/wordml/sdtdatahash" xmlns:w16se="http://schemas.microsoft.com/office/word/2015/wordml/symex" xmlns:wpg="http://schemas.microsoft.com/office/word/2010/wordprocessingGroup" xmlns:wpi="http://schemas.microsoft.com/office/word/2010/wordprocessingInk" xmlns:wne="http://schemas.microsoft.com/office/word/2006/wordml" xmlns:wps="http://schemas.microsoft.com/office/word/2010/wordprocessingShape" mc:Ignorable="w14 w15 w16se w16cid w16 w16cex w16sdtdh wp14">
-  <w16cex:commentExtensible w16cex:durableId="25B0EEC3" w16cex:dateUtc="2022-02-11T13:18:00Z"/>
-</w16cex:commentsExtensible>
-</file>
-
 <file path=word/endnotes.xml><?xml version="1.0" encoding="utf-8"?>
-<w:endnotes xmlns:wpc="http://schemas.microsoft.com/office/word/2010/wordprocessingCanvas" xmlns:cx="http://schemas.microsoft.com/office/drawing/2014/chartex" xmlns:cx1="http://schemas.microsoft.com/office/drawing/2015/9/8/chartex" xmlns:cx2="http://schemas.microsoft.com/office/drawing/2015/10/21/chartex" xmlns:cx3="http://schemas.microsoft.com/office/drawing/2016/5/9/chartex" xmlns:cx4="http://schemas.microsoft.com/office/drawing/2016/5/10/chartex" xmlns:cx5="http://schemas.microsoft.com/office/drawing/2016/5/11/chartex" xmlns:cx6="http://schemas.microsoft.com/office/drawing/2016/5/12/chartex" xmlns:cx7="http://schemas.microsoft.com/office/drawing/2016/5/13/chartex" xmlns:cx8="http://schemas.microsoft.com/office/drawing/2016/5/14/chartex" xmlns:mc="http://schemas.openxmlformats.org/markup-compatibility/2006" xmlns:aink="http://schemas.microsoft.com/office/drawing/2016/ink" xmlns:am3d="http://schemas.microsoft.com/office/drawing/2017/model3d" xmlns:o="urn:schemas-microsoft-com:office:office" xmlns:r="http://schemas.openxmlformats.org/officeDocument/2006/relationships" xmlns:m="http://schemas.openxmlformats.org/officeDocument/2006/math" xmlns:v="urn:schemas-microsoft-com:vml" xmlns:wp14="http://schemas.microsoft.com/office/word/2010/wordprocessingDrawing" xmlns:wp="http://schemas.openxmlformats.org/drawingml/2006/wordprocessingDrawing" xmlns:w10="urn:schemas-microsoft-com:office:word" xmlns:w="http://schemas.openxmlformats.org/wordprocessingml/2006/main" xmlns:w14="http://schemas.microsoft.com/office/word/2010/wordml" xmlns:w15="http://schemas.microsoft.com/office/word/2012/wordml" xmlns:w16cid="http://schemas.microsoft.com/office/word/2016/wordml/cid" xmlns:w16se="http://schemas.microsoft.com/office/word/2015/wordml/symex" xmlns:wpg="http://schemas.microsoft.com/office/word/2010/wordprocessingGroup" xmlns:wpi="http://schemas.microsoft.com/office/word/2010/wordprocessingInk" xmlns:wne="http://schemas.microsoft.com/office/word/2006/wordml" xmlns:wps="http://schemas.microsoft.com/office/word/2010/wordprocessingShape" mc:Ignorable="w14 w15 w16se w16cid wp14">
+<w:endnotes xmlns:wpc="http://schemas.microsoft.com/office/word/2010/wordprocessingCanvas" xmlns:cx="http://schemas.microsoft.com/office/drawing/2014/chartex" xmlns:cx1="http://schemas.microsoft.com/office/drawing/2015/9/8/chartex" xmlns:cx2="http://schemas.microsoft.com/office/drawing/2015/10/21/chartex" xmlns:cx3="http://schemas.microsoft.com/office/drawing/2016/5/9/chartex" xmlns:cx4="http://schemas.microsoft.com/office/drawing/2016/5/10/chartex" xmlns:cx5="http://schemas.microsoft.com/office/drawing/2016/5/11/chartex" xmlns:cx6="http://schemas.microsoft.com/office/drawing/2016/5/12/chartex" xmlns:cx7="http://schemas.microsoft.com/office/drawing/2016/5/13/chartex" xmlns:cx8="http://schemas.microsoft.com/office/drawing/2016/5/14/chartex" xmlns:mc="http://schemas.openxmlformats.org/markup-compatibility/2006" xmlns:aink="http://schemas.microsoft.com/office/drawing/2016/ink" xmlns:am3d="http://schemas.microsoft.com/office/drawing/2017/model3d" xmlns:o="urn:schemas-microsoft-com:office:office" xmlns:oel="http://schemas.microsoft.com/office/2019/extlst" xmlns:r="http://schemas.openxmlformats.org/officeDocument/2006/relationships" xmlns:m="http://schemas.openxmlformats.org/officeDocument/2006/math" xmlns:v="urn:schemas-microsoft-com:vml" xmlns:wp14="http://schemas.microsoft.com/office/word/2010/wordprocessingDrawing" xmlns:wp="http://schemas.openxmlformats.org/drawingml/2006/wordprocessingDrawing" xmlns:w10="urn:schemas-microsoft-com:office:word" xmlns:w="http://schemas.openxmlformats.org/wordprocessingml/2006/main" xmlns:w14="http://schemas.microsoft.com/office/word/2010/wordml" xmlns:w15="http://schemas.microsoft.com/office/word/2012/wordml" xmlns:w16cex="http://schemas.microsoft.com/office/word/2018/wordml/cex" xmlns:w16cid="http://schemas.microsoft.com/office/word/2016/wordml/cid" xmlns:w16="http://schemas.microsoft.com/office/word/2018/wordml" xmlns:w16du="http://schemas.microsoft.com/office/word/2023/wordml/word16du" xmlns:w16sdtdh="http://schemas.microsoft.com/office/word/2020/wordml/sdtdatahash" xmlns:w16sdtfl="http://schemas.microsoft.com/office/word/2024/wordml/sdtformatlock" xmlns:w16se="http://schemas.microsoft.com/office/word/2015/wordml/symex" xmlns:wpg="http://schemas.microsoft.com/office/word/2010/wordprocessingGroup" xmlns:wpi="http://schemas.microsoft.com/office/word/2010/wordprocessingInk" xmlns:wne="http://schemas.microsoft.com/office/word/2006/wordml" xmlns:wps="http://schemas.microsoft.com/office/word/2010/wordprocessingShape" mc:Ignorable="w14 w15 w16se w16cid w16 w16cex w16sdtdh w16sdtfl w16du wp14">
   <w:endnote w:type="separator" w:id="-1">
     <w:p>
       <w:r>
@@ -9546,7 +10695,17 @@
 </file>
 
 <file path=word/footer1.xml><?xml version="1.0" encoding="utf-8"?>
-<w:ftr xmlns:wpc="http://schemas.microsoft.com/office/word/2010/wordprocessingCanvas" xmlns:cx="http://schemas.microsoft.com/office/drawing/2014/chartex" xmlns:cx1="http://schemas.microsoft.com/office/drawing/2015/9/8/chartex" xmlns:cx2="http://schemas.microsoft.com/office/drawing/2015/10/21/chartex" xmlns:cx3="http://schemas.microsoft.com/office/drawing/2016/5/9/chartex" xmlns:cx4="http://schemas.microsoft.com/office/drawing/2016/5/10/chartex" xmlns:cx5="http://schemas.microsoft.com/office/drawing/2016/5/11/chartex" xmlns:cx6="http://schemas.microsoft.com/office/drawing/2016/5/12/chartex" xmlns:cx7="http://schemas.microsoft.com/office/drawing/2016/5/13/chartex" xmlns:cx8="http://schemas.microsoft.com/office/drawing/2016/5/14/chartex" xmlns:mc="http://schemas.openxmlformats.org/markup-compatibility/2006" xmlns:aink="http://schemas.microsoft.com/office/drawing/2016/ink" xmlns:am3d="http://schemas.microsoft.com/office/drawing/2017/model3d" xmlns:o="urn:schemas-microsoft-com:office:office" xmlns:r="http://schemas.openxmlformats.org/officeDocument/2006/relationships" xmlns:m="http://schemas.openxmlformats.org/officeDocument/2006/math" xmlns:v="urn:schemas-microsoft-com:vml" xmlns:wp14="http://schemas.microsoft.com/office/word/2010/wordprocessingDrawing" xmlns:wp="http://schemas.openxmlformats.org/drawingml/2006/wordprocessingDrawing" xmlns:w10="urn:schemas-microsoft-com:office:word" xmlns:w="http://schemas.openxmlformats.org/wordprocessingml/2006/main" xmlns:w14="http://schemas.microsoft.com/office/word/2010/wordml" xmlns:w15="http://schemas.microsoft.com/office/word/2012/wordml" xmlns:w16cid="http://schemas.microsoft.com/office/word/2016/wordml/cid" xmlns:w16se="http://schemas.microsoft.com/office/word/2015/wordml/symex" xmlns:wpg="http://schemas.microsoft.com/office/word/2010/wordprocessingGroup" xmlns:wpi="http://schemas.microsoft.com/office/word/2010/wordprocessingInk" xmlns:wne="http://schemas.microsoft.com/office/word/2006/wordml" xmlns:wps="http://schemas.microsoft.com/office/word/2010/wordprocessingShape" mc:Ignorable="w14 w15 w16se w16cid wp14">
+<w:ftr xmlns:wpc="http://schemas.microsoft.com/office/word/2010/wordprocessingCanvas" xmlns:cx="http://schemas.microsoft.com/office/drawing/2014/chartex" xmlns:cx1="http://schemas.microsoft.com/office/drawing/2015/9/8/chartex" xmlns:cx2="http://schemas.microsoft.com/office/drawing/2015/10/21/chartex" xmlns:cx3="http://schemas.microsoft.com/office/drawing/2016/5/9/chartex" xmlns:cx4="http://schemas.microsoft.com/office/drawing/2016/5/10/chartex" xmlns:cx5="http://schemas.microsoft.com/office/drawing/2016/5/11/chartex" xmlns:cx6="http://schemas.microsoft.com/office/drawing/2016/5/12/chartex" xmlns:cx7="http://schemas.microsoft.com/office/drawing/2016/5/13/chartex" xmlns:cx8="http://schemas.microsoft.com/office/drawing/2016/5/14/chartex" xmlns:mc="http://schemas.openxmlformats.org/markup-compatibility/2006" xmlns:aink="http://schemas.microsoft.com/office/drawing/2016/ink" xmlns:am3d="http://schemas.microsoft.com/office/drawing/2017/model3d" xmlns:o="urn:schemas-microsoft-com:office:office" xmlns:oel="http://schemas.microsoft.com/office/2019/extlst" xmlns:r="http://schemas.openxmlformats.org/officeDocument/2006/relationships" xmlns:m="http://schemas.openxmlformats.org/officeDocument/2006/math" xmlns:v="urn:schemas-microsoft-com:vml" xmlns:wp14="http://schemas.microsoft.com/office/word/2010/wordprocessingDrawing" xmlns:wp="http://schemas.openxmlformats.org/drawingml/2006/wordprocessingDrawing" xmlns:w10="urn:schemas-microsoft-com:office:word" xmlns:w="http://schemas.openxmlformats.org/wordprocessingml/2006/main" xmlns:w14="http://schemas.microsoft.com/office/word/2010/wordml" xmlns:w15="http://schemas.microsoft.com/office/word/2012/wordml" xmlns:w16cex="http://schemas.microsoft.com/office/word/2018/wordml/cex" xmlns:w16cid="http://schemas.microsoft.com/office/word/2016/wordml/cid" xmlns:w16="http://schemas.microsoft.com/office/word/2018/wordml" xmlns:w16du="http://schemas.microsoft.com/office/word/2023/wordml/word16du" xmlns:w16sdtdh="http://schemas.microsoft.com/office/word/2020/wordml/sdtdatahash" xmlns:w16sdtfl="http://schemas.microsoft.com/office/word/2024/wordml/sdtformatlock" xmlns:w16se="http://schemas.microsoft.com/office/word/2015/wordml/symex" xmlns:wpg="http://schemas.microsoft.com/office/word/2010/wordprocessingGroup" xmlns:wpi="http://schemas.microsoft.com/office/word/2010/wordprocessingInk" xmlns:wne="http://schemas.microsoft.com/office/word/2006/wordml" xmlns:wps="http://schemas.microsoft.com/office/word/2010/wordprocessingShape" mc:Ignorable="w14 w15 w16se w16cid w16 w16cex w16sdtdh w16sdtfl w16du wp14">
+  <w:p>
+    <w:pPr>
+      <w:pStyle w:val="Pidipagina"/>
+    </w:pPr>
+  </w:p>
+</w:ftr>
+</file>
+
+<file path=word/footer2.xml><?xml version="1.0" encoding="utf-8"?>
+<w:ftr xmlns:wpc="http://schemas.microsoft.com/office/word/2010/wordprocessingCanvas" xmlns:cx="http://schemas.microsoft.com/office/drawing/2014/chartex" xmlns:cx1="http://schemas.microsoft.com/office/drawing/2015/9/8/chartex" xmlns:cx2="http://schemas.microsoft.com/office/drawing/2015/10/21/chartex" xmlns:cx3="http://schemas.microsoft.com/office/drawing/2016/5/9/chartex" xmlns:cx4="http://schemas.microsoft.com/office/drawing/2016/5/10/chartex" xmlns:cx5="http://schemas.microsoft.com/office/drawing/2016/5/11/chartex" xmlns:cx6="http://schemas.microsoft.com/office/drawing/2016/5/12/chartex" xmlns:cx7="http://schemas.microsoft.com/office/drawing/2016/5/13/chartex" xmlns:cx8="http://schemas.microsoft.com/office/drawing/2016/5/14/chartex" xmlns:mc="http://schemas.openxmlformats.org/markup-compatibility/2006" xmlns:aink="http://schemas.microsoft.com/office/drawing/2016/ink" xmlns:am3d="http://schemas.microsoft.com/office/drawing/2017/model3d" xmlns:o="urn:schemas-microsoft-com:office:office" xmlns:oel="http://schemas.microsoft.com/office/2019/extlst" xmlns:r="http://schemas.openxmlformats.org/officeDocument/2006/relationships" xmlns:m="http://schemas.openxmlformats.org/officeDocument/2006/math" xmlns:v="urn:schemas-microsoft-com:vml" xmlns:wp14="http://schemas.microsoft.com/office/word/2010/wordprocessingDrawing" xmlns:wp="http://schemas.openxmlformats.org/drawingml/2006/wordprocessingDrawing" xmlns:w10="urn:schemas-microsoft-com:office:word" xmlns:w="http://schemas.openxmlformats.org/wordprocessingml/2006/main" xmlns:w14="http://schemas.microsoft.com/office/word/2010/wordml" xmlns:w15="http://schemas.microsoft.com/office/word/2012/wordml" xmlns:w16cex="http://schemas.microsoft.com/office/word/2018/wordml/cex" xmlns:w16cid="http://schemas.microsoft.com/office/word/2016/wordml/cid" xmlns:w16="http://schemas.microsoft.com/office/word/2018/wordml" xmlns:w16du="http://schemas.microsoft.com/office/word/2023/wordml/word16du" xmlns:w16sdtdh="http://schemas.microsoft.com/office/word/2020/wordml/sdtdatahash" xmlns:w16sdtfl="http://schemas.microsoft.com/office/word/2024/wordml/sdtformatlock" xmlns:w16se="http://schemas.microsoft.com/office/word/2015/wordml/symex" xmlns:wpg="http://schemas.microsoft.com/office/word/2010/wordprocessingGroup" xmlns:wpi="http://schemas.microsoft.com/office/word/2010/wordprocessingInk" xmlns:wne="http://schemas.microsoft.com/office/word/2006/wordml" xmlns:wps="http://schemas.microsoft.com/office/word/2010/wordprocessingShape" mc:Ignorable="w14 w15 w16se w16cid w16 w16cex w16sdtdh w16sdtfl w16du wp14">
   <w:tbl>
     <w:tblPr>
       <w:tblW w:w="0" w:type="auto"/>
@@ -9614,7 +10773,7 @@
               <w:sz w:val="16"/>
               <w:szCs w:val="16"/>
             </w:rPr>
-            <w:t>A037-MD002 Rev</w:t>
+            <w:t>A037-MD002 Rev1</w:t>
           </w:r>
           <w:r>
             <w:rPr>
@@ -9622,15 +10781,7 @@
               <w:sz w:val="16"/>
               <w:szCs w:val="16"/>
             </w:rPr>
-            <w:t>1</w:t>
-          </w:r>
-          <w:r>
-            <w:rPr>
-              <w:rFonts w:ascii="Century Gothic" w:hAnsi="Century Gothic"/>
-              <w:sz w:val="16"/>
-              <w:szCs w:val="16"/>
-            </w:rPr>
-            <w:t>1</w:t>
+            <w:t>6</w:t>
           </w:r>
           <w:r>
             <w:rPr>
@@ -9646,7 +10797,7 @@
               <w:sz w:val="16"/>
               <w:szCs w:val="16"/>
             </w:rPr>
-            <w:t>24</w:t>
+            <w:t>21</w:t>
           </w:r>
           <w:r>
             <w:rPr>
@@ -9678,7 +10829,7 @@
               <w:sz w:val="16"/>
               <w:szCs w:val="16"/>
             </w:rPr>
-            <w:t>3</w:t>
+            <w:t>6</w:t>
           </w:r>
           <w:r>
             <w:rPr>
@@ -9737,33 +10888,17 @@
             </w:rPr>
             <w:t xml:space="preserve"> di </w:t>
           </w:r>
-          <w:r>
-            <w:fldChar w:fldCharType="begin"/>
-          </w:r>
-          <w:r>
-            <w:instrText>NUMPAGES  \* Arabic  \* MERGEFORMAT</w:instrText>
-          </w:r>
-          <w:r>
-            <w:fldChar w:fldCharType="separate"/>
-          </w:r>
-          <w:r>
-            <w:rPr>
-              <w:rFonts w:ascii="Century Gothic" w:hAnsi="Century Gothic"/>
-              <w:noProof/>
-              <w:sz w:val="16"/>
-              <w:szCs w:val="16"/>
-            </w:rPr>
-            <w:t>4</w:t>
-          </w:r>
-          <w:r>
-            <w:rPr>
-              <w:rFonts w:ascii="Century Gothic" w:hAnsi="Century Gothic"/>
-              <w:noProof/>
-              <w:sz w:val="16"/>
-              <w:szCs w:val="16"/>
-            </w:rPr>
-            <w:fldChar w:fldCharType="end"/>
-          </w:r>
+          <w:fldSimple w:instr="NUMPAGES  \* Arabic  \* MERGEFORMAT">
+            <w:r>
+              <w:rPr>
+                <w:rFonts w:ascii="Century Gothic" w:hAnsi="Century Gothic"/>
+                <w:noProof/>
+                <w:sz w:val="16"/>
+                <w:szCs w:val="16"/>
+              </w:rPr>
+              <w:t>4</w:t>
+            </w:r>
+          </w:fldSimple>
         </w:p>
       </w:tc>
     </w:tr>
@@ -10037,8 +11172,18 @@
 </w:ftr>
 </file>
 
+<file path=word/footer3.xml><?xml version="1.0" encoding="utf-8"?>
+<w:ftr xmlns:wpc="http://schemas.microsoft.com/office/word/2010/wordprocessingCanvas" xmlns:cx="http://schemas.microsoft.com/office/drawing/2014/chartex" xmlns:cx1="http://schemas.microsoft.com/office/drawing/2015/9/8/chartex" xmlns:cx2="http://schemas.microsoft.com/office/drawing/2015/10/21/chartex" xmlns:cx3="http://schemas.microsoft.com/office/drawing/2016/5/9/chartex" xmlns:cx4="http://schemas.microsoft.com/office/drawing/2016/5/10/chartex" xmlns:cx5="http://schemas.microsoft.com/office/drawing/2016/5/11/chartex" xmlns:cx6="http://schemas.microsoft.com/office/drawing/2016/5/12/chartex" xmlns:cx7="http://schemas.microsoft.com/office/drawing/2016/5/13/chartex" xmlns:cx8="http://schemas.microsoft.com/office/drawing/2016/5/14/chartex" xmlns:mc="http://schemas.openxmlformats.org/markup-compatibility/2006" xmlns:aink="http://schemas.microsoft.com/office/drawing/2016/ink" xmlns:am3d="http://schemas.microsoft.com/office/drawing/2017/model3d" xmlns:o="urn:schemas-microsoft-com:office:office" xmlns:oel="http://schemas.microsoft.com/office/2019/extlst" xmlns:r="http://schemas.openxmlformats.org/officeDocument/2006/relationships" xmlns:m="http://schemas.openxmlformats.org/officeDocument/2006/math" xmlns:v="urn:schemas-microsoft-com:vml" xmlns:wp14="http://schemas.microsoft.com/office/word/2010/wordprocessingDrawing" xmlns:wp="http://schemas.openxmlformats.org/drawingml/2006/wordprocessingDrawing" xmlns:w10="urn:schemas-microsoft-com:office:word" xmlns:w="http://schemas.openxmlformats.org/wordprocessingml/2006/main" xmlns:w14="http://schemas.microsoft.com/office/word/2010/wordml" xmlns:w15="http://schemas.microsoft.com/office/word/2012/wordml" xmlns:w16cex="http://schemas.microsoft.com/office/word/2018/wordml/cex" xmlns:w16cid="http://schemas.microsoft.com/office/word/2016/wordml/cid" xmlns:w16="http://schemas.microsoft.com/office/word/2018/wordml" xmlns:w16du="http://schemas.microsoft.com/office/word/2023/wordml/word16du" xmlns:w16sdtdh="http://schemas.microsoft.com/office/word/2020/wordml/sdtdatahash" xmlns:w16sdtfl="http://schemas.microsoft.com/office/word/2024/wordml/sdtformatlock" xmlns:w16se="http://schemas.microsoft.com/office/word/2015/wordml/symex" xmlns:wpg="http://schemas.microsoft.com/office/word/2010/wordprocessingGroup" xmlns:wpi="http://schemas.microsoft.com/office/word/2010/wordprocessingInk" xmlns:wne="http://schemas.microsoft.com/office/word/2006/wordml" xmlns:wps="http://schemas.microsoft.com/office/word/2010/wordprocessingShape" mc:Ignorable="w14 w15 w16se w16cid w16 w16cex w16sdtdh w16sdtfl w16du wp14">
+  <w:p>
+    <w:pPr>
+      <w:pStyle w:val="Pidipagina"/>
+    </w:pPr>
+  </w:p>
+</w:ftr>
+</file>
+
 <file path=word/footnotes.xml><?xml version="1.0" encoding="utf-8"?>
-<w:footnotes xmlns:wpc="http://schemas.microsoft.com/office/word/2010/wordprocessingCanvas" xmlns:cx="http://schemas.microsoft.com/office/drawing/2014/chartex" xmlns:cx1="http://schemas.microsoft.com/office/drawing/2015/9/8/chartex" xmlns:cx2="http://schemas.microsoft.com/office/drawing/2015/10/21/chartex" xmlns:cx3="http://schemas.microsoft.com/office/drawing/2016/5/9/chartex" xmlns:cx4="http://schemas.microsoft.com/office/drawing/2016/5/10/chartex" xmlns:cx5="http://schemas.microsoft.com/office/drawing/2016/5/11/chartex" xmlns:cx6="http://schemas.microsoft.com/office/drawing/2016/5/12/chartex" xmlns:cx7="http://schemas.microsoft.com/office/drawing/2016/5/13/chartex" xmlns:cx8="http://schemas.microsoft.com/office/drawing/2016/5/14/chartex" xmlns:mc="http://schemas.openxmlformats.org/markup-compatibility/2006" xmlns:aink="http://schemas.microsoft.com/office/drawing/2016/ink" xmlns:am3d="http://schemas.microsoft.com/office/drawing/2017/model3d" xmlns:o="urn:schemas-microsoft-com:office:office" xmlns:r="http://schemas.openxmlformats.org/officeDocument/2006/relationships" xmlns:m="http://schemas.openxmlformats.org/officeDocument/2006/math" xmlns:v="urn:schemas-microsoft-com:vml" xmlns:wp14="http://schemas.microsoft.com/office/word/2010/wordprocessingDrawing" xmlns:wp="http://schemas.openxmlformats.org/drawingml/2006/wordprocessingDrawing" xmlns:w10="urn:schemas-microsoft-com:office:word" xmlns:w="http://schemas.openxmlformats.org/wordprocessingml/2006/main" xmlns:w14="http://schemas.microsoft.com/office/word/2010/wordml" xmlns:w15="http://schemas.microsoft.com/office/word/2012/wordml" xmlns:w16cid="http://schemas.microsoft.com/office/word/2016/wordml/cid" xmlns:w16se="http://schemas.microsoft.com/office/word/2015/wordml/symex" xmlns:wpg="http://schemas.microsoft.com/office/word/2010/wordprocessingGroup" xmlns:wpi="http://schemas.microsoft.com/office/word/2010/wordprocessingInk" xmlns:wne="http://schemas.microsoft.com/office/word/2006/wordml" xmlns:wps="http://schemas.microsoft.com/office/word/2010/wordprocessingShape" mc:Ignorable="w14 w15 w16se w16cid wp14">
+<w:footnotes xmlns:wpc="http://schemas.microsoft.com/office/word/2010/wordprocessingCanvas" xmlns:cx="http://schemas.microsoft.com/office/drawing/2014/chartex" xmlns:cx1="http://schemas.microsoft.com/office/drawing/2015/9/8/chartex" xmlns:cx2="http://schemas.microsoft.com/office/drawing/2015/10/21/chartex" xmlns:cx3="http://schemas.microsoft.com/office/drawing/2016/5/9/chartex" xmlns:cx4="http://schemas.microsoft.com/office/drawing/2016/5/10/chartex" xmlns:cx5="http://schemas.microsoft.com/office/drawing/2016/5/11/chartex" xmlns:cx6="http://schemas.microsoft.com/office/drawing/2016/5/12/chartex" xmlns:cx7="http://schemas.microsoft.com/office/drawing/2016/5/13/chartex" xmlns:cx8="http://schemas.microsoft.com/office/drawing/2016/5/14/chartex" xmlns:mc="http://schemas.openxmlformats.org/markup-compatibility/2006" xmlns:aink="http://schemas.microsoft.com/office/drawing/2016/ink" xmlns:am3d="http://schemas.microsoft.com/office/drawing/2017/model3d" xmlns:o="urn:schemas-microsoft-com:office:office" xmlns:oel="http://schemas.microsoft.com/office/2019/extlst" xmlns:r="http://schemas.openxmlformats.org/officeDocument/2006/relationships" xmlns:m="http://schemas.openxmlformats.org/officeDocument/2006/math" xmlns:v="urn:schemas-microsoft-com:vml" xmlns:wp14="http://schemas.microsoft.com/office/word/2010/wordprocessingDrawing" xmlns:wp="http://schemas.openxmlformats.org/drawingml/2006/wordprocessingDrawing" xmlns:w10="urn:schemas-microsoft-com:office:word" xmlns:w="http://schemas.openxmlformats.org/wordprocessingml/2006/main" xmlns:w14="http://schemas.microsoft.com/office/word/2010/wordml" xmlns:w15="http://schemas.microsoft.com/office/word/2012/wordml" xmlns:w16cex="http://schemas.microsoft.com/office/word/2018/wordml/cex" xmlns:w16cid="http://schemas.microsoft.com/office/word/2016/wordml/cid" xmlns:w16="http://schemas.microsoft.com/office/word/2018/wordml" xmlns:w16du="http://schemas.microsoft.com/office/word/2023/wordml/word16du" xmlns:w16sdtdh="http://schemas.microsoft.com/office/word/2020/wordml/sdtdatahash" xmlns:w16sdtfl="http://schemas.microsoft.com/office/word/2024/wordml/sdtformatlock" xmlns:w16se="http://schemas.microsoft.com/office/word/2015/wordml/symex" xmlns:wpg="http://schemas.microsoft.com/office/word/2010/wordprocessingGroup" xmlns:wpi="http://schemas.microsoft.com/office/word/2010/wordprocessingInk" xmlns:wne="http://schemas.microsoft.com/office/word/2006/wordml" xmlns:wps="http://schemas.microsoft.com/office/word/2010/wordprocessingShape" mc:Ignorable="w14 w15 w16se w16cid w16 w16cex w16sdtdh w16sdtfl w16du wp14">
   <w:footnote w:type="separator" w:id="-1">
     <w:p>
       <w:r>
@@ -10060,7 +11205,17 @@
 </file>
 
 <file path=word/header1.xml><?xml version="1.0" encoding="utf-8"?>
-<w:hdr xmlns:wpc="http://schemas.microsoft.com/office/word/2010/wordprocessingCanvas" xmlns:cx="http://schemas.microsoft.com/office/drawing/2014/chartex" xmlns:cx1="http://schemas.microsoft.com/office/drawing/2015/9/8/chartex" xmlns:cx2="http://schemas.microsoft.com/office/drawing/2015/10/21/chartex" xmlns:cx3="http://schemas.microsoft.com/office/drawing/2016/5/9/chartex" xmlns:cx4="http://schemas.microsoft.com/office/drawing/2016/5/10/chartex" xmlns:cx5="http://schemas.microsoft.com/office/drawing/2016/5/11/chartex" xmlns:cx6="http://schemas.microsoft.com/office/drawing/2016/5/12/chartex" xmlns:cx7="http://schemas.microsoft.com/office/drawing/2016/5/13/chartex" xmlns:cx8="http://schemas.microsoft.com/office/drawing/2016/5/14/chartex" xmlns:mc="http://schemas.openxmlformats.org/markup-compatibility/2006" xmlns:aink="http://schemas.microsoft.com/office/drawing/2016/ink" xmlns:am3d="http://schemas.microsoft.com/office/drawing/2017/model3d" xmlns:o="urn:schemas-microsoft-com:office:office" xmlns:r="http://schemas.openxmlformats.org/officeDocument/2006/relationships" xmlns:m="http://schemas.openxmlformats.org/officeDocument/2006/math" xmlns:v="urn:schemas-microsoft-com:vml" xmlns:wp14="http://schemas.microsoft.com/office/word/2010/wordprocessingDrawing" xmlns:wp="http://schemas.openxmlformats.org/drawingml/2006/wordprocessingDrawing" xmlns:w10="urn:schemas-microsoft-com:office:word" xmlns:w="http://schemas.openxmlformats.org/wordprocessingml/2006/main" xmlns:w14="http://schemas.microsoft.com/office/word/2010/wordml" xmlns:w15="http://schemas.microsoft.com/office/word/2012/wordml" xmlns:w16cid="http://schemas.microsoft.com/office/word/2016/wordml/cid" xmlns:w16se="http://schemas.microsoft.com/office/word/2015/wordml/symex" xmlns:wpg="http://schemas.microsoft.com/office/word/2010/wordprocessingGroup" xmlns:wpi="http://schemas.microsoft.com/office/word/2010/wordprocessingInk" xmlns:wne="http://schemas.microsoft.com/office/word/2006/wordml" xmlns:wps="http://schemas.microsoft.com/office/word/2010/wordprocessingShape" mc:Ignorable="w14 w15 w16se w16cid wp14">
+<w:hdr xmlns:wpc="http://schemas.microsoft.com/office/word/2010/wordprocessingCanvas" xmlns:cx="http://schemas.microsoft.com/office/drawing/2014/chartex" xmlns:cx1="http://schemas.microsoft.com/office/drawing/2015/9/8/chartex" xmlns:cx2="http://schemas.microsoft.com/office/drawing/2015/10/21/chartex" xmlns:cx3="http://schemas.microsoft.com/office/drawing/2016/5/9/chartex" xmlns:cx4="http://schemas.microsoft.com/office/drawing/2016/5/10/chartex" xmlns:cx5="http://schemas.microsoft.com/office/drawing/2016/5/11/chartex" xmlns:cx6="http://schemas.microsoft.com/office/drawing/2016/5/12/chartex" xmlns:cx7="http://schemas.microsoft.com/office/drawing/2016/5/13/chartex" xmlns:cx8="http://schemas.microsoft.com/office/drawing/2016/5/14/chartex" xmlns:mc="http://schemas.openxmlformats.org/markup-compatibility/2006" xmlns:aink="http://schemas.microsoft.com/office/drawing/2016/ink" xmlns:am3d="http://schemas.microsoft.com/office/drawing/2017/model3d" xmlns:o="urn:schemas-microsoft-com:office:office" xmlns:oel="http://schemas.microsoft.com/office/2019/extlst" xmlns:r="http://schemas.openxmlformats.org/officeDocument/2006/relationships" xmlns:m="http://schemas.openxmlformats.org/officeDocument/2006/math" xmlns:v="urn:schemas-microsoft-com:vml" xmlns:wp14="http://schemas.microsoft.com/office/word/2010/wordprocessingDrawing" xmlns:wp="http://schemas.openxmlformats.org/drawingml/2006/wordprocessingDrawing" xmlns:w10="urn:schemas-microsoft-com:office:word" xmlns:w="http://schemas.openxmlformats.org/wordprocessingml/2006/main" xmlns:w14="http://schemas.microsoft.com/office/word/2010/wordml" xmlns:w15="http://schemas.microsoft.com/office/word/2012/wordml" xmlns:w16cex="http://schemas.microsoft.com/office/word/2018/wordml/cex" xmlns:w16cid="http://schemas.microsoft.com/office/word/2016/wordml/cid" xmlns:w16="http://schemas.microsoft.com/office/word/2018/wordml" xmlns:w16du="http://schemas.microsoft.com/office/word/2023/wordml/word16du" xmlns:w16sdtdh="http://schemas.microsoft.com/office/word/2020/wordml/sdtdatahash" xmlns:w16sdtfl="http://schemas.microsoft.com/office/word/2024/wordml/sdtformatlock" xmlns:w16se="http://schemas.microsoft.com/office/word/2015/wordml/symex" xmlns:wpg="http://schemas.microsoft.com/office/word/2010/wordprocessingGroup" xmlns:wpi="http://schemas.microsoft.com/office/word/2010/wordprocessingInk" xmlns:wne="http://schemas.microsoft.com/office/word/2006/wordml" xmlns:wps="http://schemas.microsoft.com/office/word/2010/wordprocessingShape" mc:Ignorable="w14 w15 w16se w16cid w16 w16cex w16sdtdh w16sdtfl w16du wp14">
+  <w:p>
+    <w:pPr>
+      <w:pStyle w:val="Intestazione"/>
+    </w:pPr>
+  </w:p>
+</w:hdr>
+</file>
+
+<file path=word/header2.xml><?xml version="1.0" encoding="utf-8"?>
+<w:hdr xmlns:wpc="http://schemas.microsoft.com/office/word/2010/wordprocessingCanvas" xmlns:cx="http://schemas.microsoft.com/office/drawing/2014/chartex" xmlns:cx1="http://schemas.microsoft.com/office/drawing/2015/9/8/chartex" xmlns:cx2="http://schemas.microsoft.com/office/drawing/2015/10/21/chartex" xmlns:cx3="http://schemas.microsoft.com/office/drawing/2016/5/9/chartex" xmlns:cx4="http://schemas.microsoft.com/office/drawing/2016/5/10/chartex" xmlns:cx5="http://schemas.microsoft.com/office/drawing/2016/5/11/chartex" xmlns:cx6="http://schemas.microsoft.com/office/drawing/2016/5/12/chartex" xmlns:cx7="http://schemas.microsoft.com/office/drawing/2016/5/13/chartex" xmlns:cx8="http://schemas.microsoft.com/office/drawing/2016/5/14/chartex" xmlns:mc="http://schemas.openxmlformats.org/markup-compatibility/2006" xmlns:aink="http://schemas.microsoft.com/office/drawing/2016/ink" xmlns:am3d="http://schemas.microsoft.com/office/drawing/2017/model3d" xmlns:o="urn:schemas-microsoft-com:office:office" xmlns:oel="http://schemas.microsoft.com/office/2019/extlst" xmlns:r="http://schemas.openxmlformats.org/officeDocument/2006/relationships" xmlns:m="http://schemas.openxmlformats.org/officeDocument/2006/math" xmlns:v="urn:schemas-microsoft-com:vml" xmlns:wp14="http://schemas.microsoft.com/office/word/2010/wordprocessingDrawing" xmlns:wp="http://schemas.openxmlformats.org/drawingml/2006/wordprocessingDrawing" xmlns:w10="urn:schemas-microsoft-com:office:word" xmlns:w="http://schemas.openxmlformats.org/wordprocessingml/2006/main" xmlns:w14="http://schemas.microsoft.com/office/word/2010/wordml" xmlns:w15="http://schemas.microsoft.com/office/word/2012/wordml" xmlns:w16cex="http://schemas.microsoft.com/office/word/2018/wordml/cex" xmlns:w16cid="http://schemas.microsoft.com/office/word/2016/wordml/cid" xmlns:w16="http://schemas.microsoft.com/office/word/2018/wordml" xmlns:w16du="http://schemas.microsoft.com/office/word/2023/wordml/word16du" xmlns:w16sdtdh="http://schemas.microsoft.com/office/word/2020/wordml/sdtdatahash" xmlns:w16sdtfl="http://schemas.microsoft.com/office/word/2024/wordml/sdtformatlock" xmlns:w16se="http://schemas.microsoft.com/office/word/2015/wordml/symex" xmlns:wpg="http://schemas.microsoft.com/office/word/2010/wordprocessingGroup" xmlns:wpi="http://schemas.microsoft.com/office/word/2010/wordprocessingInk" xmlns:wne="http://schemas.microsoft.com/office/word/2006/wordml" xmlns:wps="http://schemas.microsoft.com/office/word/2010/wordprocessingShape" mc:Ignorable="w14 w15 w16se w16cid w16 w16cex w16sdtdh w16sdtfl w16du wp14">
   <w:p>
     <w:pPr>
       <w:tabs>
@@ -10142,8 +11297,18 @@
 </w:hdr>
 </file>
 
+<file path=word/header3.xml><?xml version="1.0" encoding="utf-8"?>
+<w:hdr xmlns:wpc="http://schemas.microsoft.com/office/word/2010/wordprocessingCanvas" xmlns:cx="http://schemas.microsoft.com/office/drawing/2014/chartex" xmlns:cx1="http://schemas.microsoft.com/office/drawing/2015/9/8/chartex" xmlns:cx2="http://schemas.microsoft.com/office/drawing/2015/10/21/chartex" xmlns:cx3="http://schemas.microsoft.com/office/drawing/2016/5/9/chartex" xmlns:cx4="http://schemas.microsoft.com/office/drawing/2016/5/10/chartex" xmlns:cx5="http://schemas.microsoft.com/office/drawing/2016/5/11/chartex" xmlns:cx6="http://schemas.microsoft.com/office/drawing/2016/5/12/chartex" xmlns:cx7="http://schemas.microsoft.com/office/drawing/2016/5/13/chartex" xmlns:cx8="http://schemas.microsoft.com/office/drawing/2016/5/14/chartex" xmlns:mc="http://schemas.openxmlformats.org/markup-compatibility/2006" xmlns:aink="http://schemas.microsoft.com/office/drawing/2016/ink" xmlns:am3d="http://schemas.microsoft.com/office/drawing/2017/model3d" xmlns:o="urn:schemas-microsoft-com:office:office" xmlns:oel="http://schemas.microsoft.com/office/2019/extlst" xmlns:r="http://schemas.openxmlformats.org/officeDocument/2006/relationships" xmlns:m="http://schemas.openxmlformats.org/officeDocument/2006/math" xmlns:v="urn:schemas-microsoft-com:vml" xmlns:wp14="http://schemas.microsoft.com/office/word/2010/wordprocessingDrawing" xmlns:wp="http://schemas.openxmlformats.org/drawingml/2006/wordprocessingDrawing" xmlns:w10="urn:schemas-microsoft-com:office:word" xmlns:w="http://schemas.openxmlformats.org/wordprocessingml/2006/main" xmlns:w14="http://schemas.microsoft.com/office/word/2010/wordml" xmlns:w15="http://schemas.microsoft.com/office/word/2012/wordml" xmlns:w16cex="http://schemas.microsoft.com/office/word/2018/wordml/cex" xmlns:w16cid="http://schemas.microsoft.com/office/word/2016/wordml/cid" xmlns:w16="http://schemas.microsoft.com/office/word/2018/wordml" xmlns:w16du="http://schemas.microsoft.com/office/word/2023/wordml/word16du" xmlns:w16sdtdh="http://schemas.microsoft.com/office/word/2020/wordml/sdtdatahash" xmlns:w16sdtfl="http://schemas.microsoft.com/office/word/2024/wordml/sdtformatlock" xmlns:w16se="http://schemas.microsoft.com/office/word/2015/wordml/symex" xmlns:wpg="http://schemas.microsoft.com/office/word/2010/wordprocessingGroup" xmlns:wpi="http://schemas.microsoft.com/office/word/2010/wordprocessingInk" xmlns:wne="http://schemas.microsoft.com/office/word/2006/wordml" xmlns:wps="http://schemas.microsoft.com/office/word/2010/wordprocessingShape" mc:Ignorable="w14 w15 w16se w16cid w16 w16cex w16sdtdh w16sdtfl w16du wp14">
+  <w:p>
+    <w:pPr>
+      <w:pStyle w:val="Intestazione"/>
+    </w:pPr>
+  </w:p>
+</w:hdr>
+</file>
+
 <file path=word/numbering.xml><?xml version="1.0" encoding="utf-8"?>
-<w:numbering xmlns:wpc="http://schemas.microsoft.com/office/word/2010/wordprocessingCanvas" xmlns:cx="http://schemas.microsoft.com/office/drawing/2014/chartex" xmlns:cx1="http://schemas.microsoft.com/office/drawing/2015/9/8/chartex" xmlns:cx2="http://schemas.microsoft.com/office/drawing/2015/10/21/chartex" xmlns:cx3="http://schemas.microsoft.com/office/drawing/2016/5/9/chartex" xmlns:cx4="http://schemas.microsoft.com/office/drawing/2016/5/10/chartex" xmlns:cx5="http://schemas.microsoft.com/office/drawing/2016/5/11/chartex" xmlns:cx6="http://schemas.microsoft.com/office/drawing/2016/5/12/chartex" xmlns:cx7="http://schemas.microsoft.com/office/drawing/2016/5/13/chartex" xmlns:cx8="http://schemas.microsoft.com/office/drawing/2016/5/14/chartex" xmlns:mc="http://schemas.openxmlformats.org/markup-compatibility/2006" xmlns:aink="http://schemas.microsoft.com/office/drawing/2016/ink" xmlns:am3d="http://schemas.microsoft.com/office/drawing/2017/model3d" xmlns:o="urn:schemas-microsoft-com:office:office" xmlns:r="http://schemas.openxmlformats.org/officeDocument/2006/relationships" xmlns:m="http://schemas.openxmlformats.org/officeDocument/2006/math" xmlns:v="urn:schemas-microsoft-com:vml" xmlns:wp14="http://schemas.microsoft.com/office/word/2010/wordprocessingDrawing" xmlns:wp="http://schemas.openxmlformats.org/drawingml/2006/wordprocessingDrawing" xmlns:w10="urn:schemas-microsoft-com:office:word" xmlns:w="http://schemas.openxmlformats.org/wordprocessingml/2006/main" xmlns:w14="http://schemas.microsoft.com/office/word/2010/wordml" xmlns:w15="http://schemas.microsoft.com/office/word/2012/wordml" xmlns:w16cid="http://schemas.microsoft.com/office/word/2016/wordml/cid" xmlns:w16se="http://schemas.microsoft.com/office/word/2015/wordml/symex" xmlns:wpg="http://schemas.microsoft.com/office/word/2010/wordprocessingGroup" xmlns:wpi="http://schemas.microsoft.com/office/word/2010/wordprocessingInk" xmlns:wne="http://schemas.microsoft.com/office/word/2006/wordml" xmlns:wps="http://schemas.microsoft.com/office/word/2010/wordprocessingShape" mc:Ignorable="w14 w15 w16se w16cid wp14">
+<w:numbering xmlns:wpc="http://schemas.microsoft.com/office/word/2010/wordprocessingCanvas" xmlns:cx="http://schemas.microsoft.com/office/drawing/2014/chartex" xmlns:cx1="http://schemas.microsoft.com/office/drawing/2015/9/8/chartex" xmlns:cx2="http://schemas.microsoft.com/office/drawing/2015/10/21/chartex" xmlns:cx3="http://schemas.microsoft.com/office/drawing/2016/5/9/chartex" xmlns:cx4="http://schemas.microsoft.com/office/drawing/2016/5/10/chartex" xmlns:cx5="http://schemas.microsoft.com/office/drawing/2016/5/11/chartex" xmlns:cx6="http://schemas.microsoft.com/office/drawing/2016/5/12/chartex" xmlns:cx7="http://schemas.microsoft.com/office/drawing/2016/5/13/chartex" xmlns:cx8="http://schemas.microsoft.com/office/drawing/2016/5/14/chartex" xmlns:mc="http://schemas.openxmlformats.org/markup-compatibility/2006" xmlns:aink="http://schemas.microsoft.com/office/drawing/2016/ink" xmlns:am3d="http://schemas.microsoft.com/office/drawing/2017/model3d" xmlns:o="urn:schemas-microsoft-com:office:office" xmlns:oel="http://schemas.microsoft.com/office/2019/extlst" xmlns:r="http://schemas.openxmlformats.org/officeDocument/2006/relationships" xmlns:m="http://schemas.openxmlformats.org/officeDocument/2006/math" xmlns:v="urn:schemas-microsoft-com:vml" xmlns:wp14="http://schemas.microsoft.com/office/word/2010/wordprocessingDrawing" xmlns:wp="http://schemas.openxmlformats.org/drawingml/2006/wordprocessingDrawing" xmlns:w10="urn:schemas-microsoft-com:office:word" xmlns:w="http://schemas.openxmlformats.org/wordprocessingml/2006/main" xmlns:w14="http://schemas.microsoft.com/office/word/2010/wordml" xmlns:w15="http://schemas.microsoft.com/office/word/2012/wordml" xmlns:w16cex="http://schemas.microsoft.com/office/word/2018/wordml/cex" xmlns:w16cid="http://schemas.microsoft.com/office/word/2016/wordml/cid" xmlns:w16="http://schemas.microsoft.com/office/word/2018/wordml" xmlns:w16du="http://schemas.microsoft.com/office/word/2023/wordml/word16du" xmlns:w16sdtdh="http://schemas.microsoft.com/office/word/2020/wordml/sdtdatahash" xmlns:w16sdtfl="http://schemas.microsoft.com/office/word/2024/wordml/sdtformatlock" xmlns:w16se="http://schemas.microsoft.com/office/word/2015/wordml/symex" xmlns:wpg="http://schemas.microsoft.com/office/word/2010/wordprocessingGroup" xmlns:wpi="http://schemas.microsoft.com/office/word/2010/wordprocessingInk" xmlns:wne="http://schemas.microsoft.com/office/word/2006/wordml" xmlns:wps="http://schemas.microsoft.com/office/word/2010/wordprocessingShape" mc:Ignorable="w14 w15 w16se w16cid w16 w16cex w16sdtdh w16sdtfl w16du wp14">
   <w:abstractNum w:abstractNumId="0" w15:restartNumberingAfterBreak="0">
     <w:nsid w:val="FFFFFF7C"/>
     <w:multiLevelType w:val="singleLevel"/>
@@ -13291,6 +14456,119 @@
     </w:lvl>
   </w:abstractNum>
   <w:abstractNum w:abstractNumId="32" w15:restartNumberingAfterBreak="0">
+    <w:nsid w:val="54E04DBE"/>
+    <w:multiLevelType w:val="hybridMultilevel"/>
+    <w:tmpl w:val="6BC60884"/>
+    <w:lvl w:ilvl="0" w:tplc="04100001">
+      <w:start w:val="1"/>
+      <w:numFmt w:val="bullet"/>
+      <w:lvlText w:val=""/>
+      <w:lvlJc w:val="left"/>
+      <w:pPr>
+        <w:ind w:left="1579" w:hanging="360"/>
+      </w:pPr>
+      <w:rPr>
+        <w:rFonts w:ascii="Symbol" w:hAnsi="Symbol" w:hint="default"/>
+      </w:rPr>
+    </w:lvl>
+    <w:lvl w:ilvl="1" w:tplc="04100003" w:tentative="1">
+      <w:start w:val="1"/>
+      <w:numFmt w:val="bullet"/>
+      <w:lvlText w:val="o"/>
+      <w:lvlJc w:val="left"/>
+      <w:pPr>
+        <w:ind w:left="2299" w:hanging="360"/>
+      </w:pPr>
+      <w:rPr>
+        <w:rFonts w:ascii="Courier New" w:hAnsi="Courier New" w:cs="Courier New" w:hint="default"/>
+      </w:rPr>
+    </w:lvl>
+    <w:lvl w:ilvl="2" w:tplc="04100005" w:tentative="1">
+      <w:start w:val="1"/>
+      <w:numFmt w:val="bullet"/>
+      <w:lvlText w:val=""/>
+      <w:lvlJc w:val="left"/>
+      <w:pPr>
+        <w:ind w:left="3019" w:hanging="360"/>
+      </w:pPr>
+      <w:rPr>
+        <w:rFonts w:ascii="Wingdings" w:hAnsi="Wingdings" w:hint="default"/>
+      </w:rPr>
+    </w:lvl>
+    <w:lvl w:ilvl="3" w:tplc="04100001" w:tentative="1">
+      <w:start w:val="1"/>
+      <w:numFmt w:val="bullet"/>
+      <w:lvlText w:val=""/>
+      <w:lvlJc w:val="left"/>
+      <w:pPr>
+        <w:ind w:left="3739" w:hanging="360"/>
+      </w:pPr>
+      <w:rPr>
+        <w:rFonts w:ascii="Symbol" w:hAnsi="Symbol" w:hint="default"/>
+      </w:rPr>
+    </w:lvl>
+    <w:lvl w:ilvl="4" w:tplc="04100003" w:tentative="1">
+      <w:start w:val="1"/>
+      <w:numFmt w:val="bullet"/>
+      <w:lvlText w:val="o"/>
+      <w:lvlJc w:val="left"/>
+      <w:pPr>
+        <w:ind w:left="4459" w:hanging="360"/>
+      </w:pPr>
+      <w:rPr>
+        <w:rFonts w:ascii="Courier New" w:hAnsi="Courier New" w:cs="Courier New" w:hint="default"/>
+      </w:rPr>
+    </w:lvl>
+    <w:lvl w:ilvl="5" w:tplc="04100005" w:tentative="1">
+      <w:start w:val="1"/>
+      <w:numFmt w:val="bullet"/>
+      <w:lvlText w:val=""/>
+      <w:lvlJc w:val="left"/>
+      <w:pPr>
+        <w:ind w:left="5179" w:hanging="360"/>
+      </w:pPr>
+      <w:rPr>
+        <w:rFonts w:ascii="Wingdings" w:hAnsi="Wingdings" w:hint="default"/>
+      </w:rPr>
+    </w:lvl>
+    <w:lvl w:ilvl="6" w:tplc="04100001" w:tentative="1">
+      <w:start w:val="1"/>
+      <w:numFmt w:val="bullet"/>
+      <w:lvlText w:val=""/>
+      <w:lvlJc w:val="left"/>
+      <w:pPr>
+        <w:ind w:left="5899" w:hanging="360"/>
+      </w:pPr>
+      <w:rPr>
+        <w:rFonts w:ascii="Symbol" w:hAnsi="Symbol" w:hint="default"/>
+      </w:rPr>
+    </w:lvl>
+    <w:lvl w:ilvl="7" w:tplc="04100003" w:tentative="1">
+      <w:start w:val="1"/>
+      <w:numFmt w:val="bullet"/>
+      <w:lvlText w:val="o"/>
+      <w:lvlJc w:val="left"/>
+      <w:pPr>
+        <w:ind w:left="6619" w:hanging="360"/>
+      </w:pPr>
+      <w:rPr>
+        <w:rFonts w:ascii="Courier New" w:hAnsi="Courier New" w:cs="Courier New" w:hint="default"/>
+      </w:rPr>
+    </w:lvl>
+    <w:lvl w:ilvl="8" w:tplc="04100005" w:tentative="1">
+      <w:start w:val="1"/>
+      <w:numFmt w:val="bullet"/>
+      <w:lvlText w:val=""/>
+      <w:lvlJc w:val="left"/>
+      <w:pPr>
+        <w:ind w:left="7339" w:hanging="360"/>
+      </w:pPr>
+      <w:rPr>
+        <w:rFonts w:ascii="Wingdings" w:hAnsi="Wingdings" w:hint="default"/>
+      </w:rPr>
+    </w:lvl>
+  </w:abstractNum>
+  <w:abstractNum w:abstractNumId="33" w15:restartNumberingAfterBreak="0">
     <w:nsid w:val="58114C8B"/>
     <w:multiLevelType w:val="hybridMultilevel"/>
     <w:tmpl w:val="C74EAD5C"/>
@@ -13430,7 +14708,7 @@
       </w:rPr>
     </w:lvl>
   </w:abstractNum>
-  <w:abstractNum w:abstractNumId="33" w15:restartNumberingAfterBreak="0">
+  <w:abstractNum w:abstractNumId="34" w15:restartNumberingAfterBreak="0">
     <w:nsid w:val="596A7B52"/>
     <w:multiLevelType w:val="hybridMultilevel"/>
     <w:tmpl w:val="BCC2DADE"/>
@@ -13543,7 +14821,7 @@
       </w:rPr>
     </w:lvl>
   </w:abstractNum>
-  <w:abstractNum w:abstractNumId="34" w15:restartNumberingAfterBreak="0">
+  <w:abstractNum w:abstractNumId="35" w15:restartNumberingAfterBreak="0">
     <w:nsid w:val="6E3237EE"/>
     <w:multiLevelType w:val="hybridMultilevel"/>
     <w:tmpl w:val="3AB495EC"/>
@@ -13683,7 +14961,7 @@
       </w:rPr>
     </w:lvl>
   </w:abstractNum>
-  <w:abstractNum w:abstractNumId="35" w15:restartNumberingAfterBreak="0">
+  <w:abstractNum w:abstractNumId="36" w15:restartNumberingAfterBreak="0">
     <w:nsid w:val="70E9725E"/>
     <w:multiLevelType w:val="hybridMultilevel"/>
     <w:tmpl w:val="A92457C0"/>
@@ -13823,7 +15101,7 @@
       </w:rPr>
     </w:lvl>
   </w:abstractNum>
-  <w:abstractNum w:abstractNumId="36" w15:restartNumberingAfterBreak="0">
+  <w:abstractNum w:abstractNumId="37" w15:restartNumberingAfterBreak="0">
     <w:nsid w:val="74AB0870"/>
     <w:multiLevelType w:val="hybridMultilevel"/>
     <w:tmpl w:val="AAF27E02"/>
@@ -13963,7 +15241,7 @@
       </w:rPr>
     </w:lvl>
   </w:abstractNum>
-  <w:abstractNum w:abstractNumId="37" w15:restartNumberingAfterBreak="0">
+  <w:abstractNum w:abstractNumId="38" w15:restartNumberingAfterBreak="0">
     <w:nsid w:val="758A060B"/>
     <w:multiLevelType w:val="hybridMultilevel"/>
     <w:tmpl w:val="03E25A10"/>
@@ -14076,125 +15354,128 @@
       </w:rPr>
     </w:lvl>
   </w:abstractNum>
-  <w:num w:numId="1">
+  <w:num w:numId="1" w16cid:durableId="1716003884">
     <w:abstractNumId w:val="29"/>
   </w:num>
-  <w:num w:numId="2">
+  <w:num w:numId="2" w16cid:durableId="1998532235">
     <w:abstractNumId w:val="18"/>
   </w:num>
-  <w:num w:numId="3">
+  <w:num w:numId="3" w16cid:durableId="682051770">
     <w:abstractNumId w:val="24"/>
   </w:num>
-  <w:num w:numId="4">
+  <w:num w:numId="4" w16cid:durableId="1558709604">
     <w:abstractNumId w:val="14"/>
   </w:num>
-  <w:num w:numId="5">
+  <w:num w:numId="5" w16cid:durableId="1648316396">
     <w:abstractNumId w:val="25"/>
   </w:num>
-  <w:num w:numId="6">
+  <w:num w:numId="6" w16cid:durableId="1980767127">
     <w:abstractNumId w:val="22"/>
   </w:num>
-  <w:num w:numId="7">
+  <w:num w:numId="7" w16cid:durableId="414397733">
     <w:abstractNumId w:val="10"/>
   </w:num>
-  <w:num w:numId="8">
+  <w:num w:numId="8" w16cid:durableId="1612007539">
     <w:abstractNumId w:val="19"/>
   </w:num>
-  <w:num w:numId="9">
+  <w:num w:numId="9" w16cid:durableId="1480417294">
     <w:abstractNumId w:val="13"/>
   </w:num>
-  <w:num w:numId="10">
+  <w:num w:numId="10" w16cid:durableId="797337245">
     <w:abstractNumId w:val="17"/>
   </w:num>
-  <w:num w:numId="11">
+  <w:num w:numId="11" w16cid:durableId="1482652081">
     <w:abstractNumId w:val="28"/>
   </w:num>
-  <w:num w:numId="12">
+  <w:num w:numId="12" w16cid:durableId="753281919">
     <w:abstractNumId w:val="31"/>
   </w:num>
-  <w:num w:numId="13">
+  <w:num w:numId="13" w16cid:durableId="1130633319">
     <w:abstractNumId w:val="26"/>
   </w:num>
-  <w:num w:numId="14">
+  <w:num w:numId="14" w16cid:durableId="543517812">
     <w:abstractNumId w:val="30"/>
   </w:num>
-  <w:num w:numId="15">
+  <w:num w:numId="15" w16cid:durableId="208498880">
     <w:abstractNumId w:val="23"/>
   </w:num>
-  <w:num w:numId="16">
+  <w:num w:numId="16" w16cid:durableId="1143351904">
+    <w:abstractNumId w:val="36"/>
+  </w:num>
+  <w:num w:numId="17" w16cid:durableId="1821386444">
+    <w:abstractNumId w:val="37"/>
+  </w:num>
+  <w:num w:numId="18" w16cid:durableId="145126142">
+    <w:abstractNumId w:val="33"/>
+  </w:num>
+  <w:num w:numId="19" w16cid:durableId="169489159">
+    <w:abstractNumId w:val="15"/>
+  </w:num>
+  <w:num w:numId="20" w16cid:durableId="592205099">
+    <w:abstractNumId w:val="20"/>
+  </w:num>
+  <w:num w:numId="21" w16cid:durableId="1301618300">
     <w:abstractNumId w:val="35"/>
   </w:num>
-  <w:num w:numId="17">
-    <w:abstractNumId w:val="36"/>
+  <w:num w:numId="22" w16cid:durableId="621111581">
+    <w:abstractNumId w:val="16"/>
   </w:num>
-  <w:num w:numId="18">
-    <w:abstractNumId w:val="32"/>
+  <w:num w:numId="23" w16cid:durableId="369375800">
+    <w:abstractNumId w:val="12"/>
   </w:num>
-  <w:num w:numId="19">
-    <w:abstractNumId w:val="15"/>
+  <w:num w:numId="24" w16cid:durableId="649676136">
+    <w:abstractNumId w:val="8"/>
   </w:num>
-  <w:num w:numId="20">
-    <w:abstractNumId w:val="20"/>
+  <w:num w:numId="25" w16cid:durableId="2101020062">
+    <w:abstractNumId w:val="3"/>
   </w:num>
-  <w:num w:numId="21">
+  <w:num w:numId="26" w16cid:durableId="38094385">
+    <w:abstractNumId w:val="2"/>
+  </w:num>
+  <w:num w:numId="27" w16cid:durableId="1518542698">
+    <w:abstractNumId w:val="1"/>
+  </w:num>
+  <w:num w:numId="28" w16cid:durableId="394397544">
+    <w:abstractNumId w:val="0"/>
+  </w:num>
+  <w:num w:numId="29" w16cid:durableId="1319386345">
+    <w:abstractNumId w:val="9"/>
+  </w:num>
+  <w:num w:numId="30" w16cid:durableId="2052801212">
+    <w:abstractNumId w:val="7"/>
+  </w:num>
+  <w:num w:numId="31" w16cid:durableId="1992563013">
+    <w:abstractNumId w:val="6"/>
+  </w:num>
+  <w:num w:numId="32" w16cid:durableId="1387871929">
+    <w:abstractNumId w:val="5"/>
+  </w:num>
+  <w:num w:numId="33" w16cid:durableId="2049140275">
+    <w:abstractNumId w:val="4"/>
+  </w:num>
+  <w:num w:numId="34" w16cid:durableId="1350764645">
+    <w:abstractNumId w:val="38"/>
+  </w:num>
+  <w:num w:numId="35" w16cid:durableId="609624587">
+    <w:abstractNumId w:val="11"/>
+  </w:num>
+  <w:num w:numId="36" w16cid:durableId="1559896774">
     <w:abstractNumId w:val="34"/>
   </w:num>
-  <w:num w:numId="22">
-    <w:abstractNumId w:val="16"/>
-  </w:num>
-  <w:num w:numId="23">
-    <w:abstractNumId w:val="12"/>
-  </w:num>
-  <w:num w:numId="24">
-    <w:abstractNumId w:val="8"/>
-  </w:num>
-  <w:num w:numId="25">
-    <w:abstractNumId w:val="3"/>
-  </w:num>
-  <w:num w:numId="26">
-    <w:abstractNumId w:val="2"/>
-  </w:num>
-  <w:num w:numId="27">
-    <w:abstractNumId w:val="1"/>
-  </w:num>
-  <w:num w:numId="28">
-    <w:abstractNumId w:val="0"/>
-  </w:num>
-  <w:num w:numId="29">
-    <w:abstractNumId w:val="9"/>
-  </w:num>
-  <w:num w:numId="30">
-    <w:abstractNumId w:val="7"/>
-  </w:num>
-  <w:num w:numId="31">
-    <w:abstractNumId w:val="6"/>
-  </w:num>
-  <w:num w:numId="32">
-    <w:abstractNumId w:val="5"/>
-  </w:num>
-  <w:num w:numId="33">
-    <w:abstractNumId w:val="4"/>
-  </w:num>
-  <w:num w:numId="34">
-    <w:abstractNumId w:val="37"/>
-  </w:num>
-  <w:num w:numId="35">
-    <w:abstractNumId w:val="11"/>
-  </w:num>
-  <w:num w:numId="36">
-    <w:abstractNumId w:val="33"/>
-  </w:num>
-  <w:num w:numId="37">
+  <w:num w:numId="37" w16cid:durableId="258487322">
     <w:abstractNumId w:val="21"/>
   </w:num>
-  <w:num w:numId="38">
+  <w:num w:numId="38" w16cid:durableId="1410031534">
     <w:abstractNumId w:val="27"/>
+  </w:num>
+  <w:num w:numId="39" w16cid:durableId="715474714">
+    <w:abstractNumId w:val="32"/>
   </w:num>
 </w:numbering>
 </file>
 
 <file path=word/styles.xml><?xml version="1.0" encoding="utf-8"?>
-<w:styles xmlns:mc="http://schemas.openxmlformats.org/markup-compatibility/2006" xmlns:r="http://schemas.openxmlformats.org/officeDocument/2006/relationships" xmlns:w="http://schemas.openxmlformats.org/wordprocessingml/2006/main" xmlns:w14="http://schemas.microsoft.com/office/word/2010/wordml" xmlns:w15="http://schemas.microsoft.com/office/word/2012/wordml" xmlns:w16cid="http://schemas.microsoft.com/office/word/2016/wordml/cid" xmlns:w16se="http://schemas.microsoft.com/office/word/2015/wordml/symex" mc:Ignorable="w14 w15 w16se w16cid">
+<w:styles xmlns:mc="http://schemas.openxmlformats.org/markup-compatibility/2006" xmlns:r="http://schemas.openxmlformats.org/officeDocument/2006/relationships" xmlns:w="http://schemas.openxmlformats.org/wordprocessingml/2006/main" xmlns:w14="http://schemas.microsoft.com/office/word/2010/wordml" xmlns:w15="http://schemas.microsoft.com/office/word/2012/wordml" xmlns:w16cex="http://schemas.microsoft.com/office/word/2018/wordml/cex" xmlns:w16cid="http://schemas.microsoft.com/office/word/2016/wordml/cid" xmlns:w16="http://schemas.microsoft.com/office/word/2018/wordml" xmlns:w16du="http://schemas.microsoft.com/office/word/2023/wordml/word16du" xmlns:w16sdtdh="http://schemas.microsoft.com/office/word/2020/wordml/sdtdatahash" xmlns:w16sdtfl="http://schemas.microsoft.com/office/word/2024/wordml/sdtformatlock" xmlns:w16se="http://schemas.microsoft.com/office/word/2015/wordml/symex" mc:Ignorable="w14 w15 w16se w16cid w16 w16cex w16sdtdh w16sdtfl w16du">
   <w:docDefaults>
     <w:rPrDefault>
       <w:rPr>
@@ -14204,7 +15485,7 @@
     </w:rPrDefault>
     <w:pPrDefault/>
   </w:docDefaults>
-  <w:latentStyles w:defLockedState="0" w:defUIPriority="99" w:defSemiHidden="0" w:defUnhideWhenUsed="0" w:defQFormat="0" w:count="375">
+  <w:latentStyles w:defLockedState="0" w:defUIPriority="99" w:defSemiHidden="0" w:defUnhideWhenUsed="0" w:defQFormat="0" w:count="376">
     <w:lsdException w:name="Normal" w:uiPriority="0" w:qFormat="1"/>
     <w:lsdException w:name="heading 1" w:qFormat="1"/>
     <w:lsdException w:name="heading 2" w:qFormat="1"/>
@@ -14579,6 +15860,7 @@
     <w:lsdException w:name="Smart Hyperlink" w:semiHidden="1" w:unhideWhenUsed="1"/>
     <w:lsdException w:name="Hashtag" w:semiHidden="1" w:unhideWhenUsed="1"/>
     <w:lsdException w:name="Unresolved Mention" w:semiHidden="1" w:unhideWhenUsed="1"/>
+    <w:lsdException w:name="Smart Link" w:semiHidden="1" w:unhideWhenUsed="1"/>
   </w:latentStyles>
   <w:style w:type="paragraph" w:default="1" w:styleId="Normale">
     <w:name w:val="Normal"/>
@@ -15242,7 +16524,6 @@
   </w:style>
   <w:style w:type="paragraph" w:customStyle="1" w:styleId="Default">
     <w:name w:val="Default"/>
-    <w:uiPriority w:val="99"/>
     <w:rsid w:val="007515C4"/>
     <w:pPr>
       <w:autoSpaceDE w:val="0"/>
@@ -15732,6 +17013,27 @@
 </file>
 
 <file path=customXml/item1.xml><?xml version="1.0" encoding="utf-8"?>
+<?mso-contentType ?>
+<FormTemplates xmlns="http://schemas.microsoft.com/sharepoint/v3/contenttype/forms">
+  <Display>DocumentLibraryForm</Display>
+  <Edit>DocumentLibraryForm</Edit>
+  <New>DocumentLibraryForm</New>
+</FormTemplates>
+</file>
+
+<file path=customXml/item2.xml><?xml version="1.0" encoding="utf-8"?>
+<p:properties xmlns:p="http://schemas.microsoft.com/office/2006/metadata/properties" xmlns:xsi="http://www.w3.org/2001/XMLSchema-instance" xmlns:pc="http://schemas.microsoft.com/office/infopath/2007/PartnerControls">
+  <documentManagement>
+    <Label xmlns="1026da15-ac39-45c4-8eee-3e3e9b63bf0b">. . .</Label>
+  </documentManagement>
+</p:properties>
+</file>
+
+<file path=customXml/item3.xml><?xml version="1.0" encoding="utf-8"?>
+<b:Sources xmlns:b="http://schemas.openxmlformats.org/officeDocument/2006/bibliography" xmlns="http://schemas.openxmlformats.org/officeDocument/2006/bibliography" SelectedStyle="\APASixthEditionOfficeOnline.xsl" StyleName="APA" Version="6"/>
+</file>
+
+<file path=customXml/item4.xml><?xml version="1.0" encoding="utf-8"?>
 <ct:contentTypeSchema xmlns:ct="http://schemas.microsoft.com/office/2006/metadata/contentType" xmlns:ma="http://schemas.microsoft.com/office/2006/metadata/properties/metaAttributes" ct:_="" ma:_="" ma:contentTypeName="Documento" ma:contentTypeID="0x0101004CC2DCC47B4B214E86D7513F7B0182E6" ma:contentTypeVersion="16" ma:contentTypeDescription="Creare un nuovo documento." ma:contentTypeScope="" ma:versionID="5b6d07289ab3581d43e368c04bff084e">
   <xsd:schema xmlns:xsd="http://www.w3.org/2001/XMLSchema" xmlns:xs="http://www.w3.org/2001/XMLSchema" xmlns:p="http://schemas.microsoft.com/office/2006/metadata/properties" xmlns:ns2="1026da15-ac39-45c4-8eee-3e3e9b63bf0b" xmlns:ns3="d44c9bf0-6c0b-41c8-a6f1-545f131b69ca" xmlns:ns4="348b340d-faab-450b-a764-69ffda645f75" xmlns:ns5="4ffb5a5e-aa30-43d6-8cf3-de1ea4d952b7" targetNamespace="http://schemas.microsoft.com/office/2006/metadata/properties" ma:root="true" ma:fieldsID="e79f958c8f94bf63d5acc7ae00fc9c13" ns2:_="" ns3:_="" ns4:_="" ns5:_="">
     <xsd:import namespace="1026da15-ac39-45c4-8eee-3e3e9b63bf0b"/>
@@ -15966,28 +17268,33 @@
 </ct:contentTypeSchema>
 </file>
 
-<file path=customXml/item2.xml><?xml version="1.0" encoding="utf-8"?>
-<p:properties xmlns:p="http://schemas.microsoft.com/office/2006/metadata/properties" xmlns:xsi="http://www.w3.org/2001/XMLSchema-instance" xmlns:pc="http://schemas.microsoft.com/office/infopath/2007/PartnerControls">
-  <documentManagement>
-    <Label xmlns="1026da15-ac39-45c4-8eee-3e3e9b63bf0b">. . .</Label>
-  </documentManagement>
-</p:properties>
+<file path=customXml/itemProps1.xml><?xml version="1.0" encoding="utf-8"?>
+<ds:datastoreItem xmlns:ds="http://schemas.openxmlformats.org/officeDocument/2006/customXml" ds:itemID="{01FAEEED-E521-4C16-96CD-5FB428BEE4C2}">
+  <ds:schemaRefs>
+    <ds:schemaRef ds:uri="http://schemas.microsoft.com/sharepoint/v3/contenttype/forms"/>
+  </ds:schemaRefs>
+</ds:datastoreItem>
 </file>
 
-<file path=customXml/item3.xml><?xml version="1.0" encoding="utf-8"?>
-<?mso-contentType ?>
-<FormTemplates xmlns="http://schemas.microsoft.com/sharepoint/v3/contenttype/forms">
-  <Display>DocumentLibraryForm</Display>
-  <Edit>DocumentLibraryForm</Edit>
-  <New>DocumentLibraryForm</New>
-</FormTemplates>
+<file path=customXml/itemProps2.xml><?xml version="1.0" encoding="utf-8"?>
+<ds:datastoreItem xmlns:ds="http://schemas.openxmlformats.org/officeDocument/2006/customXml" ds:itemID="{22FACDDF-F7D6-44E7-91D4-744EAC18D392}">
+  <ds:schemaRefs>
+    <ds:schemaRef ds:uri="http://schemas.microsoft.com/office/2006/metadata/properties"/>
+    <ds:schemaRef ds:uri="http://schemas.microsoft.com/office/infopath/2007/PartnerControls"/>
+    <ds:schemaRef ds:uri="1026da15-ac39-45c4-8eee-3e3e9b63bf0b"/>
+  </ds:schemaRefs>
+</ds:datastoreItem>
 </file>
 
-<file path=customXml/item4.xml><?xml version="1.0" encoding="utf-8"?>
-<b:Sources xmlns:b="http://schemas.openxmlformats.org/officeDocument/2006/bibliography" xmlns="http://schemas.openxmlformats.org/officeDocument/2006/bibliography" SelectedStyle="\APASixthEditionOfficeOnline.xsl" StyleName="APA" Version="6"/>
+<file path=customXml/itemProps3.xml><?xml version="1.0" encoding="utf-8"?>
+<ds:datastoreItem xmlns:ds="http://schemas.openxmlformats.org/officeDocument/2006/customXml" ds:itemID="{3D8E770E-2B4D-437F-8CC7-DFB0A9B39CCF}">
+  <ds:schemaRefs>
+    <ds:schemaRef ds:uri="http://schemas.openxmlformats.org/officeDocument/2006/bibliography"/>
+  </ds:schemaRefs>
+</ds:datastoreItem>
 </file>
 
-<file path=customXml/itemProps1.xml><?xml version="1.0" encoding="utf-8"?>
+<file path=customXml/itemProps4.xml><?xml version="1.0" encoding="utf-8"?>
 <ds:datastoreItem xmlns:ds="http://schemas.openxmlformats.org/officeDocument/2006/customXml" ds:itemID="{7B235FF3-ED5B-4770-98D0-C292898B5DE1}">
   <ds:schemaRefs>
     <ds:schemaRef ds:uri="http://schemas.microsoft.com/office/2006/metadata/contentType"/>
@@ -16006,30 +17313,4 @@
     <ds:schemaRef ds:uri="http://schemas.microsoft.com/internal/obd"/>
   </ds:schemaRefs>
 </ds:datastoreItem>
-</file>
-
-<file path=customXml/itemProps2.xml><?xml version="1.0" encoding="utf-8"?>
-<ds:datastoreItem xmlns:ds="http://schemas.openxmlformats.org/officeDocument/2006/customXml" ds:itemID="{22FACDDF-F7D6-44E7-91D4-744EAC18D392}">
-  <ds:schemaRefs>
-    <ds:schemaRef ds:uri="http://schemas.microsoft.com/office/2006/metadata/properties"/>
-    <ds:schemaRef ds:uri="http://schemas.microsoft.com/office/infopath/2007/PartnerControls"/>
-    <ds:schemaRef ds:uri="1026da15-ac39-45c4-8eee-3e3e9b63bf0b"/>
-  </ds:schemaRefs>
-</ds:datastoreItem>
-</file>
-
-<file path=customXml/itemProps3.xml><?xml version="1.0" encoding="utf-8"?>
-<ds:datastoreItem xmlns:ds="http://schemas.openxmlformats.org/officeDocument/2006/customXml" ds:itemID="{01FAEEED-E521-4C16-96CD-5FB428BEE4C2}">
-  <ds:schemaRefs>
-    <ds:schemaRef ds:uri="http://schemas.microsoft.com/sharepoint/v3/contenttype/forms"/>
-  </ds:schemaRefs>
-</ds:datastoreItem>
-</file>
-
-<file path=customXml/itemProps4.xml><?xml version="1.0" encoding="utf-8"?>
-<ds:datastoreItem xmlns:ds="http://schemas.openxmlformats.org/officeDocument/2006/customXml" ds:itemID="{2F90B184-F8C9-4CD1-B1EA-E5962A0BACC8}">
-  <ds:schemaRefs>
-    <ds:schemaRef ds:uri="http://schemas.openxmlformats.org/officeDocument/2006/bibliography"/>
-  </ds:schemaRefs>
-</ds:datastoreItem>
 </file>